--- a/软件工程课程设计报告.docx
+++ b/软件工程课程设计报告.docx
@@ -1904,6 +1904,13 @@
       </w:pPr>
       <w:bookmarkStart w:id="0" w:name="_Toc26990"/>
       <w:r>
+        <w:rPr>
+          <w:rFonts w:hint="eastAsia"/>
+          <w:lang w:val="en-US" w:eastAsia="zh-CN"/>
+        </w:rPr>
+        <w:t xml:space="preserve"> </w:t>
+      </w:r>
+      <w:r>
         <w:t>问题的提出（绪论）</w:t>
       </w:r>
       <w:bookmarkEnd w:id="0"/>
@@ -1977,6 +1984,13 @@
       <w:bookmarkStart w:id="1" w:name="_Toc7986"/>
       <w:r>
         <w:rPr>
+          <w:rFonts w:hint="eastAsia"/>
+          <w:lang w:val="en-US" w:eastAsia="zh-CN"/>
+        </w:rPr>
+        <w:t xml:space="preserve"> </w:t>
+      </w:r>
+      <w:r>
+        <w:rPr>
           <w:lang w:eastAsia="zh-CN"/>
         </w:rPr>
         <w:t>课题设计的目的和意义</w:t>
@@ -2033,6 +2047,13 @@
         </w:rPr>
       </w:pPr>
       <w:bookmarkStart w:id="2" w:name="_Toc26584"/>
+      <w:r>
+        <w:rPr>
+          <w:rFonts w:hint="eastAsia"/>
+          <w:lang w:val="en-US" w:eastAsia="zh-CN"/>
+        </w:rPr>
+        <w:t xml:space="preserve"> </w:t>
+      </w:r>
       <w:r>
         <w:t>国内外研究现状</w:t>
       </w:r>
@@ -2253,6 +2274,13 @@
           <w:lang w:eastAsia="zh-CN"/>
         </w:rPr>
       </w:pPr>
+      <w:r>
+        <w:rPr>
+          <w:rFonts w:hint="eastAsia"/>
+          <w:lang w:val="en-US" w:eastAsia="zh-CN"/>
+        </w:rPr>
+        <w:t xml:space="preserve"> </w:t>
+      </w:r>
       <w:r>
         <w:t>课题设计的主要内容</w:t>
       </w:r>
@@ -2405,6 +2433,13 @@
       </w:pPr>
       <w:bookmarkStart w:id="4" w:name="_Toc23398"/>
       <w:r>
+        <w:rPr>
+          <w:rFonts w:hint="eastAsia"/>
+          <w:lang w:val="en-US" w:eastAsia="zh-CN"/>
+        </w:rPr>
+        <w:t xml:space="preserve"> </w:t>
+      </w:r>
+      <w:r>
         <w:t>需求分析</w:t>
       </w:r>
       <w:bookmarkEnd w:id="4"/>
@@ -2432,6 +2467,13 @@
       </w:pPr>
       <w:bookmarkStart w:id="5" w:name="_Toc5508"/>
       <w:r>
+        <w:rPr>
+          <w:rFonts w:hint="eastAsia"/>
+          <w:lang w:val="en-US" w:eastAsia="zh-CN"/>
+        </w:rPr>
+        <w:t xml:space="preserve"> </w:t>
+      </w:r>
+      <w:r>
         <w:t>任务概述</w:t>
       </w:r>
       <w:bookmarkEnd w:id="5"/>
@@ -2458,6 +2500,13 @@
           <w:rFonts w:hint="eastAsia"/>
         </w:rPr>
       </w:pPr>
+      <w:r>
+        <w:rPr>
+          <w:rFonts w:hint="eastAsia"/>
+          <w:lang w:val="en-US" w:eastAsia="zh-CN"/>
+        </w:rPr>
+        <w:t xml:space="preserve"> </w:t>
+      </w:r>
       <w:r>
         <w:t>目标</w:t>
       </w:r>
@@ -2655,6 +2704,13 @@
         </w:rPr>
       </w:pPr>
       <w:r>
+        <w:rPr>
+          <w:rFonts w:hint="eastAsia"/>
+          <w:lang w:val="en-US" w:eastAsia="zh-CN"/>
+        </w:rPr>
+        <w:t xml:space="preserve"> </w:t>
+      </w:r>
+      <w:r>
         <w:t>运行环境</w:t>
       </w:r>
     </w:p>
@@ -2744,6 +2800,13 @@
         </w:rPr>
       </w:pPr>
       <w:r>
+        <w:rPr>
+          <w:rFonts w:hint="eastAsia"/>
+          <w:lang w:val="en-US" w:eastAsia="zh-CN"/>
+        </w:rPr>
+        <w:t xml:space="preserve"> </w:t>
+      </w:r>
+      <w:r>
         <w:t>假定和约束</w:t>
       </w:r>
     </w:p>
@@ -2813,6 +2876,13 @@
       </w:pPr>
       <w:bookmarkStart w:id="6" w:name="_Toc6776"/>
       <w:r>
+        <w:rPr>
+          <w:rFonts w:hint="eastAsia"/>
+          <w:lang w:val="en-US" w:eastAsia="zh-CN"/>
+        </w:rPr>
+        <w:t xml:space="preserve"> </w:t>
+      </w:r>
+      <w:r>
         <w:t>需求规定</w:t>
       </w:r>
       <w:bookmarkEnd w:id="6"/>
@@ -2840,6 +2910,13 @@
         </w:rPr>
       </w:pPr>
       <w:r>
+        <w:rPr>
+          <w:rFonts w:hint="eastAsia"/>
+          <w:lang w:val="en-US" w:eastAsia="zh-CN"/>
+        </w:rPr>
+        <w:t xml:space="preserve"> </w:t>
+      </w:r>
+      <w:r>
         <w:t>对功能的规定</w:t>
       </w:r>
     </w:p>
@@ -2966,6 +3043,8 @@
         <w:pStyle w:val="6"/>
         <w:bidi w:val="0"/>
         <w:rPr>
+          <w:b/>
+          <w:bCs/>
           <w:i w:val="0"/>
           <w:iCs w:val="0"/>
         </w:rPr>
@@ -2973,6 +3052,8 @@
       <w:r>
         <w:rPr>
           <w:rFonts w:hint="eastAsia" w:eastAsia="宋体"/>
+          <w:b/>
+          <w:bCs/>
           <w:i w:val="0"/>
           <w:iCs w:val="0"/>
           <w:lang w:val="en-US" w:eastAsia="zh-CN"/>
@@ -2982,20 +3063,93 @@
       <w:r>
         <w:rPr>
           <w:rFonts w:hint="default"/>
+          <w:b/>
+          <w:bCs/>
           <w:i w:val="0"/>
           <w:iCs w:val="0"/>
         </w:rPr>
-        <w:t>功能模型：数据流图（DFD）</w:t>
+        <w:t>功能模型</w:t>
+      </w:r>
+      <w:r>
+        <w:rPr>
+          <w:rFonts w:hint="eastAsia" w:eastAsia="宋体"/>
+          <w:b/>
+          <w:bCs/>
+          <w:i w:val="0"/>
+          <w:iCs w:val="0"/>
+          <w:lang w:eastAsia="zh-CN"/>
+        </w:rPr>
+        <w:t>：</w:t>
+      </w:r>
+      <w:r>
+        <w:rPr>
+          <w:rFonts w:hint="default"/>
+          <w:b/>
+          <w:bCs/>
+          <w:i w:val="0"/>
+          <w:iCs w:val="0"/>
+        </w:rPr>
+        <w:t>数据流图</w:t>
+      </w:r>
+      <w:r>
+        <w:rPr>
+          <w:rFonts w:hint="eastAsia" w:eastAsia="宋体"/>
+          <w:b/>
+          <w:bCs/>
+          <w:i w:val="0"/>
+          <w:iCs w:val="0"/>
+          <w:lang w:eastAsia="zh-CN"/>
+        </w:rPr>
+        <w:t>（</w:t>
+      </w:r>
+      <w:r>
+        <w:rPr>
+          <w:rFonts w:hint="eastAsia" w:eastAsia="宋体"/>
+          <w:b/>
+          <w:bCs/>
+          <w:i w:val="0"/>
+          <w:iCs w:val="0"/>
+          <w:lang w:val="en-US" w:eastAsia="zh-CN"/>
+        </w:rPr>
+        <w:t>DFD</w:t>
+      </w:r>
+      <w:r>
+        <w:rPr>
+          <w:rFonts w:hint="eastAsia" w:eastAsia="宋体"/>
+          <w:b/>
+          <w:bCs/>
+          <w:i w:val="0"/>
+          <w:iCs w:val="0"/>
+          <w:lang w:eastAsia="zh-CN"/>
+        </w:rPr>
+        <w:t>）</w:t>
       </w:r>
     </w:p>
     <w:p>
       <w:pPr>
         <w:pStyle w:val="171"/>
         <w:bidi w:val="0"/>
+        <w:rPr>
+          <w:rFonts w:hint="default" w:eastAsia="宋体"/>
+          <w:lang w:val="en-US" w:eastAsia="zh-CN"/>
+        </w:rPr>
       </w:pPr>
       <w:r>
         <w:t>本系统的数据流图分为</w:t>
       </w:r>
+      <w:r>
+        <w:rPr>
+          <w:rFonts w:hint="eastAsia"/>
+          <w:lang w:val="en-US" w:eastAsia="zh-CN"/>
+        </w:rPr>
+        <w:t>顶层，一层和二层数据流图</w:t>
+      </w:r>
+    </w:p>
+    <w:p>
+      <w:pPr>
+        <w:pStyle w:val="171"/>
+        <w:bidi w:val="0"/>
+      </w:pPr>
     </w:p>
     <w:p>
       <w:pPr>
@@ -3030,11 +3184,56 @@
       <w:pPr>
         <w:pStyle w:val="171"/>
         <w:bidi w:val="0"/>
+        <w:ind w:left="0" w:leftChars="0" w:firstLine="0" w:firstLineChars="0"/>
+        <w:jc w:val="center"/>
         <w:rPr>
           <w:rFonts w:hint="eastAsia"/>
           <w:lang w:val="en-US" w:eastAsia="zh-CN"/>
         </w:rPr>
       </w:pPr>
+      <w:r>
+        <w:drawing>
+          <wp:inline distT="0" distB="0" distL="114300" distR="114300">
+            <wp:extent cx="5580380" cy="4114800"/>
+            <wp:effectExtent l="0" t="0" r="7620" b="0"/>
+            <wp:docPr id="10" name="图片 1"/>
+            <wp:cNvGraphicFramePr>
+              <a:graphicFrameLocks xmlns:a="http://schemas.openxmlformats.org/drawingml/2006/main" noChangeAspect="1"/>
+            </wp:cNvGraphicFramePr>
+            <a:graphic xmlns:a="http://schemas.openxmlformats.org/drawingml/2006/main">
+              <a:graphicData uri="http://schemas.openxmlformats.org/drawingml/2006/picture">
+                <pic:pic xmlns:pic="http://schemas.openxmlformats.org/drawingml/2006/picture">
+                  <pic:nvPicPr>
+                    <pic:cNvPr id="10" name="图片 1"/>
+                    <pic:cNvPicPr>
+                      <a:picLocks noChangeAspect="1"/>
+                    </pic:cNvPicPr>
+                  </pic:nvPicPr>
+                  <pic:blipFill>
+                    <a:blip r:embed="rId7"/>
+                    <a:stretch>
+                      <a:fillRect/>
+                    </a:stretch>
+                  </pic:blipFill>
+                  <pic:spPr>
+                    <a:xfrm>
+                      <a:off x="0" y="0"/>
+                      <a:ext cx="5580380" cy="4114800"/>
+                    </a:xfrm>
+                    <a:prstGeom prst="rect">
+                      <a:avLst/>
+                    </a:prstGeom>
+                    <a:noFill/>
+                    <a:ln>
+                      <a:noFill/>
+                    </a:ln>
+                  </pic:spPr>
+                </pic:pic>
+              </a:graphicData>
+            </a:graphic>
+          </wp:inline>
+        </w:drawing>
+      </w:r>
     </w:p>
     <w:p>
       <w:pPr>
@@ -3063,11 +3262,68 @@
       <w:pPr>
         <w:pStyle w:val="171"/>
         <w:bidi w:val="0"/>
+        <w:ind w:left="0" w:leftChars="0" w:firstLine="0" w:firstLineChars="0"/>
+        <w:jc w:val="center"/>
         <w:rPr>
           <w:rFonts w:hint="eastAsia"/>
           <w:lang w:val="en-US" w:eastAsia="zh-CN"/>
         </w:rPr>
       </w:pPr>
+    </w:p>
+    <w:p>
+      <w:pPr>
+        <w:pStyle w:val="171"/>
+        <w:bidi w:val="0"/>
+        <w:ind w:left="0" w:leftChars="0" w:firstLine="0" w:firstLineChars="0"/>
+        <w:jc w:val="center"/>
+        <w:rPr>
+          <w:rFonts w:hint="eastAsia"/>
+          <w:lang w:val="en-US" w:eastAsia="zh-CN"/>
+        </w:rPr>
+      </w:pPr>
+      <w:r>
+        <w:drawing>
+          <wp:inline distT="0" distB="0" distL="114300" distR="114300">
+            <wp:extent cx="5403850" cy="2292350"/>
+            <wp:effectExtent l="0" t="0" r="6350" b="6350"/>
+            <wp:docPr id="11" name="图片 2"/>
+            <wp:cNvGraphicFramePr>
+              <a:graphicFrameLocks xmlns:a="http://schemas.openxmlformats.org/drawingml/2006/main" noChangeAspect="1"/>
+            </wp:cNvGraphicFramePr>
+            <a:graphic xmlns:a="http://schemas.openxmlformats.org/drawingml/2006/main">
+              <a:graphicData uri="http://schemas.openxmlformats.org/drawingml/2006/picture">
+                <pic:pic xmlns:pic="http://schemas.openxmlformats.org/drawingml/2006/picture">
+                  <pic:nvPicPr>
+                    <pic:cNvPr id="11" name="图片 2"/>
+                    <pic:cNvPicPr>
+                      <a:picLocks noChangeAspect="1"/>
+                    </pic:cNvPicPr>
+                  </pic:nvPicPr>
+                  <pic:blipFill>
+                    <a:blip r:embed="rId8"/>
+                    <a:stretch>
+                      <a:fillRect/>
+                    </a:stretch>
+                  </pic:blipFill>
+                  <pic:spPr>
+                    <a:xfrm>
+                      <a:off x="0" y="0"/>
+                      <a:ext cx="5403850" cy="2292350"/>
+                    </a:xfrm>
+                    <a:prstGeom prst="rect">
+                      <a:avLst/>
+                    </a:prstGeom>
+                    <a:noFill/>
+                    <a:ln>
+                      <a:noFill/>
+                    </a:ln>
+                  </pic:spPr>
+                </pic:pic>
+              </a:graphicData>
+            </a:graphic>
+          </wp:inline>
+        </w:drawing>
+      </w:r>
     </w:p>
     <w:p>
       <w:pPr>
@@ -3089,25 +3345,427 @@
           <w:szCs w:val="21"/>
           <w:lang w:val="en-US" w:eastAsia="zh-CN"/>
         </w:rPr>
-        <w:t>二层数据流图</w:t>
+        <w:t>二层数据流图（用户管理）</w:t>
       </w:r>
     </w:p>
     <w:p>
       <w:pPr>
         <w:pStyle w:val="171"/>
         <w:bidi w:val="0"/>
-        <w:rPr>
-          <w:rFonts w:hint="eastAsia"/>
+        <w:ind w:left="0" w:leftChars="0" w:firstLine="0" w:firstLineChars="0"/>
+        <w:jc w:val="center"/>
+        <w:rPr>
+          <w:rFonts w:hint="eastAsia"/>
+          <w:sz w:val="21"/>
+          <w:szCs w:val="21"/>
           <w:lang w:val="en-US" w:eastAsia="zh-CN"/>
         </w:rPr>
       </w:pPr>
     </w:p>
     <w:p>
       <w:pPr>
+        <w:pStyle w:val="171"/>
+        <w:bidi w:val="0"/>
+        <w:ind w:left="0" w:leftChars="0" w:firstLine="0" w:firstLineChars="0"/>
+        <w:jc w:val="center"/>
+        <w:rPr>
+          <w:rFonts w:hint="eastAsia"/>
+          <w:sz w:val="21"/>
+          <w:szCs w:val="21"/>
+          <w:lang w:val="en-US" w:eastAsia="zh-CN"/>
+        </w:rPr>
+      </w:pPr>
+      <w:r>
+        <w:drawing>
+          <wp:inline distT="0" distB="0" distL="114300" distR="114300">
+            <wp:extent cx="4038600" cy="2825750"/>
+            <wp:effectExtent l="0" t="0" r="0" b="6350"/>
+            <wp:docPr id="12" name="图片 3"/>
+            <wp:cNvGraphicFramePr>
+              <a:graphicFrameLocks xmlns:a="http://schemas.openxmlformats.org/drawingml/2006/main" noChangeAspect="1"/>
+            </wp:cNvGraphicFramePr>
+            <a:graphic xmlns:a="http://schemas.openxmlformats.org/drawingml/2006/main">
+              <a:graphicData uri="http://schemas.openxmlformats.org/drawingml/2006/picture">
+                <pic:pic xmlns:pic="http://schemas.openxmlformats.org/drawingml/2006/picture">
+                  <pic:nvPicPr>
+                    <pic:cNvPr id="12" name="图片 3"/>
+                    <pic:cNvPicPr>
+                      <a:picLocks noChangeAspect="1"/>
+                    </pic:cNvPicPr>
+                  </pic:nvPicPr>
+                  <pic:blipFill>
+                    <a:blip r:embed="rId9"/>
+                    <a:stretch>
+                      <a:fillRect/>
+                    </a:stretch>
+                  </pic:blipFill>
+                  <pic:spPr>
+                    <a:xfrm>
+                      <a:off x="0" y="0"/>
+                      <a:ext cx="4038600" cy="2825750"/>
+                    </a:xfrm>
+                    <a:prstGeom prst="rect">
+                      <a:avLst/>
+                    </a:prstGeom>
+                    <a:noFill/>
+                    <a:ln>
+                      <a:noFill/>
+                    </a:ln>
+                  </pic:spPr>
+                </pic:pic>
+              </a:graphicData>
+            </a:graphic>
+          </wp:inline>
+        </w:drawing>
+      </w:r>
+    </w:p>
+    <w:p>
+      <w:pPr>
+        <w:pStyle w:val="171"/>
+        <w:bidi w:val="0"/>
+        <w:ind w:left="0" w:leftChars="0" w:firstLine="0" w:firstLineChars="0"/>
+        <w:jc w:val="center"/>
+        <w:rPr>
+          <w:rFonts w:hint="eastAsia"/>
+          <w:sz w:val="21"/>
+          <w:szCs w:val="21"/>
+          <w:lang w:val="en-US" w:eastAsia="zh-CN"/>
+        </w:rPr>
+      </w:pPr>
+      <w:r>
+        <w:rPr>
+          <w:rFonts w:hint="eastAsia"/>
+          <w:sz w:val="21"/>
+          <w:szCs w:val="21"/>
+          <w:lang w:val="en-US" w:eastAsia="zh-CN"/>
+        </w:rPr>
+        <w:t>二层数据流图（题库与测试数据管理）</w:t>
+      </w:r>
+    </w:p>
+    <w:p>
+      <w:pPr>
+        <w:pStyle w:val="171"/>
+        <w:bidi w:val="0"/>
+        <w:ind w:left="0" w:leftChars="0" w:firstLine="0" w:firstLineChars="0"/>
+        <w:jc w:val="center"/>
+        <w:rPr>
+          <w:rFonts w:hint="eastAsia"/>
+          <w:sz w:val="21"/>
+          <w:szCs w:val="21"/>
+          <w:lang w:val="en-US" w:eastAsia="zh-CN"/>
+        </w:rPr>
+      </w:pPr>
+      <w:r>
+        <w:drawing>
+          <wp:inline distT="0" distB="0" distL="114300" distR="114300">
+            <wp:extent cx="4781550" cy="4018915"/>
+            <wp:effectExtent l="0" t="0" r="6350" b="6985"/>
+            <wp:docPr id="13" name="图片 4"/>
+            <wp:cNvGraphicFramePr>
+              <a:graphicFrameLocks xmlns:a="http://schemas.openxmlformats.org/drawingml/2006/main" noChangeAspect="1"/>
+            </wp:cNvGraphicFramePr>
+            <a:graphic xmlns:a="http://schemas.openxmlformats.org/drawingml/2006/main">
+              <a:graphicData uri="http://schemas.openxmlformats.org/drawingml/2006/picture">
+                <pic:pic xmlns:pic="http://schemas.openxmlformats.org/drawingml/2006/picture">
+                  <pic:nvPicPr>
+                    <pic:cNvPr id="13" name="图片 4"/>
+                    <pic:cNvPicPr>
+                      <a:picLocks noChangeAspect="1"/>
+                    </pic:cNvPicPr>
+                  </pic:nvPicPr>
+                  <pic:blipFill>
+                    <a:blip r:embed="rId10"/>
+                    <a:stretch>
+                      <a:fillRect/>
+                    </a:stretch>
+                  </pic:blipFill>
+                  <pic:spPr>
+                    <a:xfrm>
+                      <a:off x="0" y="0"/>
+                      <a:ext cx="4781550" cy="4018915"/>
+                    </a:xfrm>
+                    <a:prstGeom prst="rect">
+                      <a:avLst/>
+                    </a:prstGeom>
+                    <a:noFill/>
+                    <a:ln>
+                      <a:noFill/>
+                    </a:ln>
+                  </pic:spPr>
+                </pic:pic>
+              </a:graphicData>
+            </a:graphic>
+          </wp:inline>
+        </w:drawing>
+      </w:r>
+    </w:p>
+    <w:p>
+      <w:pPr>
+        <w:pStyle w:val="171"/>
+        <w:bidi w:val="0"/>
+        <w:ind w:left="0" w:leftChars="0" w:firstLine="0" w:firstLineChars="0"/>
+        <w:jc w:val="center"/>
+        <w:rPr>
+          <w:rFonts w:hint="eastAsia"/>
+          <w:sz w:val="21"/>
+          <w:szCs w:val="21"/>
+          <w:lang w:val="en-US" w:eastAsia="zh-CN"/>
+        </w:rPr>
+      </w:pPr>
+      <w:r>
+        <w:rPr>
+          <w:rFonts w:hint="eastAsia"/>
+          <w:sz w:val="21"/>
+          <w:szCs w:val="21"/>
+          <w:lang w:val="en-US" w:eastAsia="zh-CN"/>
+        </w:rPr>
+        <w:t>二层数据流图（代码提交与成绩排行）</w:t>
+      </w:r>
+    </w:p>
+    <w:p>
+      <w:pPr>
+        <w:pStyle w:val="171"/>
+        <w:bidi w:val="0"/>
+        <w:ind w:left="0" w:leftChars="0" w:firstLine="0" w:firstLineChars="0"/>
+        <w:jc w:val="center"/>
+        <w:rPr>
+          <w:rFonts w:hint="eastAsia"/>
+          <w:sz w:val="21"/>
+          <w:szCs w:val="21"/>
+          <w:lang w:val="en-US" w:eastAsia="zh-CN"/>
+        </w:rPr>
+      </w:pPr>
+      <w:r>
+        <w:drawing>
+          <wp:inline distT="0" distB="0" distL="114300" distR="114300">
+            <wp:extent cx="5308600" cy="3931285"/>
+            <wp:effectExtent l="0" t="0" r="0" b="5715"/>
+            <wp:docPr id="14" name="图片 5"/>
+            <wp:cNvGraphicFramePr>
+              <a:graphicFrameLocks xmlns:a="http://schemas.openxmlformats.org/drawingml/2006/main" noChangeAspect="1"/>
+            </wp:cNvGraphicFramePr>
+            <a:graphic xmlns:a="http://schemas.openxmlformats.org/drawingml/2006/main">
+              <a:graphicData uri="http://schemas.openxmlformats.org/drawingml/2006/picture">
+                <pic:pic xmlns:pic="http://schemas.openxmlformats.org/drawingml/2006/picture">
+                  <pic:nvPicPr>
+                    <pic:cNvPr id="14" name="图片 5"/>
+                    <pic:cNvPicPr>
+                      <a:picLocks noChangeAspect="1"/>
+                    </pic:cNvPicPr>
+                  </pic:nvPicPr>
+                  <pic:blipFill>
+                    <a:blip r:embed="rId11"/>
+                    <a:stretch>
+                      <a:fillRect/>
+                    </a:stretch>
+                  </pic:blipFill>
+                  <pic:spPr>
+                    <a:xfrm>
+                      <a:off x="0" y="0"/>
+                      <a:ext cx="5308600" cy="3931285"/>
+                    </a:xfrm>
+                    <a:prstGeom prst="rect">
+                      <a:avLst/>
+                    </a:prstGeom>
+                    <a:noFill/>
+                    <a:ln>
+                      <a:noFill/>
+                    </a:ln>
+                  </pic:spPr>
+                </pic:pic>
+              </a:graphicData>
+            </a:graphic>
+          </wp:inline>
+        </w:drawing>
+      </w:r>
+    </w:p>
+    <w:p>
+      <w:pPr>
+        <w:pStyle w:val="171"/>
+        <w:bidi w:val="0"/>
+        <w:ind w:left="0" w:leftChars="0" w:firstLine="0" w:firstLineChars="0"/>
+        <w:jc w:val="center"/>
+        <w:rPr>
+          <w:rFonts w:hint="eastAsia"/>
+          <w:lang w:val="en-US" w:eastAsia="zh-CN"/>
+        </w:rPr>
+      </w:pPr>
+      <w:r>
+        <w:rPr>
+          <w:rFonts w:hint="eastAsia"/>
+          <w:sz w:val="21"/>
+          <w:szCs w:val="21"/>
+          <w:lang w:val="en-US" w:eastAsia="zh-CN"/>
+        </w:rPr>
+        <w:t>二层数据流图（比赛与公告管理）</w:t>
+      </w:r>
+    </w:p>
+    <w:p>
+      <w:pPr>
+        <w:pStyle w:val="171"/>
+        <w:bidi w:val="0"/>
+        <w:ind w:left="0" w:leftChars="0" w:firstLine="0" w:firstLineChars="0"/>
+        <w:jc w:val="center"/>
+        <w:rPr>
+          <w:rFonts w:hint="eastAsia"/>
+          <w:sz w:val="21"/>
+          <w:szCs w:val="21"/>
+          <w:lang w:val="en-US" w:eastAsia="zh-CN"/>
+        </w:rPr>
+      </w:pPr>
+      <w:r>
+        <w:drawing>
+          <wp:inline distT="0" distB="0" distL="114300" distR="114300">
+            <wp:extent cx="5308600" cy="4083050"/>
+            <wp:effectExtent l="0" t="0" r="0" b="6350"/>
+            <wp:docPr id="19" name="图片 10"/>
+            <wp:cNvGraphicFramePr>
+              <a:graphicFrameLocks xmlns:a="http://schemas.openxmlformats.org/drawingml/2006/main" noChangeAspect="1"/>
+            </wp:cNvGraphicFramePr>
+            <a:graphic xmlns:a="http://schemas.openxmlformats.org/drawingml/2006/main">
+              <a:graphicData uri="http://schemas.openxmlformats.org/drawingml/2006/picture">
+                <pic:pic xmlns:pic="http://schemas.openxmlformats.org/drawingml/2006/picture">
+                  <pic:nvPicPr>
+                    <pic:cNvPr id="19" name="图片 10"/>
+                    <pic:cNvPicPr>
+                      <a:picLocks noChangeAspect="1"/>
+                    </pic:cNvPicPr>
+                  </pic:nvPicPr>
+                  <pic:blipFill>
+                    <a:blip r:embed="rId12"/>
+                    <a:stretch>
+                      <a:fillRect/>
+                    </a:stretch>
+                  </pic:blipFill>
+                  <pic:spPr>
+                    <a:xfrm>
+                      <a:off x="0" y="0"/>
+                      <a:ext cx="5308600" cy="4083050"/>
+                    </a:xfrm>
+                    <a:prstGeom prst="rect">
+                      <a:avLst/>
+                    </a:prstGeom>
+                    <a:noFill/>
+                    <a:ln>
+                      <a:noFill/>
+                    </a:ln>
+                  </pic:spPr>
+                </pic:pic>
+              </a:graphicData>
+            </a:graphic>
+          </wp:inline>
+        </w:drawing>
+      </w:r>
+    </w:p>
+    <w:p>
+      <w:pPr>
+        <w:pStyle w:val="171"/>
+        <w:bidi w:val="0"/>
+        <w:ind w:left="0" w:leftChars="0" w:firstLine="0" w:firstLineChars="0"/>
+        <w:jc w:val="center"/>
+        <w:rPr>
+          <w:rFonts w:hint="eastAsia"/>
+          <w:sz w:val="21"/>
+          <w:szCs w:val="21"/>
+          <w:lang w:val="en-US" w:eastAsia="zh-CN"/>
+        </w:rPr>
+      </w:pPr>
+      <w:r>
+        <w:rPr>
+          <w:rFonts w:hint="eastAsia"/>
+          <w:sz w:val="21"/>
+          <w:szCs w:val="21"/>
+          <w:lang w:val="en-US" w:eastAsia="zh-CN"/>
+        </w:rPr>
+        <w:t>二层数据流图（异步代码测评模块）</w:t>
+      </w:r>
+    </w:p>
+    <w:p>
+      <w:pPr>
+        <w:pStyle w:val="171"/>
+        <w:bidi w:val="0"/>
+        <w:ind w:left="0" w:leftChars="0" w:firstLine="0" w:firstLineChars="0"/>
+        <w:jc w:val="center"/>
+        <w:rPr>
+          <w:rFonts w:hint="eastAsia"/>
+          <w:sz w:val="21"/>
+          <w:szCs w:val="21"/>
+          <w:lang w:val="en-US" w:eastAsia="zh-CN"/>
+        </w:rPr>
+      </w:pPr>
+      <w:r>
+        <w:drawing>
+          <wp:inline distT="0" distB="0" distL="114300" distR="114300">
+            <wp:extent cx="4084320" cy="3708400"/>
+            <wp:effectExtent l="0" t="0" r="5080" b="0"/>
+            <wp:docPr id="20" name="图片 11"/>
+            <wp:cNvGraphicFramePr>
+              <a:graphicFrameLocks xmlns:a="http://schemas.openxmlformats.org/drawingml/2006/main" noChangeAspect="1"/>
+            </wp:cNvGraphicFramePr>
+            <a:graphic xmlns:a="http://schemas.openxmlformats.org/drawingml/2006/main">
+              <a:graphicData uri="http://schemas.openxmlformats.org/drawingml/2006/picture">
+                <pic:pic xmlns:pic="http://schemas.openxmlformats.org/drawingml/2006/picture">
+                  <pic:nvPicPr>
+                    <pic:cNvPr id="20" name="图片 11"/>
+                    <pic:cNvPicPr>
+                      <a:picLocks noChangeAspect="1"/>
+                    </pic:cNvPicPr>
+                  </pic:nvPicPr>
+                  <pic:blipFill>
+                    <a:blip r:embed="rId13"/>
+                    <a:stretch>
+                      <a:fillRect/>
+                    </a:stretch>
+                  </pic:blipFill>
+                  <pic:spPr>
+                    <a:xfrm>
+                      <a:off x="0" y="0"/>
+                      <a:ext cx="4084320" cy="3708400"/>
+                    </a:xfrm>
+                    <a:prstGeom prst="rect">
+                      <a:avLst/>
+                    </a:prstGeom>
+                    <a:noFill/>
+                    <a:ln>
+                      <a:noFill/>
+                    </a:ln>
+                  </pic:spPr>
+                </pic:pic>
+              </a:graphicData>
+            </a:graphic>
+          </wp:inline>
+        </w:drawing>
+      </w:r>
+    </w:p>
+    <w:p>
+      <w:pPr>
+        <w:pStyle w:val="171"/>
+        <w:bidi w:val="0"/>
+        <w:ind w:left="0" w:leftChars="0" w:firstLine="0" w:firstLineChars="0"/>
+        <w:jc w:val="center"/>
+        <w:rPr>
+          <w:rFonts w:hint="eastAsia"/>
+          <w:sz w:val="21"/>
+          <w:szCs w:val="21"/>
+          <w:lang w:val="en-US" w:eastAsia="zh-CN"/>
+        </w:rPr>
+      </w:pPr>
+      <w:r>
+        <w:rPr>
+          <w:rFonts w:hint="eastAsia"/>
+          <w:sz w:val="21"/>
+          <w:szCs w:val="21"/>
+          <w:lang w:val="en-US" w:eastAsia="zh-CN"/>
+        </w:rPr>
+        <w:t>二层数据流图（系统监控与数据统计）</w:t>
+      </w:r>
+    </w:p>
+    <w:p>
+      <w:pPr>
         <w:pStyle w:val="6"/>
         <w:bidi w:val="0"/>
         <w:rPr>
-          <w:rFonts w:hint="eastAsia"/>
+          <w:rFonts w:hint="default"/>
           <w:i w:val="0"/>
           <w:iCs w:val="0"/>
           <w:lang w:val="en-US" w:eastAsia="zh-CN"/>
@@ -3120,7 +3778,7058 @@
           <w:iCs w:val="0"/>
           <w:lang w:val="en-US" w:eastAsia="zh-CN"/>
         </w:rPr>
-        <w:t xml:space="preserve"> IPO表设计</w:t>
+        <w:t xml:space="preserve"> 数据字典</w:t>
+      </w:r>
+    </w:p>
+    <w:p>
+      <w:pPr>
+        <w:pStyle w:val="169"/>
+        <w:bidi w:val="0"/>
+      </w:pPr>
+      <w:r>
+        <w:rPr>
+          <w:sz w:val="24"/>
+        </w:rPr>
+        <mc:AlternateContent>
+          <mc:Choice Requires="wps">
+            <w:drawing>
+              <wp:anchor distT="0" distB="0" distL="114300" distR="114300" simplePos="0" relativeHeight="251660288" behindDoc="0" locked="0" layoutInCell="1" allowOverlap="1">
+                <wp:simplePos x="0" y="0"/>
+                <wp:positionH relativeFrom="column">
+                  <wp:posOffset>309245</wp:posOffset>
+                </wp:positionH>
+                <wp:positionV relativeFrom="paragraph">
+                  <wp:posOffset>162560</wp:posOffset>
+                </wp:positionV>
+                <wp:extent cx="4862830" cy="5715"/>
+                <wp:effectExtent l="33655" t="26670" r="43815" b="69215"/>
+                <wp:wrapNone/>
+                <wp:docPr id="60" name="直接连接符 60"/>
+                <wp:cNvGraphicFramePr/>
+                <a:graphic xmlns:a="http://schemas.openxmlformats.org/drawingml/2006/main">
+                  <a:graphicData uri="http://schemas.microsoft.com/office/word/2010/wordprocessingShape">
+                    <wps:wsp>
+                      <wps:cNvCnPr/>
+                      <wps:spPr>
+                        <a:xfrm>
+                          <a:off x="0" y="0"/>
+                          <a:ext cx="4862830" cy="5715"/>
+                        </a:xfrm>
+                        <a:prstGeom prst="line">
+                          <a:avLst/>
+                        </a:prstGeom>
+                        <a:ln>
+                          <a:solidFill>
+                            <a:schemeClr val="tx1"/>
+                          </a:solidFill>
+                        </a:ln>
+                      </wps:spPr>
+                      <wps:style>
+                        <a:lnRef idx="2">
+                          <a:schemeClr val="accent1"/>
+                        </a:lnRef>
+                        <a:fillRef idx="0">
+                          <a:schemeClr val="accent1"/>
+                        </a:fillRef>
+                        <a:effectRef idx="1">
+                          <a:schemeClr val="accent1"/>
+                        </a:effectRef>
+                        <a:fontRef idx="minor">
+                          <a:schemeClr val="tx1"/>
+                        </a:fontRef>
+                      </wps:style>
+                      <wps:bodyPr/>
+                    </wps:wsp>
+                  </a:graphicData>
+                </a:graphic>
+              </wp:anchor>
+            </w:drawing>
+          </mc:Choice>
+          <mc:Fallback>
+            <w:pict>
+              <v:line id="_x0000_s1026" o:spid="_x0000_s1026" o:spt="20" style="position:absolute;left:0pt;margin-left:24.35pt;margin-top:12.8pt;height:0.45pt;width:382.9pt;z-index:251660288;mso-width-relative:page;mso-height-relative:page;" filled="f" stroked="t" coordsize="21600,21600" o:gfxdata="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">
+                <v:fill on="f" focussize="0,0"/>
+                <v:stroke weight="2pt" color="#000000 [3213]" joinstyle="round"/>
+                <v:imagedata o:title=""/>
+                <o:lock v:ext="edit" aspectratio="f"/>
+                <v:shadow on="t" color="#000000" opacity="24903f" offset="0pt,1.5748031496063pt" origin="0f,32768f" matrix="65536f,0f,0f,65536f"/>
+              </v:line>
+            </w:pict>
+          </mc:Fallback>
+        </mc:AlternateContent>
+      </w:r>
+    </w:p>
+    <w:p>
+      <w:pPr>
+        <w:pStyle w:val="169"/>
+        <w:bidi w:val="0"/>
+      </w:pPr>
+      <w:r>
+        <w:t xml:space="preserve">数据流字典 </w:t>
+      </w:r>
+    </w:p>
+    <w:p>
+      <w:pPr>
+        <w:pStyle w:val="169"/>
+        <w:bidi w:val="0"/>
+        <w:rPr>
+          <w:rFonts w:hint="default" w:eastAsiaTheme="minorEastAsia"/>
+          <w:lang w:val="en-US" w:eastAsia="zh-CN"/>
+        </w:rPr>
+      </w:pPr>
+      <w:r>
+        <w:t>数据流名称:注册与登录信息</w:t>
+      </w:r>
+      <w:r>
+        <w:rPr>
+          <w:rFonts w:hint="eastAsia"/>
+          <w:lang w:val="en-US" w:eastAsia="zh-CN"/>
+        </w:rPr>
+        <w:t xml:space="preserve">                        标志符：F1</w:t>
+      </w:r>
+    </w:p>
+    <w:p>
+      <w:pPr>
+        <w:pStyle w:val="169"/>
+        <w:bidi w:val="0"/>
+      </w:pPr>
+      <w:r>
+        <w:t>别名:无</w:t>
+      </w:r>
+    </w:p>
+    <w:p>
+      <w:pPr>
+        <w:pStyle w:val="169"/>
+        <w:bidi w:val="0"/>
+      </w:pPr>
+      <w:r>
+        <w:t>来源:外部实体(E1/E2/E3)</w:t>
+      </w:r>
+    </w:p>
+    <w:p>
+      <w:pPr>
+        <w:pStyle w:val="169"/>
+        <w:bidi w:val="0"/>
+      </w:pPr>
+      <w:r>
+        <w:t>去向:用户注册(P1.1)/用户登录(P1.2)</w:t>
+      </w:r>
+    </w:p>
+    <w:p>
+      <w:pPr>
+        <w:pStyle w:val="169"/>
+        <w:bidi w:val="0"/>
+      </w:pPr>
+      <w:r>
+        <w:t>数据组成:username + password + email + student_no</w:t>
+      </w:r>
+    </w:p>
+    <w:p>
+      <w:pPr>
+        <w:pStyle w:val="169"/>
+        <w:bidi w:val="0"/>
+      </w:pPr>
+      <w:r>
+        <w:rPr>
+          <w:sz w:val="24"/>
+        </w:rPr>
+        <mc:AlternateContent>
+          <mc:Choice Requires="wps">
+            <w:drawing>
+              <wp:anchor distT="0" distB="0" distL="114300" distR="114300" simplePos="0" relativeHeight="251660288" behindDoc="0" locked="0" layoutInCell="1" allowOverlap="1">
+                <wp:simplePos x="0" y="0"/>
+                <wp:positionH relativeFrom="column">
+                  <wp:posOffset>309245</wp:posOffset>
+                </wp:positionH>
+                <wp:positionV relativeFrom="paragraph">
+                  <wp:posOffset>116840</wp:posOffset>
+                </wp:positionV>
+                <wp:extent cx="4862830" cy="5715"/>
+                <wp:effectExtent l="33655" t="26670" r="43815" b="69215"/>
+                <wp:wrapNone/>
+                <wp:docPr id="53" name="直接连接符 53"/>
+                <wp:cNvGraphicFramePr/>
+                <a:graphic xmlns:a="http://schemas.openxmlformats.org/drawingml/2006/main">
+                  <a:graphicData uri="http://schemas.microsoft.com/office/word/2010/wordprocessingShape">
+                    <wps:wsp>
+                      <wps:cNvCnPr/>
+                      <wps:spPr>
+                        <a:xfrm>
+                          <a:off x="0" y="0"/>
+                          <a:ext cx="4862830" cy="5715"/>
+                        </a:xfrm>
+                        <a:prstGeom prst="line">
+                          <a:avLst/>
+                        </a:prstGeom>
+                        <a:ln>
+                          <a:solidFill>
+                            <a:schemeClr val="tx1"/>
+                          </a:solidFill>
+                        </a:ln>
+                      </wps:spPr>
+                      <wps:style>
+                        <a:lnRef idx="2">
+                          <a:schemeClr val="accent1"/>
+                        </a:lnRef>
+                        <a:fillRef idx="0">
+                          <a:schemeClr val="accent1"/>
+                        </a:fillRef>
+                        <a:effectRef idx="1">
+                          <a:schemeClr val="accent1"/>
+                        </a:effectRef>
+                        <a:fontRef idx="minor">
+                          <a:schemeClr val="tx1"/>
+                        </a:fontRef>
+                      </wps:style>
+                      <wps:bodyPr/>
+                    </wps:wsp>
+                  </a:graphicData>
+                </a:graphic>
+              </wp:anchor>
+            </w:drawing>
+          </mc:Choice>
+          <mc:Fallback>
+            <w:pict>
+              <v:line id="_x0000_s1026" o:spid="_x0000_s1026" o:spt="20" style="position:absolute;left:0pt;margin-left:24.35pt;margin-top:9.2pt;height:0.45pt;width:382.9pt;z-index:251660288;mso-width-relative:page;mso-height-relative:page;" filled="f" stroked="t" coordsize="21600,21600" o:gfxdata="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">
+                <v:fill on="f" focussize="0,0"/>
+                <v:stroke weight="2pt" color="#000000 [3213]" joinstyle="round"/>
+                <v:imagedata o:title=""/>
+                <o:lock v:ext="edit" aspectratio="f"/>
+                <v:shadow on="t" color="#000000" opacity="24903f" offset="0pt,1.5748031496063pt" origin="0f,32768f" matrix="65536f,0f,0f,65536f"/>
+              </v:line>
+            </w:pict>
+          </mc:Fallback>
+        </mc:AlternateContent>
+      </w:r>
+    </w:p>
+    <w:p>
+      <w:pPr>
+        <w:pStyle w:val="169"/>
+        <w:bidi w:val="0"/>
+      </w:pPr>
+      <w:r>
+        <w:t>数据流名称:登录凭证 JWT</w:t>
+      </w:r>
+      <w:r>
+        <w:rPr>
+          <w:rFonts w:hint="eastAsia"/>
+          <w:lang w:val="en-US" w:eastAsia="zh-CN"/>
+        </w:rPr>
+        <w:t xml:space="preserve">                          标志符：F2</w:t>
+      </w:r>
+    </w:p>
+    <w:p>
+      <w:pPr>
+        <w:pStyle w:val="169"/>
+        <w:bidi w:val="0"/>
+      </w:pPr>
+      <w:r>
+        <w:t>别名:无</w:t>
+      </w:r>
+    </w:p>
+    <w:p>
+      <w:pPr>
+        <w:pStyle w:val="169"/>
+        <w:bidi w:val="0"/>
+      </w:pPr>
+      <w:r>
+        <w:t>来源:用户登录与鉴权(P1.2)</w:t>
+      </w:r>
+    </w:p>
+    <w:p>
+      <w:pPr>
+        <w:pStyle w:val="169"/>
+        <w:bidi w:val="0"/>
+      </w:pPr>
+      <w:r>
+        <w:t>去向:外部实体(E1/E2/E3)</w:t>
+      </w:r>
+    </w:p>
+    <w:p>
+      <w:pPr>
+        <w:pStyle w:val="169"/>
+        <w:bidi w:val="0"/>
+      </w:pPr>
+      <w:r>
+        <w:t>数据组成:token_string (由 Header、Payload、Signature 组成，包含 userId、username、role、exp 等字段)</w:t>
+      </w:r>
+    </w:p>
+    <w:p>
+      <w:pPr>
+        <w:pStyle w:val="169"/>
+        <w:bidi w:val="0"/>
+      </w:pPr>
+      <w:r>
+        <w:rPr>
+          <w:sz w:val="24"/>
+        </w:rPr>
+        <mc:AlternateContent>
+          <mc:Choice Requires="wps">
+            <w:drawing>
+              <wp:anchor distT="0" distB="0" distL="114300" distR="114300" simplePos="0" relativeHeight="251660288" behindDoc="0" locked="0" layoutInCell="1" allowOverlap="1">
+                <wp:simplePos x="0" y="0"/>
+                <wp:positionH relativeFrom="column">
+                  <wp:posOffset>318770</wp:posOffset>
+                </wp:positionH>
+                <wp:positionV relativeFrom="paragraph">
+                  <wp:posOffset>113665</wp:posOffset>
+                </wp:positionV>
+                <wp:extent cx="4862830" cy="5715"/>
+                <wp:effectExtent l="33655" t="26670" r="43815" b="69215"/>
+                <wp:wrapNone/>
+                <wp:docPr id="52" name="直接连接符 52"/>
+                <wp:cNvGraphicFramePr/>
+                <a:graphic xmlns:a="http://schemas.openxmlformats.org/drawingml/2006/main">
+                  <a:graphicData uri="http://schemas.microsoft.com/office/word/2010/wordprocessingShape">
+                    <wps:wsp>
+                      <wps:cNvCnPr/>
+                      <wps:spPr>
+                        <a:xfrm>
+                          <a:off x="0" y="0"/>
+                          <a:ext cx="4862830" cy="5715"/>
+                        </a:xfrm>
+                        <a:prstGeom prst="line">
+                          <a:avLst/>
+                        </a:prstGeom>
+                        <a:ln>
+                          <a:solidFill>
+                            <a:schemeClr val="tx1"/>
+                          </a:solidFill>
+                        </a:ln>
+                      </wps:spPr>
+                      <wps:style>
+                        <a:lnRef idx="2">
+                          <a:schemeClr val="accent1"/>
+                        </a:lnRef>
+                        <a:fillRef idx="0">
+                          <a:schemeClr val="accent1"/>
+                        </a:fillRef>
+                        <a:effectRef idx="1">
+                          <a:schemeClr val="accent1"/>
+                        </a:effectRef>
+                        <a:fontRef idx="minor">
+                          <a:schemeClr val="tx1"/>
+                        </a:fontRef>
+                      </wps:style>
+                      <wps:bodyPr/>
+                    </wps:wsp>
+                  </a:graphicData>
+                </a:graphic>
+              </wp:anchor>
+            </w:drawing>
+          </mc:Choice>
+          <mc:Fallback>
+            <w:pict>
+              <v:line id="_x0000_s1026" o:spid="_x0000_s1026" o:spt="20" style="position:absolute;left:0pt;margin-left:25.1pt;margin-top:8.95pt;height:0.45pt;width:382.9pt;z-index:251660288;mso-width-relative:page;mso-height-relative:page;" filled="f" stroked="t" coordsize="21600,21600" o:gfxdata="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">
+                <v:fill on="f" focussize="0,0"/>
+                <v:stroke weight="2pt" color="#000000 [3213]" joinstyle="round"/>
+                <v:imagedata o:title=""/>
+                <o:lock v:ext="edit" aspectratio="f"/>
+                <v:shadow on="t" color="#000000" opacity="24903f" offset="0pt,1.5748031496063pt" origin="0f,32768f" matrix="65536f,0f,0f,65536f"/>
+              </v:line>
+            </w:pict>
+          </mc:Fallback>
+        </mc:AlternateContent>
+      </w:r>
+    </w:p>
+    <w:p>
+      <w:pPr>
+        <w:pStyle w:val="169"/>
+        <w:bidi w:val="0"/>
+        <w:rPr>
+          <w:rFonts w:hint="default" w:eastAsiaTheme="minorEastAsia"/>
+          <w:lang w:val="en-US" w:eastAsia="zh-CN"/>
+        </w:rPr>
+      </w:pPr>
+      <w:r>
+        <w:t>数据流名称:题目管理数据</w:t>
+      </w:r>
+      <w:r>
+        <w:rPr>
+          <w:rFonts w:hint="eastAsia"/>
+          <w:lang w:val="en-US" w:eastAsia="zh-CN"/>
+        </w:rPr>
+        <w:t xml:space="preserve">                          标志符：F3</w:t>
+      </w:r>
+    </w:p>
+    <w:p>
+      <w:pPr>
+        <w:pStyle w:val="169"/>
+        <w:bidi w:val="0"/>
+      </w:pPr>
+      <w:r>
+        <w:t>别名:无</w:t>
+      </w:r>
+    </w:p>
+    <w:p>
+      <w:pPr>
+        <w:pStyle w:val="169"/>
+        <w:bidi w:val="0"/>
+      </w:pPr>
+      <w:r>
+        <w:t>来源:外部实体(E2/E3)</w:t>
+      </w:r>
+    </w:p>
+    <w:p>
+      <w:pPr>
+        <w:pStyle w:val="169"/>
+        <w:bidi w:val="0"/>
+      </w:pPr>
+      <w:r>
+        <w:t>去向:题目信息维护(P2.3)</w:t>
+      </w:r>
+    </w:p>
+    <w:p>
+      <w:pPr>
+        <w:pStyle w:val="169"/>
+        <w:bidi w:val="0"/>
+      </w:pPr>
+      <w:r>
+        <w:t>数据组成:title + description + input_format + output_format + difficulty + time_limit + memory_limit</w:t>
+      </w:r>
+    </w:p>
+    <w:p>
+      <w:pPr>
+        <w:pStyle w:val="169"/>
+        <w:bidi w:val="0"/>
+      </w:pPr>
+      <w:r>
+        <w:rPr>
+          <w:sz w:val="24"/>
+        </w:rPr>
+        <mc:AlternateContent>
+          <mc:Choice Requires="wps">
+            <w:drawing>
+              <wp:anchor distT="0" distB="0" distL="114300" distR="114300" simplePos="0" relativeHeight="251660288" behindDoc="0" locked="0" layoutInCell="1" allowOverlap="1">
+                <wp:simplePos x="0" y="0"/>
+                <wp:positionH relativeFrom="column">
+                  <wp:posOffset>309245</wp:posOffset>
+                </wp:positionH>
+                <wp:positionV relativeFrom="paragraph">
+                  <wp:posOffset>140970</wp:posOffset>
+                </wp:positionV>
+                <wp:extent cx="4862830" cy="5715"/>
+                <wp:effectExtent l="33655" t="26670" r="43815" b="69215"/>
+                <wp:wrapNone/>
+                <wp:docPr id="51" name="直接连接符 51"/>
+                <wp:cNvGraphicFramePr/>
+                <a:graphic xmlns:a="http://schemas.openxmlformats.org/drawingml/2006/main">
+                  <a:graphicData uri="http://schemas.microsoft.com/office/word/2010/wordprocessingShape">
+                    <wps:wsp>
+                      <wps:cNvCnPr/>
+                      <wps:spPr>
+                        <a:xfrm>
+                          <a:off x="0" y="0"/>
+                          <a:ext cx="4862830" cy="5715"/>
+                        </a:xfrm>
+                        <a:prstGeom prst="line">
+                          <a:avLst/>
+                        </a:prstGeom>
+                        <a:ln>
+                          <a:solidFill>
+                            <a:schemeClr val="tx1"/>
+                          </a:solidFill>
+                        </a:ln>
+                      </wps:spPr>
+                      <wps:style>
+                        <a:lnRef idx="2">
+                          <a:schemeClr val="accent1"/>
+                        </a:lnRef>
+                        <a:fillRef idx="0">
+                          <a:schemeClr val="accent1"/>
+                        </a:fillRef>
+                        <a:effectRef idx="1">
+                          <a:schemeClr val="accent1"/>
+                        </a:effectRef>
+                        <a:fontRef idx="minor">
+                          <a:schemeClr val="tx1"/>
+                        </a:fontRef>
+                      </wps:style>
+                      <wps:bodyPr/>
+                    </wps:wsp>
+                  </a:graphicData>
+                </a:graphic>
+              </wp:anchor>
+            </w:drawing>
+          </mc:Choice>
+          <mc:Fallback>
+            <w:pict>
+              <v:line id="_x0000_s1026" o:spid="_x0000_s1026" o:spt="20" style="position:absolute;left:0pt;margin-left:24.35pt;margin-top:11.1pt;height:0.45pt;width:382.9pt;z-index:251660288;mso-width-relative:page;mso-height-relative:page;" filled="f" stroked="t" coordsize="21600,21600" o:gfxdata="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">
+                <v:fill on="f" focussize="0,0"/>
+                <v:stroke weight="2pt" color="#000000 [3213]" joinstyle="round"/>
+                <v:imagedata o:title=""/>
+                <o:lock v:ext="edit" aspectratio="f"/>
+                <v:shadow on="t" color="#000000" opacity="24903f" offset="0pt,1.5748031496063pt" origin="0f,32768f" matrix="65536f,0f,0f,65536f"/>
+              </v:line>
+            </w:pict>
+          </mc:Fallback>
+        </mc:AlternateContent>
+      </w:r>
+    </w:p>
+    <w:p>
+      <w:pPr>
+        <w:pStyle w:val="169"/>
+        <w:bidi w:val="0"/>
+        <w:rPr>
+          <w:rFonts w:hint="default" w:eastAsiaTheme="minorEastAsia"/>
+          <w:lang w:val="en-US" w:eastAsia="zh-CN"/>
+        </w:rPr>
+      </w:pPr>
+      <w:r>
+        <w:t>数据流名称:测试用例数据</w:t>
+      </w:r>
+      <w:r>
+        <w:rPr>
+          <w:rFonts w:hint="eastAsia"/>
+          <w:lang w:val="en-US" w:eastAsia="zh-CN"/>
+        </w:rPr>
+        <w:t xml:space="preserve">                          标志符：F4</w:t>
+      </w:r>
+    </w:p>
+    <w:p>
+      <w:pPr>
+        <w:pStyle w:val="169"/>
+        <w:bidi w:val="0"/>
+      </w:pPr>
+      <w:r>
+        <w:t>别名:无</w:t>
+      </w:r>
+    </w:p>
+    <w:p>
+      <w:pPr>
+        <w:pStyle w:val="169"/>
+        <w:bidi w:val="0"/>
+      </w:pPr>
+      <w:r>
+        <w:t>来源:外部实体(E2)</w:t>
+      </w:r>
+    </w:p>
+    <w:p>
+      <w:pPr>
+        <w:pStyle w:val="169"/>
+        <w:bidi w:val="0"/>
+      </w:pPr>
+      <w:r>
+        <w:t>去向:测试数据上传与存储(P2.4)</w:t>
+      </w:r>
+    </w:p>
+    <w:p>
+      <w:pPr>
+        <w:pStyle w:val="169"/>
+        <w:bidi w:val="0"/>
+      </w:pPr>
+      <w:r>
+        <w:t>数据组成:List&lt;InputFile, OutputFile&gt;（多组输入输出文件，压缩为</w:t>
+      </w:r>
+      <w:r>
+        <w:rPr>
+          <w:rFonts w:hint="eastAsia"/>
+          <w:lang w:val="en-US" w:eastAsia="zh-CN"/>
+        </w:rPr>
+        <w:t>.zip</w:t>
+      </w:r>
+      <w:r>
+        <w:t>格式）</w:t>
+      </w:r>
+    </w:p>
+    <w:p>
+      <w:pPr>
+        <w:pStyle w:val="169"/>
+        <w:bidi w:val="0"/>
+      </w:pPr>
+      <w:r>
+        <w:rPr>
+          <w:sz w:val="24"/>
+        </w:rPr>
+        <mc:AlternateContent>
+          <mc:Choice Requires="wps">
+            <w:drawing>
+              <wp:anchor distT="0" distB="0" distL="114300" distR="114300" simplePos="0" relativeHeight="251660288" behindDoc="0" locked="0" layoutInCell="1" allowOverlap="1">
+                <wp:simplePos x="0" y="0"/>
+                <wp:positionH relativeFrom="column">
+                  <wp:posOffset>338455</wp:posOffset>
+                </wp:positionH>
+                <wp:positionV relativeFrom="paragraph">
+                  <wp:posOffset>113665</wp:posOffset>
+                </wp:positionV>
+                <wp:extent cx="4862830" cy="5715"/>
+                <wp:effectExtent l="33655" t="26670" r="43815" b="69215"/>
+                <wp:wrapNone/>
+                <wp:docPr id="50" name="直接连接符 50"/>
+                <wp:cNvGraphicFramePr/>
+                <a:graphic xmlns:a="http://schemas.openxmlformats.org/drawingml/2006/main">
+                  <a:graphicData uri="http://schemas.microsoft.com/office/word/2010/wordprocessingShape">
+                    <wps:wsp>
+                      <wps:cNvCnPr/>
+                      <wps:spPr>
+                        <a:xfrm>
+                          <a:off x="0" y="0"/>
+                          <a:ext cx="4862830" cy="5715"/>
+                        </a:xfrm>
+                        <a:prstGeom prst="line">
+                          <a:avLst/>
+                        </a:prstGeom>
+                        <a:ln>
+                          <a:solidFill>
+                            <a:schemeClr val="tx1"/>
+                          </a:solidFill>
+                        </a:ln>
+                      </wps:spPr>
+                      <wps:style>
+                        <a:lnRef idx="2">
+                          <a:schemeClr val="accent1"/>
+                        </a:lnRef>
+                        <a:fillRef idx="0">
+                          <a:schemeClr val="accent1"/>
+                        </a:fillRef>
+                        <a:effectRef idx="1">
+                          <a:schemeClr val="accent1"/>
+                        </a:effectRef>
+                        <a:fontRef idx="minor">
+                          <a:schemeClr val="tx1"/>
+                        </a:fontRef>
+                      </wps:style>
+                      <wps:bodyPr/>
+                    </wps:wsp>
+                  </a:graphicData>
+                </a:graphic>
+              </wp:anchor>
+            </w:drawing>
+          </mc:Choice>
+          <mc:Fallback>
+            <w:pict>
+              <v:line id="_x0000_s1026" o:spid="_x0000_s1026" o:spt="20" style="position:absolute;left:0pt;margin-left:26.65pt;margin-top:8.95pt;height:0.45pt;width:382.9pt;z-index:251660288;mso-width-relative:page;mso-height-relative:page;" filled="f" stroked="t" coordsize="21600,21600" o:gfxdata="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">
+                <v:fill on="f" focussize="0,0"/>
+                <v:stroke weight="2pt" color="#000000 [3213]" joinstyle="round"/>
+                <v:imagedata o:title=""/>
+                <o:lock v:ext="edit" aspectratio="f"/>
+                <v:shadow on="t" color="#000000" opacity="24903f" offset="0pt,1.5748031496063pt" origin="0f,32768f" matrix="65536f,0f,0f,65536f"/>
+              </v:line>
+            </w:pict>
+          </mc:Fallback>
+        </mc:AlternateContent>
+      </w:r>
+    </w:p>
+    <w:p>
+      <w:pPr>
+        <w:pStyle w:val="169"/>
+        <w:bidi w:val="0"/>
+        <w:rPr>
+          <w:rFonts w:hint="default" w:eastAsiaTheme="minorEastAsia"/>
+          <w:lang w:val="en-US" w:eastAsia="zh-CN"/>
+        </w:rPr>
+      </w:pPr>
+      <w:r>
+        <w:t>数据流名称:题目列表及详情</w:t>
+      </w:r>
+      <w:r>
+        <w:rPr>
+          <w:rFonts w:hint="eastAsia"/>
+          <w:lang w:val="en-US" w:eastAsia="zh-CN"/>
+        </w:rPr>
+        <w:t xml:space="preserve">                        标志符：F5</w:t>
+      </w:r>
+    </w:p>
+    <w:p>
+      <w:pPr>
+        <w:pStyle w:val="169"/>
+        <w:bidi w:val="0"/>
+      </w:pPr>
+      <w:r>
+        <w:t>别名:无</w:t>
+      </w:r>
+    </w:p>
+    <w:p>
+      <w:pPr>
+        <w:pStyle w:val="169"/>
+        <w:bidi w:val="0"/>
+      </w:pPr>
+      <w:r>
+        <w:t>来源:题目库(D2)/题目检索与分类过滤(P2.1)/题面详情加载(P2.2)</w:t>
+      </w:r>
+    </w:p>
+    <w:p>
+      <w:pPr>
+        <w:pStyle w:val="169"/>
+        <w:bidi w:val="0"/>
+      </w:pPr>
+      <w:r>
+        <w:t>去向:外部实体(E1/E2)</w:t>
+      </w:r>
+    </w:p>
+    <w:p>
+      <w:pPr>
+        <w:pStyle w:val="169"/>
+        <w:bidi w:val="0"/>
+      </w:pPr>
+      <w:r>
+        <w:t>数据组成:id + title + difficulty + ac_rate + content + time_limit + memory_limit</w:t>
+      </w:r>
+    </w:p>
+    <w:p>
+      <w:pPr>
+        <w:pStyle w:val="169"/>
+        <w:bidi w:val="0"/>
+      </w:pPr>
+      <w:r>
+        <w:rPr>
+          <w:sz w:val="24"/>
+        </w:rPr>
+        <mc:AlternateContent>
+          <mc:Choice Requires="wps">
+            <w:drawing>
+              <wp:anchor distT="0" distB="0" distL="114300" distR="114300" simplePos="0" relativeHeight="251660288" behindDoc="0" locked="0" layoutInCell="1" allowOverlap="1">
+                <wp:simplePos x="0" y="0"/>
+                <wp:positionH relativeFrom="column">
+                  <wp:posOffset>309245</wp:posOffset>
+                </wp:positionH>
+                <wp:positionV relativeFrom="paragraph">
+                  <wp:posOffset>109220</wp:posOffset>
+                </wp:positionV>
+                <wp:extent cx="4862830" cy="5715"/>
+                <wp:effectExtent l="33655" t="26670" r="43815" b="69215"/>
+                <wp:wrapNone/>
+                <wp:docPr id="49" name="直接连接符 49"/>
+                <wp:cNvGraphicFramePr/>
+                <a:graphic xmlns:a="http://schemas.openxmlformats.org/drawingml/2006/main">
+                  <a:graphicData uri="http://schemas.microsoft.com/office/word/2010/wordprocessingShape">
+                    <wps:wsp>
+                      <wps:cNvCnPr/>
+                      <wps:spPr>
+                        <a:xfrm>
+                          <a:off x="0" y="0"/>
+                          <a:ext cx="4862830" cy="5715"/>
+                        </a:xfrm>
+                        <a:prstGeom prst="line">
+                          <a:avLst/>
+                        </a:prstGeom>
+                        <a:ln>
+                          <a:solidFill>
+                            <a:schemeClr val="tx1"/>
+                          </a:solidFill>
+                        </a:ln>
+                      </wps:spPr>
+                      <wps:style>
+                        <a:lnRef idx="2">
+                          <a:schemeClr val="accent1"/>
+                        </a:lnRef>
+                        <a:fillRef idx="0">
+                          <a:schemeClr val="accent1"/>
+                        </a:fillRef>
+                        <a:effectRef idx="1">
+                          <a:schemeClr val="accent1"/>
+                        </a:effectRef>
+                        <a:fontRef idx="minor">
+                          <a:schemeClr val="tx1"/>
+                        </a:fontRef>
+                      </wps:style>
+                      <wps:bodyPr/>
+                    </wps:wsp>
+                  </a:graphicData>
+                </a:graphic>
+              </wp:anchor>
+            </w:drawing>
+          </mc:Choice>
+          <mc:Fallback>
+            <w:pict>
+              <v:line id="_x0000_s1026" o:spid="_x0000_s1026" o:spt="20" style="position:absolute;left:0pt;margin-left:24.35pt;margin-top:8.6pt;height:0.45pt;width:382.9pt;z-index:251660288;mso-width-relative:page;mso-height-relative:page;" filled="f" stroked="t" coordsize="21600,21600" o:gfxdata="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">
+                <v:fill on="f" focussize="0,0"/>
+                <v:stroke weight="2pt" color="#000000 [3213]" joinstyle="round"/>
+                <v:imagedata o:title=""/>
+                <o:lock v:ext="edit" aspectratio="f"/>
+                <v:shadow on="t" color="#000000" opacity="24903f" offset="0pt,1.5748031496063pt" origin="0f,32768f" matrix="65536f,0f,0f,65536f"/>
+              </v:line>
+            </w:pict>
+          </mc:Fallback>
+        </mc:AlternateContent>
+      </w:r>
+    </w:p>
+    <w:p>
+      <w:pPr>
+        <w:pStyle w:val="169"/>
+        <w:bidi w:val="0"/>
+        <w:rPr>
+          <w:rFonts w:hint="default" w:eastAsiaTheme="minorEastAsia"/>
+          <w:lang w:val="en-US" w:eastAsia="zh-CN"/>
+        </w:rPr>
+      </w:pPr>
+      <w:r>
+        <w:t>数据流名称:代码提交数据</w:t>
+      </w:r>
+      <w:r>
+        <w:rPr>
+          <w:rFonts w:hint="eastAsia"/>
+          <w:lang w:val="en-US" w:eastAsia="zh-CN"/>
+        </w:rPr>
+        <w:t xml:space="preserve">                          标志符：F6</w:t>
+      </w:r>
+    </w:p>
+    <w:p>
+      <w:pPr>
+        <w:pStyle w:val="169"/>
+        <w:bidi w:val="0"/>
+      </w:pPr>
+      <w:r>
+        <w:t>别名:无</w:t>
+      </w:r>
+    </w:p>
+    <w:p>
+      <w:pPr>
+        <w:pStyle w:val="169"/>
+        <w:bidi w:val="0"/>
+      </w:pPr>
+      <w:r>
+        <w:t>来源:外部实体(E1)</w:t>
+      </w:r>
+    </w:p>
+    <w:p>
+      <w:pPr>
+        <w:pStyle w:val="169"/>
+        <w:bidi w:val="0"/>
+      </w:pPr>
+      <w:r>
+        <w:t>去向:代码提交与初始化(P3.2)</w:t>
+      </w:r>
+    </w:p>
+    <w:p>
+      <w:pPr>
+        <w:pStyle w:val="169"/>
+        <w:bidi w:val="0"/>
+      </w:pPr>
+      <w:r>
+        <w:t>数据组成:userId + problemId + source_code + language</w:t>
+      </w:r>
+    </w:p>
+    <w:p>
+      <w:pPr>
+        <w:pStyle w:val="169"/>
+        <w:bidi w:val="0"/>
+      </w:pPr>
+      <w:r>
+        <w:rPr>
+          <w:sz w:val="24"/>
+        </w:rPr>
+        <mc:AlternateContent>
+          <mc:Choice Requires="wps">
+            <w:drawing>
+              <wp:anchor distT="0" distB="0" distL="114300" distR="114300" simplePos="0" relativeHeight="251660288" behindDoc="0" locked="0" layoutInCell="1" allowOverlap="1">
+                <wp:simplePos x="0" y="0"/>
+                <wp:positionH relativeFrom="column">
+                  <wp:posOffset>319405</wp:posOffset>
+                </wp:positionH>
+                <wp:positionV relativeFrom="paragraph">
+                  <wp:posOffset>124460</wp:posOffset>
+                </wp:positionV>
+                <wp:extent cx="4862830" cy="5715"/>
+                <wp:effectExtent l="33655" t="26670" r="43815" b="69215"/>
+                <wp:wrapNone/>
+                <wp:docPr id="48" name="直接连接符 48"/>
+                <wp:cNvGraphicFramePr/>
+                <a:graphic xmlns:a="http://schemas.openxmlformats.org/drawingml/2006/main">
+                  <a:graphicData uri="http://schemas.microsoft.com/office/word/2010/wordprocessingShape">
+                    <wps:wsp>
+                      <wps:cNvCnPr/>
+                      <wps:spPr>
+                        <a:xfrm>
+                          <a:off x="0" y="0"/>
+                          <a:ext cx="4862830" cy="5715"/>
+                        </a:xfrm>
+                        <a:prstGeom prst="line">
+                          <a:avLst/>
+                        </a:prstGeom>
+                        <a:ln>
+                          <a:solidFill>
+                            <a:schemeClr val="tx1"/>
+                          </a:solidFill>
+                        </a:ln>
+                      </wps:spPr>
+                      <wps:style>
+                        <a:lnRef idx="2">
+                          <a:schemeClr val="accent1"/>
+                        </a:lnRef>
+                        <a:fillRef idx="0">
+                          <a:schemeClr val="accent1"/>
+                        </a:fillRef>
+                        <a:effectRef idx="1">
+                          <a:schemeClr val="accent1"/>
+                        </a:effectRef>
+                        <a:fontRef idx="minor">
+                          <a:schemeClr val="tx1"/>
+                        </a:fontRef>
+                      </wps:style>
+                      <wps:bodyPr/>
+                    </wps:wsp>
+                  </a:graphicData>
+                </a:graphic>
+              </wp:anchor>
+            </w:drawing>
+          </mc:Choice>
+          <mc:Fallback>
+            <w:pict>
+              <v:line id="_x0000_s1026" o:spid="_x0000_s1026" o:spt="20" style="position:absolute;left:0pt;margin-left:25.15pt;margin-top:9.8pt;height:0.45pt;width:382.9pt;z-index:251660288;mso-width-relative:page;mso-height-relative:page;" filled="f" stroked="t" coordsize="21600,21600" o:gfxdata="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">
+                <v:fill on="f" focussize="0,0"/>
+                <v:stroke weight="2pt" color="#000000 [3213]" joinstyle="round"/>
+                <v:imagedata o:title=""/>
+                <o:lock v:ext="edit" aspectratio="f"/>
+                <v:shadow on="t" color="#000000" opacity="24903f" offset="0pt,1.5748031496063pt" origin="0f,32768f" matrix="65536f,0f,0f,65536f"/>
+              </v:line>
+            </w:pict>
+          </mc:Fallback>
+        </mc:AlternateContent>
+      </w:r>
+    </w:p>
+    <w:p>
+      <w:pPr>
+        <w:pStyle w:val="169"/>
+        <w:bidi w:val="0"/>
+        <w:rPr>
+          <w:rFonts w:hint="default" w:eastAsiaTheme="minorEastAsia"/>
+          <w:lang w:val="en-US" w:eastAsia="zh-CN"/>
+        </w:rPr>
+      </w:pPr>
+      <w:r>
+        <w:t>数据流名称:初始提交记录</w:t>
+      </w:r>
+      <w:r>
+        <w:rPr>
+          <w:rFonts w:hint="eastAsia"/>
+          <w:lang w:val="en-US" w:eastAsia="zh-CN"/>
+        </w:rPr>
+        <w:t xml:space="preserve">                          标志符：F7</w:t>
+      </w:r>
+    </w:p>
+    <w:p>
+      <w:pPr>
+        <w:pStyle w:val="169"/>
+        <w:bidi w:val="0"/>
+      </w:pPr>
+      <w:r>
+        <w:t>别名:无</w:t>
+      </w:r>
+    </w:p>
+    <w:p>
+      <w:pPr>
+        <w:pStyle w:val="169"/>
+        <w:bidi w:val="0"/>
+      </w:pPr>
+      <w:r>
+        <w:t>来源:代码提交与初始化(P3.2)</w:t>
+      </w:r>
+    </w:p>
+    <w:p>
+      <w:pPr>
+        <w:pStyle w:val="169"/>
+        <w:bidi w:val="0"/>
+      </w:pPr>
+      <w:r>
+        <w:t>去向:提交记录库(D3)</w:t>
+      </w:r>
+    </w:p>
+    <w:p>
+      <w:pPr>
+        <w:pStyle w:val="169"/>
+        <w:bidi w:val="0"/>
+      </w:pPr>
+      <w:r>
+        <w:t>数据组成:F06 字段 + status: "PENDING" + submit_time</w:t>
+      </w:r>
+    </w:p>
+    <w:p>
+      <w:pPr>
+        <w:pStyle w:val="169"/>
+        <w:bidi w:val="0"/>
+        <w:ind w:left="0" w:leftChars="0" w:firstLine="0" w:firstLineChars="0"/>
+      </w:pPr>
+      <w:r>
+        <w:rPr>
+          <w:sz w:val="24"/>
+        </w:rPr>
+        <mc:AlternateContent>
+          <mc:Choice Requires="wps">
+            <w:drawing>
+              <wp:anchor distT="0" distB="0" distL="114300" distR="114300" simplePos="0" relativeHeight="251660288" behindDoc="0" locked="0" layoutInCell="1" allowOverlap="1">
+                <wp:simplePos x="0" y="0"/>
+                <wp:positionH relativeFrom="column">
+                  <wp:posOffset>319405</wp:posOffset>
+                </wp:positionH>
+                <wp:positionV relativeFrom="paragraph">
+                  <wp:posOffset>129540</wp:posOffset>
+                </wp:positionV>
+                <wp:extent cx="4862830" cy="5715"/>
+                <wp:effectExtent l="33655" t="26670" r="43815" b="69215"/>
+                <wp:wrapNone/>
+                <wp:docPr id="47" name="直接连接符 47"/>
+                <wp:cNvGraphicFramePr/>
+                <a:graphic xmlns:a="http://schemas.openxmlformats.org/drawingml/2006/main">
+                  <a:graphicData uri="http://schemas.microsoft.com/office/word/2010/wordprocessingShape">
+                    <wps:wsp>
+                      <wps:cNvCnPr/>
+                      <wps:spPr>
+                        <a:xfrm>
+                          <a:off x="0" y="0"/>
+                          <a:ext cx="4862830" cy="5715"/>
+                        </a:xfrm>
+                        <a:prstGeom prst="line">
+                          <a:avLst/>
+                        </a:prstGeom>
+                        <a:ln>
+                          <a:solidFill>
+                            <a:schemeClr val="tx1"/>
+                          </a:solidFill>
+                        </a:ln>
+                      </wps:spPr>
+                      <wps:style>
+                        <a:lnRef idx="2">
+                          <a:schemeClr val="accent1"/>
+                        </a:lnRef>
+                        <a:fillRef idx="0">
+                          <a:schemeClr val="accent1"/>
+                        </a:fillRef>
+                        <a:effectRef idx="1">
+                          <a:schemeClr val="accent1"/>
+                        </a:effectRef>
+                        <a:fontRef idx="minor">
+                          <a:schemeClr val="tx1"/>
+                        </a:fontRef>
+                      </wps:style>
+                      <wps:bodyPr/>
+                    </wps:wsp>
+                  </a:graphicData>
+                </a:graphic>
+              </wp:anchor>
+            </w:drawing>
+          </mc:Choice>
+          <mc:Fallback>
+            <w:pict>
+              <v:line id="_x0000_s1026" o:spid="_x0000_s1026" o:spt="20" style="position:absolute;left:0pt;margin-left:25.15pt;margin-top:10.2pt;height:0.45pt;width:382.9pt;z-index:251660288;mso-width-relative:page;mso-height-relative:page;" filled="f" stroked="t" coordsize="21600,21600" o:gfxdata="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">
+                <v:fill on="f" focussize="0,0"/>
+                <v:stroke weight="2pt" color="#000000 [3213]" joinstyle="round"/>
+                <v:imagedata o:title=""/>
+                <o:lock v:ext="edit" aspectratio="f"/>
+                <v:shadow on="t" color="#000000" opacity="24903f" offset="0pt,1.5748031496063pt" origin="0f,32768f" matrix="65536f,0f,0f,65536f"/>
+              </v:line>
+            </w:pict>
+          </mc:Fallback>
+        </mc:AlternateContent>
+      </w:r>
+    </w:p>
+    <w:p>
+      <w:pPr>
+        <w:pStyle w:val="169"/>
+        <w:bidi w:val="0"/>
+        <w:rPr>
+          <w:rFonts w:hint="default" w:eastAsiaTheme="minorEastAsia"/>
+          <w:lang w:val="en-US" w:eastAsia="zh-CN"/>
+        </w:rPr>
+      </w:pPr>
+      <w:r>
+        <w:t>数据流名称:待评测记录</w:t>
+      </w:r>
+      <w:r>
+        <w:rPr>
+          <w:rFonts w:hint="eastAsia"/>
+          <w:lang w:val="en-US" w:eastAsia="zh-CN"/>
+        </w:rPr>
+        <w:t xml:space="preserve">                            标志符：F8</w:t>
+      </w:r>
+    </w:p>
+    <w:p>
+      <w:pPr>
+        <w:pStyle w:val="169"/>
+        <w:bidi w:val="0"/>
+      </w:pPr>
+      <w:r>
+        <w:t>别名:无</w:t>
+      </w:r>
+    </w:p>
+    <w:p>
+      <w:pPr>
+        <w:pStyle w:val="169"/>
+        <w:bidi w:val="0"/>
+      </w:pPr>
+      <w:r>
+        <w:t>来源:提交记录库(D3)</w:t>
+      </w:r>
+    </w:p>
+    <w:p>
+      <w:pPr>
+        <w:pStyle w:val="169"/>
+        <w:bidi w:val="0"/>
+      </w:pPr>
+      <w:r>
+        <w:t>去向:判题队列与任务调度(P5.1)</w:t>
+      </w:r>
+    </w:p>
+    <w:p>
+      <w:pPr>
+        <w:pStyle w:val="169"/>
+        <w:bidi w:val="0"/>
+      </w:pPr>
+      <w:r>
+        <w:t>数据组成:submissionId + source_code + language + problemId</w:t>
+      </w:r>
+    </w:p>
+    <w:p>
+      <w:pPr>
+        <w:pStyle w:val="169"/>
+        <w:bidi w:val="0"/>
+      </w:pPr>
+      <w:r>
+        <w:rPr>
+          <w:sz w:val="24"/>
+        </w:rPr>
+        <mc:AlternateContent>
+          <mc:Choice Requires="wps">
+            <w:drawing>
+              <wp:anchor distT="0" distB="0" distL="114300" distR="114300" simplePos="0" relativeHeight="251660288" behindDoc="0" locked="0" layoutInCell="1" allowOverlap="1">
+                <wp:simplePos x="0" y="0"/>
+                <wp:positionH relativeFrom="column">
+                  <wp:posOffset>309880</wp:posOffset>
+                </wp:positionH>
+                <wp:positionV relativeFrom="paragraph">
+                  <wp:posOffset>107950</wp:posOffset>
+                </wp:positionV>
+                <wp:extent cx="4862830" cy="5715"/>
+                <wp:effectExtent l="33655" t="26670" r="43815" b="69215"/>
+                <wp:wrapNone/>
+                <wp:docPr id="46" name="直接连接符 46"/>
+                <wp:cNvGraphicFramePr/>
+                <a:graphic xmlns:a="http://schemas.openxmlformats.org/drawingml/2006/main">
+                  <a:graphicData uri="http://schemas.microsoft.com/office/word/2010/wordprocessingShape">
+                    <wps:wsp>
+                      <wps:cNvCnPr/>
+                      <wps:spPr>
+                        <a:xfrm>
+                          <a:off x="0" y="0"/>
+                          <a:ext cx="4862830" cy="5715"/>
+                        </a:xfrm>
+                        <a:prstGeom prst="line">
+                          <a:avLst/>
+                        </a:prstGeom>
+                        <a:ln>
+                          <a:solidFill>
+                            <a:schemeClr val="tx1"/>
+                          </a:solidFill>
+                        </a:ln>
+                      </wps:spPr>
+                      <wps:style>
+                        <a:lnRef idx="2">
+                          <a:schemeClr val="accent1"/>
+                        </a:lnRef>
+                        <a:fillRef idx="0">
+                          <a:schemeClr val="accent1"/>
+                        </a:fillRef>
+                        <a:effectRef idx="1">
+                          <a:schemeClr val="accent1"/>
+                        </a:effectRef>
+                        <a:fontRef idx="minor">
+                          <a:schemeClr val="tx1"/>
+                        </a:fontRef>
+                      </wps:style>
+                      <wps:bodyPr/>
+                    </wps:wsp>
+                  </a:graphicData>
+                </a:graphic>
+              </wp:anchor>
+            </w:drawing>
+          </mc:Choice>
+          <mc:Fallback>
+            <w:pict>
+              <v:line id="_x0000_s1026" o:spid="_x0000_s1026" o:spt="20" style="position:absolute;left:0pt;margin-left:24.4pt;margin-top:8.5pt;height:0.45pt;width:382.9pt;z-index:251660288;mso-width-relative:page;mso-height-relative:page;" filled="f" stroked="t" coordsize="21600,21600" o:gfxdata="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">
+                <v:fill on="f" focussize="0,0"/>
+                <v:stroke weight="2pt" color="#000000 [3213]" joinstyle="round"/>
+                <v:imagedata o:title=""/>
+                <o:lock v:ext="edit" aspectratio="f"/>
+                <v:shadow on="t" color="#000000" opacity="24903f" offset="0pt,1.5748031496063pt" origin="0f,32768f" matrix="65536f,0f,0f,65536f"/>
+              </v:line>
+            </w:pict>
+          </mc:Fallback>
+        </mc:AlternateContent>
+      </w:r>
+    </w:p>
+    <w:p>
+      <w:pPr>
+        <w:pStyle w:val="169"/>
+        <w:bidi w:val="0"/>
+        <w:rPr>
+          <w:rFonts w:hint="default" w:eastAsiaTheme="minorEastAsia"/>
+          <w:lang w:val="en-US" w:eastAsia="zh-CN"/>
+        </w:rPr>
+      </w:pPr>
+      <w:r>
+        <w:t>数据流名称:题目时空限制</w:t>
+      </w:r>
+      <w:r>
+        <w:rPr>
+          <w:rFonts w:hint="eastAsia"/>
+          <w:lang w:val="en-US" w:eastAsia="zh-CN"/>
+        </w:rPr>
+        <w:t xml:space="preserve">                          标志符：F9</w:t>
+      </w:r>
+    </w:p>
+    <w:p>
+      <w:pPr>
+        <w:pStyle w:val="169"/>
+        <w:bidi w:val="0"/>
+      </w:pPr>
+      <w:r>
+        <w:t>别名:无</w:t>
+      </w:r>
+    </w:p>
+    <w:p>
+      <w:pPr>
+        <w:pStyle w:val="169"/>
+        <w:bidi w:val="0"/>
+      </w:pPr>
+      <w:r>
+        <w:t>来源:题目库(D2)</w:t>
+      </w:r>
+    </w:p>
+    <w:p>
+      <w:pPr>
+        <w:pStyle w:val="169"/>
+        <w:bidi w:val="0"/>
+      </w:pPr>
+      <w:r>
+        <w:t>去向:安全沙箱运行(P5.3)</w:t>
+      </w:r>
+    </w:p>
+    <w:p>
+      <w:pPr>
+        <w:pStyle w:val="169"/>
+        <w:bidi w:val="0"/>
+      </w:pPr>
+      <w:r>
+        <w:t>数据组成:time_limit (毫秒) + memory_limit (KB)</w:t>
+      </w:r>
+    </w:p>
+    <w:p>
+      <w:pPr>
+        <w:pStyle w:val="169"/>
+        <w:bidi w:val="0"/>
+      </w:pPr>
+      <w:r>
+        <w:rPr>
+          <w:sz w:val="24"/>
+        </w:rPr>
+        <mc:AlternateContent>
+          <mc:Choice Requires="wps">
+            <w:drawing>
+              <wp:anchor distT="0" distB="0" distL="114300" distR="114300" simplePos="0" relativeHeight="251660288" behindDoc="0" locked="0" layoutInCell="1" allowOverlap="1">
+                <wp:simplePos x="0" y="0"/>
+                <wp:positionH relativeFrom="column">
+                  <wp:posOffset>319405</wp:posOffset>
+                </wp:positionH>
+                <wp:positionV relativeFrom="paragraph">
+                  <wp:posOffset>103505</wp:posOffset>
+                </wp:positionV>
+                <wp:extent cx="4862830" cy="5715"/>
+                <wp:effectExtent l="33655" t="26670" r="43815" b="69215"/>
+                <wp:wrapNone/>
+                <wp:docPr id="45" name="直接连接符 45"/>
+                <wp:cNvGraphicFramePr/>
+                <a:graphic xmlns:a="http://schemas.openxmlformats.org/drawingml/2006/main">
+                  <a:graphicData uri="http://schemas.microsoft.com/office/word/2010/wordprocessingShape">
+                    <wps:wsp>
+                      <wps:cNvCnPr/>
+                      <wps:spPr>
+                        <a:xfrm>
+                          <a:off x="0" y="0"/>
+                          <a:ext cx="4862830" cy="5715"/>
+                        </a:xfrm>
+                        <a:prstGeom prst="line">
+                          <a:avLst/>
+                        </a:prstGeom>
+                        <a:ln>
+                          <a:solidFill>
+                            <a:schemeClr val="tx1"/>
+                          </a:solidFill>
+                        </a:ln>
+                      </wps:spPr>
+                      <wps:style>
+                        <a:lnRef idx="2">
+                          <a:schemeClr val="accent1"/>
+                        </a:lnRef>
+                        <a:fillRef idx="0">
+                          <a:schemeClr val="accent1"/>
+                        </a:fillRef>
+                        <a:effectRef idx="1">
+                          <a:schemeClr val="accent1"/>
+                        </a:effectRef>
+                        <a:fontRef idx="minor">
+                          <a:schemeClr val="tx1"/>
+                        </a:fontRef>
+                      </wps:style>
+                      <wps:bodyPr/>
+                    </wps:wsp>
+                  </a:graphicData>
+                </a:graphic>
+              </wp:anchor>
+            </w:drawing>
+          </mc:Choice>
+          <mc:Fallback>
+            <w:pict>
+              <v:line id="_x0000_s1026" o:spid="_x0000_s1026" o:spt="20" style="position:absolute;left:0pt;margin-left:25.15pt;margin-top:8.15pt;height:0.45pt;width:382.9pt;z-index:251660288;mso-width-relative:page;mso-height-relative:page;" filled="f" stroked="t" coordsize="21600,21600" o:gfxdata="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">
+                <v:fill on="f" focussize="0,0"/>
+                <v:stroke weight="2pt" color="#000000 [3213]" joinstyle="round"/>
+                <v:imagedata o:title=""/>
+                <o:lock v:ext="edit" aspectratio="f"/>
+                <v:shadow on="t" color="#000000" opacity="24903f" offset="0pt,1.5748031496063pt" origin="0f,32768f" matrix="65536f,0f,0f,65536f"/>
+              </v:line>
+            </w:pict>
+          </mc:Fallback>
+        </mc:AlternateContent>
+      </w:r>
+    </w:p>
+    <w:p>
+      <w:pPr>
+        <w:pStyle w:val="169"/>
+        <w:bidi w:val="0"/>
+        <w:rPr>
+          <w:rFonts w:hint="default" w:eastAsiaTheme="minorEastAsia"/>
+          <w:lang w:val="en-US" w:eastAsia="zh-CN"/>
+        </w:rPr>
+      </w:pPr>
+      <w:r>
+        <w:t>数据流名称:测试点输入数据</w:t>
+      </w:r>
+      <w:r>
+        <w:rPr>
+          <w:rFonts w:hint="eastAsia"/>
+          <w:lang w:val="en-US" w:eastAsia="zh-CN"/>
+        </w:rPr>
+        <w:t xml:space="preserve">                        标志符：F10</w:t>
+      </w:r>
+    </w:p>
+    <w:p>
+      <w:pPr>
+        <w:pStyle w:val="169"/>
+        <w:bidi w:val="0"/>
+      </w:pPr>
+      <w:r>
+        <w:t>别名:无</w:t>
+      </w:r>
+    </w:p>
+    <w:p>
+      <w:pPr>
+        <w:pStyle w:val="169"/>
+        <w:bidi w:val="0"/>
+      </w:pPr>
+      <w:r>
+        <w:t>来源:测试用例加载(P5.4)</w:t>
+      </w:r>
+    </w:p>
+    <w:p>
+      <w:pPr>
+        <w:pStyle w:val="169"/>
+        <w:bidi w:val="0"/>
+      </w:pPr>
+      <w:r>
+        <w:t>去向:安全沙箱运行(P5.3)</w:t>
+      </w:r>
+    </w:p>
+    <w:p>
+      <w:pPr>
+        <w:pStyle w:val="169"/>
+        <w:bidi w:val="0"/>
+      </w:pPr>
+      <w:r>
+        <w:t>数据组成:字符流 / 测试用例输入文本 (.in)</w:t>
+      </w:r>
+    </w:p>
+    <w:p>
+      <w:pPr>
+        <w:pStyle w:val="169"/>
+        <w:bidi w:val="0"/>
+      </w:pPr>
+      <w:r>
+        <w:rPr>
+          <w:sz w:val="24"/>
+        </w:rPr>
+        <mc:AlternateContent>
+          <mc:Choice Requires="wps">
+            <w:drawing>
+              <wp:anchor distT="0" distB="0" distL="114300" distR="114300" simplePos="0" relativeHeight="251660288" behindDoc="0" locked="0" layoutInCell="1" allowOverlap="1">
+                <wp:simplePos x="0" y="0"/>
+                <wp:positionH relativeFrom="column">
+                  <wp:posOffset>304800</wp:posOffset>
+                </wp:positionH>
+                <wp:positionV relativeFrom="paragraph">
+                  <wp:posOffset>114300</wp:posOffset>
+                </wp:positionV>
+                <wp:extent cx="4862830" cy="5715"/>
+                <wp:effectExtent l="33655" t="26670" r="43815" b="69215"/>
+                <wp:wrapNone/>
+                <wp:docPr id="44" name="直接连接符 44"/>
+                <wp:cNvGraphicFramePr/>
+                <a:graphic xmlns:a="http://schemas.openxmlformats.org/drawingml/2006/main">
+                  <a:graphicData uri="http://schemas.microsoft.com/office/word/2010/wordprocessingShape">
+                    <wps:wsp>
+                      <wps:cNvCnPr/>
+                      <wps:spPr>
+                        <a:xfrm>
+                          <a:off x="0" y="0"/>
+                          <a:ext cx="4862830" cy="5715"/>
+                        </a:xfrm>
+                        <a:prstGeom prst="line">
+                          <a:avLst/>
+                        </a:prstGeom>
+                        <a:ln>
+                          <a:solidFill>
+                            <a:schemeClr val="tx1"/>
+                          </a:solidFill>
+                        </a:ln>
+                      </wps:spPr>
+                      <wps:style>
+                        <a:lnRef idx="2">
+                          <a:schemeClr val="accent1"/>
+                        </a:lnRef>
+                        <a:fillRef idx="0">
+                          <a:schemeClr val="accent1"/>
+                        </a:fillRef>
+                        <a:effectRef idx="1">
+                          <a:schemeClr val="accent1"/>
+                        </a:effectRef>
+                        <a:fontRef idx="minor">
+                          <a:schemeClr val="tx1"/>
+                        </a:fontRef>
+                      </wps:style>
+                      <wps:bodyPr/>
+                    </wps:wsp>
+                  </a:graphicData>
+                </a:graphic>
+              </wp:anchor>
+            </w:drawing>
+          </mc:Choice>
+          <mc:Fallback>
+            <w:pict>
+              <v:line id="_x0000_s1026" o:spid="_x0000_s1026" o:spt="20" style="position:absolute;left:0pt;margin-left:24pt;margin-top:9pt;height:0.45pt;width:382.9pt;z-index:251660288;mso-width-relative:page;mso-height-relative:page;" filled="f" stroked="t" coordsize="21600,21600" o:gfxdata="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">
+                <v:fill on="f" focussize="0,0"/>
+                <v:stroke weight="2pt" color="#000000 [3213]" joinstyle="round"/>
+                <v:imagedata o:title=""/>
+                <o:lock v:ext="edit" aspectratio="f"/>
+                <v:shadow on="t" color="#000000" opacity="24903f" offset="0pt,1.5748031496063pt" origin="0f,32768f" matrix="65536f,0f,0f,65536f"/>
+              </v:line>
+            </w:pict>
+          </mc:Fallback>
+        </mc:AlternateContent>
+      </w:r>
+    </w:p>
+    <w:p>
+      <w:pPr>
+        <w:pStyle w:val="169"/>
+        <w:bidi w:val="0"/>
+        <w:rPr>
+          <w:rFonts w:hint="default" w:eastAsiaTheme="minorEastAsia"/>
+          <w:lang w:val="en-US" w:eastAsia="zh-CN"/>
+        </w:rPr>
+      </w:pPr>
+      <w:r>
+        <w:t>数据流名称:测试点期望输出</w:t>
+      </w:r>
+      <w:r>
+        <w:rPr>
+          <w:rFonts w:hint="eastAsia"/>
+          <w:lang w:val="en-US" w:eastAsia="zh-CN"/>
+        </w:rPr>
+        <w:t xml:space="preserve">                        标志符：F11</w:t>
+      </w:r>
+    </w:p>
+    <w:p>
+      <w:pPr>
+        <w:pStyle w:val="169"/>
+        <w:bidi w:val="0"/>
+      </w:pPr>
+      <w:r>
+        <w:t>别名:无</w:t>
+      </w:r>
+    </w:p>
+    <w:p>
+      <w:pPr>
+        <w:pStyle w:val="169"/>
+        <w:bidi w:val="0"/>
+      </w:pPr>
+      <w:r>
+        <w:t>来源:测试用例加载(P5.4)</w:t>
+      </w:r>
+    </w:p>
+    <w:p>
+      <w:pPr>
+        <w:pStyle w:val="169"/>
+        <w:bidi w:val="0"/>
+      </w:pPr>
+      <w:r>
+        <w:t>去向:输出结果比对(P5.5)</w:t>
+      </w:r>
+    </w:p>
+    <w:p>
+      <w:pPr>
+        <w:pStyle w:val="169"/>
+        <w:bidi w:val="0"/>
+      </w:pPr>
+      <w:r>
+        <w:t>数据组成:字符流 / 测试用例标准答案文本 (.out)</w:t>
+      </w:r>
+    </w:p>
+    <w:p>
+      <w:pPr>
+        <w:pStyle w:val="169"/>
+        <w:bidi w:val="0"/>
+      </w:pPr>
+      <w:r>
+        <w:rPr>
+          <w:sz w:val="24"/>
+        </w:rPr>
+        <mc:AlternateContent>
+          <mc:Choice Requires="wps">
+            <w:drawing>
+              <wp:anchor distT="0" distB="0" distL="114300" distR="114300" simplePos="0" relativeHeight="251660288" behindDoc="0" locked="0" layoutInCell="1" allowOverlap="1">
+                <wp:simplePos x="0" y="0"/>
+                <wp:positionH relativeFrom="column">
+                  <wp:posOffset>304800</wp:posOffset>
+                </wp:positionH>
+                <wp:positionV relativeFrom="paragraph">
+                  <wp:posOffset>135890</wp:posOffset>
+                </wp:positionV>
+                <wp:extent cx="4862830" cy="5715"/>
+                <wp:effectExtent l="33655" t="26670" r="43815" b="69215"/>
+                <wp:wrapNone/>
+                <wp:docPr id="54" name="直接连接符 54"/>
+                <wp:cNvGraphicFramePr/>
+                <a:graphic xmlns:a="http://schemas.openxmlformats.org/drawingml/2006/main">
+                  <a:graphicData uri="http://schemas.microsoft.com/office/word/2010/wordprocessingShape">
+                    <wps:wsp>
+                      <wps:cNvCnPr/>
+                      <wps:spPr>
+                        <a:xfrm>
+                          <a:off x="0" y="0"/>
+                          <a:ext cx="4862830" cy="5715"/>
+                        </a:xfrm>
+                        <a:prstGeom prst="line">
+                          <a:avLst/>
+                        </a:prstGeom>
+                        <a:ln>
+                          <a:solidFill>
+                            <a:schemeClr val="tx1"/>
+                          </a:solidFill>
+                        </a:ln>
+                      </wps:spPr>
+                      <wps:style>
+                        <a:lnRef idx="2">
+                          <a:schemeClr val="accent1"/>
+                        </a:lnRef>
+                        <a:fillRef idx="0">
+                          <a:schemeClr val="accent1"/>
+                        </a:fillRef>
+                        <a:effectRef idx="1">
+                          <a:schemeClr val="accent1"/>
+                        </a:effectRef>
+                        <a:fontRef idx="minor">
+                          <a:schemeClr val="tx1"/>
+                        </a:fontRef>
+                      </wps:style>
+                      <wps:bodyPr/>
+                    </wps:wsp>
+                  </a:graphicData>
+                </a:graphic>
+              </wp:anchor>
+            </w:drawing>
+          </mc:Choice>
+          <mc:Fallback>
+            <w:pict>
+              <v:line id="_x0000_s1026" o:spid="_x0000_s1026" o:spt="20" style="position:absolute;left:0pt;margin-left:24pt;margin-top:10.7pt;height:0.45pt;width:382.9pt;z-index:251660288;mso-width-relative:page;mso-height-relative:page;" filled="f" stroked="t" coordsize="21600,21600" o:gfxdata="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">
+                <v:fill on="f" focussize="0,0"/>
+                <v:stroke weight="2pt" color="#000000 [3213]" joinstyle="round"/>
+                <v:imagedata o:title=""/>
+                <o:lock v:ext="edit" aspectratio="f"/>
+                <v:shadow on="t" color="#000000" opacity="24903f" offset="0pt,1.5748031496063pt" origin="0f,32768f" matrix="65536f,0f,0f,65536f"/>
+              </v:line>
+            </w:pict>
+          </mc:Fallback>
+        </mc:AlternateContent>
+      </w:r>
+    </w:p>
+    <w:p>
+      <w:pPr>
+        <w:pStyle w:val="169"/>
+        <w:bidi w:val="0"/>
+        <w:rPr>
+          <w:rFonts w:hint="default" w:eastAsiaTheme="minorEastAsia"/>
+          <w:lang w:val="en-US" w:eastAsia="zh-CN"/>
+        </w:rPr>
+      </w:pPr>
+      <w:r>
+        <w:t>数据流名称:实际输出数据</w:t>
+      </w:r>
+      <w:r>
+        <w:rPr>
+          <w:rFonts w:hint="eastAsia"/>
+          <w:lang w:val="en-US" w:eastAsia="zh-CN"/>
+        </w:rPr>
+        <w:t xml:space="preserve">                          标志符：F12</w:t>
+      </w:r>
+    </w:p>
+    <w:p>
+      <w:pPr>
+        <w:pStyle w:val="169"/>
+        <w:bidi w:val="0"/>
+      </w:pPr>
+      <w:r>
+        <w:t>别名:无</w:t>
+      </w:r>
+    </w:p>
+    <w:p>
+      <w:pPr>
+        <w:pStyle w:val="169"/>
+        <w:bidi w:val="0"/>
+      </w:pPr>
+      <w:r>
+        <w:t>来源:安全沙箱运行(P5.3)</w:t>
+      </w:r>
+    </w:p>
+    <w:p>
+      <w:pPr>
+        <w:pStyle w:val="169"/>
+        <w:bidi w:val="0"/>
+      </w:pPr>
+      <w:r>
+        <w:t>去向:输出结果比对(P5.5)</w:t>
+      </w:r>
+    </w:p>
+    <w:p>
+      <w:pPr>
+        <w:pStyle w:val="169"/>
+        <w:bidi w:val="0"/>
+      </w:pPr>
+      <w:r>
+        <w:t>数据组成:用户程序控制台实际标准输出流 + time_used + memory_used</w:t>
+      </w:r>
+    </w:p>
+    <w:p>
+      <w:pPr>
+        <w:pStyle w:val="169"/>
+        <w:bidi w:val="0"/>
+      </w:pPr>
+      <w:r>
+        <w:rPr>
+          <w:sz w:val="24"/>
+        </w:rPr>
+        <mc:AlternateContent>
+          <mc:Choice Requires="wps">
+            <w:drawing>
+              <wp:anchor distT="0" distB="0" distL="114300" distR="114300" simplePos="0" relativeHeight="251660288" behindDoc="0" locked="0" layoutInCell="1" allowOverlap="1">
+                <wp:simplePos x="0" y="0"/>
+                <wp:positionH relativeFrom="column">
+                  <wp:posOffset>324485</wp:posOffset>
+                </wp:positionH>
+                <wp:positionV relativeFrom="paragraph">
+                  <wp:posOffset>140335</wp:posOffset>
+                </wp:positionV>
+                <wp:extent cx="4862830" cy="5715"/>
+                <wp:effectExtent l="33655" t="26670" r="43815" b="69215"/>
+                <wp:wrapNone/>
+                <wp:docPr id="43" name="直接连接符 43"/>
+                <wp:cNvGraphicFramePr/>
+                <a:graphic xmlns:a="http://schemas.openxmlformats.org/drawingml/2006/main">
+                  <a:graphicData uri="http://schemas.microsoft.com/office/word/2010/wordprocessingShape">
+                    <wps:wsp>
+                      <wps:cNvCnPr/>
+                      <wps:spPr>
+                        <a:xfrm>
+                          <a:off x="0" y="0"/>
+                          <a:ext cx="4862830" cy="5715"/>
+                        </a:xfrm>
+                        <a:prstGeom prst="line">
+                          <a:avLst/>
+                        </a:prstGeom>
+                        <a:ln>
+                          <a:solidFill>
+                            <a:schemeClr val="tx1"/>
+                          </a:solidFill>
+                        </a:ln>
+                      </wps:spPr>
+                      <wps:style>
+                        <a:lnRef idx="2">
+                          <a:schemeClr val="accent1"/>
+                        </a:lnRef>
+                        <a:fillRef idx="0">
+                          <a:schemeClr val="accent1"/>
+                        </a:fillRef>
+                        <a:effectRef idx="1">
+                          <a:schemeClr val="accent1"/>
+                        </a:effectRef>
+                        <a:fontRef idx="minor">
+                          <a:schemeClr val="tx1"/>
+                        </a:fontRef>
+                      </wps:style>
+                      <wps:bodyPr/>
+                    </wps:wsp>
+                  </a:graphicData>
+                </a:graphic>
+              </wp:anchor>
+            </w:drawing>
+          </mc:Choice>
+          <mc:Fallback>
+            <w:pict>
+              <v:line id="_x0000_s1026" o:spid="_x0000_s1026" o:spt="20" style="position:absolute;left:0pt;margin-left:25.55pt;margin-top:11.05pt;height:0.45pt;width:382.9pt;z-index:251660288;mso-width-relative:page;mso-height-relative:page;" filled="f" stroked="t" coordsize="21600,21600" o:gfxdata="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">
+                <v:fill on="f" focussize="0,0"/>
+                <v:stroke weight="2pt" color="#000000 [3213]" joinstyle="round"/>
+                <v:imagedata o:title=""/>
+                <o:lock v:ext="edit" aspectratio="f"/>
+                <v:shadow on="t" color="#000000" opacity="24903f" offset="0pt,1.5748031496063pt" origin="0f,32768f" matrix="65536f,0f,0f,65536f"/>
+              </v:line>
+            </w:pict>
+          </mc:Fallback>
+        </mc:AlternateContent>
+      </w:r>
+    </w:p>
+    <w:p>
+      <w:pPr>
+        <w:pStyle w:val="169"/>
+        <w:bidi w:val="0"/>
+        <w:rPr>
+          <w:rFonts w:hint="default" w:eastAsiaTheme="minorEastAsia"/>
+          <w:lang w:val="en-US" w:eastAsia="zh-CN"/>
+        </w:rPr>
+      </w:pPr>
+      <w:r>
+        <w:t>数据流名称:评测判定结果</w:t>
+      </w:r>
+      <w:r>
+        <w:rPr>
+          <w:rFonts w:hint="eastAsia"/>
+          <w:lang w:val="en-US" w:eastAsia="zh-CN"/>
+        </w:rPr>
+        <w:t xml:space="preserve">                          标志符：F13</w:t>
+      </w:r>
+    </w:p>
+    <w:p>
+      <w:pPr>
+        <w:pStyle w:val="169"/>
+        <w:bidi w:val="0"/>
+      </w:pPr>
+      <w:r>
+        <w:t>别名:无</w:t>
+      </w:r>
+    </w:p>
+    <w:p>
+      <w:pPr>
+        <w:pStyle w:val="169"/>
+        <w:bidi w:val="0"/>
+      </w:pPr>
+      <w:r>
+        <w:t>来源:输出结果比对(P5.5)</w:t>
+      </w:r>
+    </w:p>
+    <w:p>
+      <w:pPr>
+        <w:pStyle w:val="169"/>
+        <w:bidi w:val="0"/>
+      </w:pPr>
+      <w:r>
+        <w:t>去向:评测状态生成与更新(P5.6)</w:t>
+      </w:r>
+    </w:p>
+    <w:p>
+      <w:pPr>
+        <w:pStyle w:val="169"/>
+        <w:bidi w:val="0"/>
+      </w:pPr>
+      <w:r>
+        <w:t>数据组成:sub_status (AC/WA/RE/TLE/MLE) + max_time + max_memory</w:t>
+      </w:r>
+    </w:p>
+    <w:p>
+      <w:pPr>
+        <w:pStyle w:val="169"/>
+        <w:bidi w:val="0"/>
+      </w:pPr>
+      <w:r>
+        <w:rPr>
+          <w:sz w:val="24"/>
+        </w:rPr>
+        <mc:AlternateContent>
+          <mc:Choice Requires="wps">
+            <w:drawing>
+              <wp:anchor distT="0" distB="0" distL="114300" distR="114300" simplePos="0" relativeHeight="251660288" behindDoc="0" locked="0" layoutInCell="1" allowOverlap="1">
+                <wp:simplePos x="0" y="0"/>
+                <wp:positionH relativeFrom="column">
+                  <wp:posOffset>319405</wp:posOffset>
+                </wp:positionH>
+                <wp:positionV relativeFrom="paragraph">
+                  <wp:posOffset>126365</wp:posOffset>
+                </wp:positionV>
+                <wp:extent cx="4862830" cy="5715"/>
+                <wp:effectExtent l="33655" t="26670" r="43815" b="69215"/>
+                <wp:wrapNone/>
+                <wp:docPr id="42" name="直接连接符 42"/>
+                <wp:cNvGraphicFramePr/>
+                <a:graphic xmlns:a="http://schemas.openxmlformats.org/drawingml/2006/main">
+                  <a:graphicData uri="http://schemas.microsoft.com/office/word/2010/wordprocessingShape">
+                    <wps:wsp>
+                      <wps:cNvCnPr/>
+                      <wps:spPr>
+                        <a:xfrm>
+                          <a:off x="0" y="0"/>
+                          <a:ext cx="4862830" cy="5715"/>
+                        </a:xfrm>
+                        <a:prstGeom prst="line">
+                          <a:avLst/>
+                        </a:prstGeom>
+                        <a:ln>
+                          <a:solidFill>
+                            <a:schemeClr val="tx1"/>
+                          </a:solidFill>
+                        </a:ln>
+                      </wps:spPr>
+                      <wps:style>
+                        <a:lnRef idx="2">
+                          <a:schemeClr val="accent1"/>
+                        </a:lnRef>
+                        <a:fillRef idx="0">
+                          <a:schemeClr val="accent1"/>
+                        </a:fillRef>
+                        <a:effectRef idx="1">
+                          <a:schemeClr val="accent1"/>
+                        </a:effectRef>
+                        <a:fontRef idx="minor">
+                          <a:schemeClr val="tx1"/>
+                        </a:fontRef>
+                      </wps:style>
+                      <wps:bodyPr/>
+                    </wps:wsp>
+                  </a:graphicData>
+                </a:graphic>
+              </wp:anchor>
+            </w:drawing>
+          </mc:Choice>
+          <mc:Fallback>
+            <w:pict>
+              <v:line id="_x0000_s1026" o:spid="_x0000_s1026" o:spt="20" style="position:absolute;left:0pt;margin-left:25.15pt;margin-top:9.95pt;height:0.45pt;width:382.9pt;z-index:251660288;mso-width-relative:page;mso-height-relative:page;" filled="f" stroked="t" coordsize="21600,21600" o:gfxdata="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">
+                <v:fill on="f" focussize="0,0"/>
+                <v:stroke weight="2pt" color="#000000 [3213]" joinstyle="round"/>
+                <v:imagedata o:title=""/>
+                <o:lock v:ext="edit" aspectratio="f"/>
+                <v:shadow on="t" color="#000000" opacity="24903f" offset="0pt,1.5748031496063pt" origin="0f,32768f" matrix="65536f,0f,0f,65536f"/>
+              </v:line>
+            </w:pict>
+          </mc:Fallback>
+        </mc:AlternateContent>
+      </w:r>
+    </w:p>
+    <w:p>
+      <w:pPr>
+        <w:pStyle w:val="169"/>
+        <w:bidi w:val="0"/>
+        <w:rPr>
+          <w:rFonts w:hint="default" w:eastAsiaTheme="minorEastAsia"/>
+          <w:lang w:val="en-US" w:eastAsia="zh-CN"/>
+        </w:rPr>
+      </w:pPr>
+      <w:r>
+        <w:t>数据流名称:评测结果与指标</w:t>
+      </w:r>
+      <w:r>
+        <w:rPr>
+          <w:rFonts w:hint="eastAsia"/>
+          <w:lang w:val="en-US" w:eastAsia="zh-CN"/>
+        </w:rPr>
+        <w:t xml:space="preserve">                        标志符：F14</w:t>
+      </w:r>
+    </w:p>
+    <w:p>
+      <w:pPr>
+        <w:pStyle w:val="169"/>
+        <w:bidi w:val="0"/>
+      </w:pPr>
+      <w:r>
+        <w:t>别名:无</w:t>
+      </w:r>
+    </w:p>
+    <w:p>
+      <w:pPr>
+        <w:pStyle w:val="169"/>
+        <w:bidi w:val="0"/>
+      </w:pPr>
+      <w:r>
+        <w:t>来源:评测状态生成与更新(P5.6)</w:t>
+      </w:r>
+    </w:p>
+    <w:p>
+      <w:pPr>
+        <w:pStyle w:val="169"/>
+        <w:bidi w:val="0"/>
+      </w:pPr>
+      <w:r>
+        <w:t>去向:提交记录库(D3)</w:t>
+      </w:r>
+    </w:p>
+    <w:p>
+      <w:pPr>
+        <w:pStyle w:val="169"/>
+        <w:bidi w:val="0"/>
+      </w:pPr>
+      <w:r>
+        <w:t>数据组成:status (AC/WA/CE/TLE/MLE/RE) + time_used + memory_used + error_log</w:t>
+      </w:r>
+    </w:p>
+    <w:p>
+      <w:pPr>
+        <w:pStyle w:val="169"/>
+        <w:bidi w:val="0"/>
+      </w:pPr>
+      <w:r>
+        <w:rPr>
+          <w:sz w:val="24"/>
+        </w:rPr>
+        <mc:AlternateContent>
+          <mc:Choice Requires="wps">
+            <w:drawing>
+              <wp:anchor distT="0" distB="0" distL="114300" distR="114300" simplePos="0" relativeHeight="251660288" behindDoc="0" locked="0" layoutInCell="1" allowOverlap="1">
+                <wp:simplePos x="0" y="0"/>
+                <wp:positionH relativeFrom="column">
+                  <wp:posOffset>339090</wp:posOffset>
+                </wp:positionH>
+                <wp:positionV relativeFrom="paragraph">
+                  <wp:posOffset>128905</wp:posOffset>
+                </wp:positionV>
+                <wp:extent cx="4862830" cy="5715"/>
+                <wp:effectExtent l="33655" t="26670" r="43815" b="69215"/>
+                <wp:wrapNone/>
+                <wp:docPr id="41" name="直接连接符 41"/>
+                <wp:cNvGraphicFramePr/>
+                <a:graphic xmlns:a="http://schemas.openxmlformats.org/drawingml/2006/main">
+                  <a:graphicData uri="http://schemas.microsoft.com/office/word/2010/wordprocessingShape">
+                    <wps:wsp>
+                      <wps:cNvCnPr/>
+                      <wps:spPr>
+                        <a:xfrm>
+                          <a:off x="0" y="0"/>
+                          <a:ext cx="4862830" cy="5715"/>
+                        </a:xfrm>
+                        <a:prstGeom prst="line">
+                          <a:avLst/>
+                        </a:prstGeom>
+                        <a:ln>
+                          <a:solidFill>
+                            <a:schemeClr val="tx1"/>
+                          </a:solidFill>
+                        </a:ln>
+                      </wps:spPr>
+                      <wps:style>
+                        <a:lnRef idx="2">
+                          <a:schemeClr val="accent1"/>
+                        </a:lnRef>
+                        <a:fillRef idx="0">
+                          <a:schemeClr val="accent1"/>
+                        </a:fillRef>
+                        <a:effectRef idx="1">
+                          <a:schemeClr val="accent1"/>
+                        </a:effectRef>
+                        <a:fontRef idx="minor">
+                          <a:schemeClr val="tx1"/>
+                        </a:fontRef>
+                      </wps:style>
+                      <wps:bodyPr/>
+                    </wps:wsp>
+                  </a:graphicData>
+                </a:graphic>
+              </wp:anchor>
+            </w:drawing>
+          </mc:Choice>
+          <mc:Fallback>
+            <w:pict>
+              <v:line id="_x0000_s1026" o:spid="_x0000_s1026" o:spt="20" style="position:absolute;left:0pt;margin-left:26.7pt;margin-top:10.15pt;height:0.45pt;width:382.9pt;z-index:251660288;mso-width-relative:page;mso-height-relative:page;" filled="f" stroked="t" coordsize="21600,21600" o:gfxdata="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">
+                <v:fill on="f" focussize="0,0"/>
+                <v:stroke weight="2pt" color="#000000 [3213]" joinstyle="round"/>
+                <v:imagedata o:title=""/>
+                <o:lock v:ext="edit" aspectratio="f"/>
+                <v:shadow on="t" color="#000000" opacity="24903f" offset="0pt,1.5748031496063pt" origin="0f,32768f" matrix="65536f,0f,0f,65536f"/>
+              </v:line>
+            </w:pict>
+          </mc:Fallback>
+        </mc:AlternateContent>
+      </w:r>
+    </w:p>
+    <w:p>
+      <w:pPr>
+        <w:pStyle w:val="169"/>
+        <w:bidi w:val="0"/>
+        <w:rPr>
+          <w:rFonts w:hint="default" w:eastAsiaTheme="minorEastAsia"/>
+          <w:lang w:val="en-US" w:eastAsia="zh-CN"/>
+        </w:rPr>
+      </w:pPr>
+      <w:r>
+        <w:t>数据流名称:统计更新数据</w:t>
+      </w:r>
+      <w:r>
+        <w:rPr>
+          <w:rFonts w:hint="eastAsia"/>
+          <w:lang w:val="en-US" w:eastAsia="zh-CN"/>
+        </w:rPr>
+        <w:t xml:space="preserve">                          标志符：F15</w:t>
+      </w:r>
+    </w:p>
+    <w:p>
+      <w:pPr>
+        <w:pStyle w:val="169"/>
+        <w:bidi w:val="0"/>
+      </w:pPr>
+      <w:r>
+        <w:t>别名:无</w:t>
+      </w:r>
+    </w:p>
+    <w:p>
+      <w:pPr>
+        <w:pStyle w:val="169"/>
+        <w:bidi w:val="0"/>
+      </w:pPr>
+      <w:r>
+        <w:t>来源:评测状态生成与更新(P5.6)</w:t>
+      </w:r>
+    </w:p>
+    <w:p>
+      <w:pPr>
+        <w:pStyle w:val="169"/>
+        <w:bidi w:val="0"/>
+      </w:pPr>
+      <w:r>
+        <w:t>去向:用户库(D1)/题目库(D2)</w:t>
+      </w:r>
+    </w:p>
+    <w:p>
+      <w:pPr>
+        <w:pStyle w:val="169"/>
+        <w:bidi w:val="0"/>
+      </w:pPr>
+      <w:r>
+        <w:t>数据组成:userId + problemId + isFirstTimeAC: boolean</w:t>
+      </w:r>
+    </w:p>
+    <w:p>
+      <w:pPr>
+        <w:pStyle w:val="169"/>
+        <w:bidi w:val="0"/>
+      </w:pPr>
+      <w:r>
+        <w:rPr>
+          <w:sz w:val="24"/>
+        </w:rPr>
+        <mc:AlternateContent>
+          <mc:Choice Requires="wps">
+            <w:drawing>
+              <wp:anchor distT="0" distB="0" distL="114300" distR="114300" simplePos="0" relativeHeight="251660288" behindDoc="0" locked="0" layoutInCell="1" allowOverlap="1">
+                <wp:simplePos x="0" y="0"/>
+                <wp:positionH relativeFrom="column">
+                  <wp:posOffset>309880</wp:posOffset>
+                </wp:positionH>
+                <wp:positionV relativeFrom="paragraph">
+                  <wp:posOffset>134620</wp:posOffset>
+                </wp:positionV>
+                <wp:extent cx="4862830" cy="5715"/>
+                <wp:effectExtent l="33655" t="26670" r="43815" b="69215"/>
+                <wp:wrapNone/>
+                <wp:docPr id="40" name="直接连接符 40"/>
+                <wp:cNvGraphicFramePr/>
+                <a:graphic xmlns:a="http://schemas.openxmlformats.org/drawingml/2006/main">
+                  <a:graphicData uri="http://schemas.microsoft.com/office/word/2010/wordprocessingShape">
+                    <wps:wsp>
+                      <wps:cNvCnPr/>
+                      <wps:spPr>
+                        <a:xfrm>
+                          <a:off x="0" y="0"/>
+                          <a:ext cx="4862830" cy="5715"/>
+                        </a:xfrm>
+                        <a:prstGeom prst="line">
+                          <a:avLst/>
+                        </a:prstGeom>
+                        <a:ln>
+                          <a:solidFill>
+                            <a:schemeClr val="tx1"/>
+                          </a:solidFill>
+                        </a:ln>
+                      </wps:spPr>
+                      <wps:style>
+                        <a:lnRef idx="2">
+                          <a:schemeClr val="accent1"/>
+                        </a:lnRef>
+                        <a:fillRef idx="0">
+                          <a:schemeClr val="accent1"/>
+                        </a:fillRef>
+                        <a:effectRef idx="1">
+                          <a:schemeClr val="accent1"/>
+                        </a:effectRef>
+                        <a:fontRef idx="minor">
+                          <a:schemeClr val="tx1"/>
+                        </a:fontRef>
+                      </wps:style>
+                      <wps:bodyPr/>
+                    </wps:wsp>
+                  </a:graphicData>
+                </a:graphic>
+              </wp:anchor>
+            </w:drawing>
+          </mc:Choice>
+          <mc:Fallback>
+            <w:pict>
+              <v:line id="_x0000_s1026" o:spid="_x0000_s1026" o:spt="20" style="position:absolute;left:0pt;margin-left:24.4pt;margin-top:10.6pt;height:0.45pt;width:382.9pt;z-index:251660288;mso-width-relative:page;mso-height-relative:page;" filled="f" stroked="t" coordsize="21600,21600" o:gfxdata="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">
+                <v:fill on="f" focussize="0,0"/>
+                <v:stroke weight="2pt" color="#000000 [3213]" joinstyle="round"/>
+                <v:imagedata o:title=""/>
+                <o:lock v:ext="edit" aspectratio="f"/>
+                <v:shadow on="t" color="#000000" opacity="24903f" offset="0pt,1.5748031496063pt" origin="0f,32768f" matrix="65536f,0f,0f,65536f"/>
+              </v:line>
+            </w:pict>
+          </mc:Fallback>
+        </mc:AlternateContent>
+      </w:r>
+    </w:p>
+    <w:p>
+      <w:pPr>
+        <w:pStyle w:val="169"/>
+        <w:bidi w:val="0"/>
+        <w:rPr>
+          <w:rFonts w:hint="default" w:eastAsiaTheme="minorEastAsia"/>
+          <w:lang w:val="en-US" w:eastAsia="zh-CN"/>
+        </w:rPr>
+      </w:pPr>
+      <w:r>
+        <w:t>数据流名称:系统监控数据</w:t>
+      </w:r>
+      <w:r>
+        <w:rPr>
+          <w:rFonts w:hint="eastAsia"/>
+          <w:lang w:val="en-US" w:eastAsia="zh-CN"/>
+        </w:rPr>
+        <w:t xml:space="preserve">                          标志符：F16</w:t>
+      </w:r>
+    </w:p>
+    <w:p>
+      <w:pPr>
+        <w:pStyle w:val="169"/>
+        <w:bidi w:val="0"/>
+      </w:pPr>
+      <w:r>
+        <w:t>别名:无</w:t>
+      </w:r>
+    </w:p>
+    <w:p>
+      <w:pPr>
+        <w:pStyle w:val="169"/>
+        <w:bidi w:val="0"/>
+      </w:pPr>
+      <w:r>
+        <w:t>来源:系统资源监控(P6.1)</w:t>
+      </w:r>
+    </w:p>
+    <w:p>
+      <w:pPr>
+        <w:pStyle w:val="169"/>
+        <w:bidi w:val="0"/>
+      </w:pPr>
+      <w:r>
+        <w:t>去向:外部实体(E3)</w:t>
+      </w:r>
+    </w:p>
+    <w:p>
+      <w:pPr>
+        <w:pStyle w:val="169"/>
+        <w:bidi w:val="0"/>
+      </w:pPr>
+      <w:r>
+        <w:t>数据组成:cpu_load + memory_load + thread_count + queue_length</w:t>
+      </w:r>
+    </w:p>
+    <w:p>
+      <w:pPr>
+        <w:pStyle w:val="169"/>
+        <w:bidi w:val="0"/>
+      </w:pPr>
+      <w:r>
+        <w:rPr>
+          <w:sz w:val="24"/>
+        </w:rPr>
+        <mc:AlternateContent>
+          <mc:Choice Requires="wps">
+            <w:drawing>
+              <wp:anchor distT="0" distB="0" distL="114300" distR="114300" simplePos="0" relativeHeight="251660288" behindDoc="0" locked="0" layoutInCell="1" allowOverlap="1">
+                <wp:simplePos x="0" y="0"/>
+                <wp:positionH relativeFrom="column">
+                  <wp:posOffset>328930</wp:posOffset>
+                </wp:positionH>
+                <wp:positionV relativeFrom="paragraph">
+                  <wp:posOffset>139700</wp:posOffset>
+                </wp:positionV>
+                <wp:extent cx="4862830" cy="5715"/>
+                <wp:effectExtent l="33655" t="26670" r="43815" b="69215"/>
+                <wp:wrapNone/>
+                <wp:docPr id="39" name="直接连接符 39"/>
+                <wp:cNvGraphicFramePr/>
+                <a:graphic xmlns:a="http://schemas.openxmlformats.org/drawingml/2006/main">
+                  <a:graphicData uri="http://schemas.microsoft.com/office/word/2010/wordprocessingShape">
+                    <wps:wsp>
+                      <wps:cNvCnPr/>
+                      <wps:spPr>
+                        <a:xfrm>
+                          <a:off x="0" y="0"/>
+                          <a:ext cx="4862830" cy="5715"/>
+                        </a:xfrm>
+                        <a:prstGeom prst="line">
+                          <a:avLst/>
+                        </a:prstGeom>
+                        <a:ln>
+                          <a:solidFill>
+                            <a:schemeClr val="tx1"/>
+                          </a:solidFill>
+                        </a:ln>
+                      </wps:spPr>
+                      <wps:style>
+                        <a:lnRef idx="2">
+                          <a:schemeClr val="accent1"/>
+                        </a:lnRef>
+                        <a:fillRef idx="0">
+                          <a:schemeClr val="accent1"/>
+                        </a:fillRef>
+                        <a:effectRef idx="1">
+                          <a:schemeClr val="accent1"/>
+                        </a:effectRef>
+                        <a:fontRef idx="minor">
+                          <a:schemeClr val="tx1"/>
+                        </a:fontRef>
+                      </wps:style>
+                      <wps:bodyPr/>
+                    </wps:wsp>
+                  </a:graphicData>
+                </a:graphic>
+              </wp:anchor>
+            </w:drawing>
+          </mc:Choice>
+          <mc:Fallback>
+            <w:pict>
+              <v:line id="_x0000_s1026" o:spid="_x0000_s1026" o:spt="20" style="position:absolute;left:0pt;margin-left:25.9pt;margin-top:11pt;height:0.45pt;width:382.9pt;z-index:251660288;mso-width-relative:page;mso-height-relative:page;" filled="f" stroked="t" coordsize="21600,21600" o:gfxdata="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">
+                <v:fill on="f" focussize="0,0"/>
+                <v:stroke weight="2pt" color="#000000 [3213]" joinstyle="round"/>
+                <v:imagedata o:title=""/>
+                <o:lock v:ext="edit" aspectratio="f"/>
+                <v:shadow on="t" color="#000000" opacity="24903f" offset="0pt,1.5748031496063pt" origin="0f,32768f" matrix="65536f,0f,0f,65536f"/>
+              </v:line>
+            </w:pict>
+          </mc:Fallback>
+        </mc:AlternateContent>
+      </w:r>
+    </w:p>
+    <w:p>
+      <w:pPr>
+        <w:pStyle w:val="169"/>
+        <w:bidi w:val="0"/>
+        <w:rPr>
+          <w:rFonts w:hint="default" w:eastAsiaTheme="minorEastAsia"/>
+          <w:lang w:val="en-US" w:eastAsia="zh-CN"/>
+        </w:rPr>
+      </w:pPr>
+      <w:r>
+        <w:t>数据流名称:比赛发布与编辑</w:t>
+      </w:r>
+      <w:r>
+        <w:rPr>
+          <w:rFonts w:hint="eastAsia"/>
+          <w:lang w:val="en-US" w:eastAsia="zh-CN"/>
+        </w:rPr>
+        <w:t xml:space="preserve">                        标志符：F17</w:t>
+      </w:r>
+    </w:p>
+    <w:p>
+      <w:pPr>
+        <w:pStyle w:val="169"/>
+        <w:bidi w:val="0"/>
+      </w:pPr>
+      <w:r>
+        <w:t>别名:无</w:t>
+      </w:r>
+    </w:p>
+    <w:p>
+      <w:pPr>
+        <w:pStyle w:val="169"/>
+        <w:bidi w:val="0"/>
+      </w:pPr>
+      <w:r>
+        <w:t>来源:外部实体(E2/E3)</w:t>
+      </w:r>
+    </w:p>
+    <w:p>
+      <w:pPr>
+        <w:pStyle w:val="169"/>
+        <w:bidi w:val="0"/>
+      </w:pPr>
+      <w:r>
+        <w:t>去向:比赛信息维护(P4.1)</w:t>
+      </w:r>
+    </w:p>
+    <w:p>
+      <w:pPr>
+        <w:pStyle w:val="169"/>
+        <w:bidi w:val="0"/>
+      </w:pPr>
+      <w:r>
+        <w:t>数据组成:title + start_time + end_time + rules_type + problems_list</w:t>
+      </w:r>
+    </w:p>
+    <w:p>
+      <w:pPr>
+        <w:pStyle w:val="169"/>
+        <w:bidi w:val="0"/>
+      </w:pPr>
+      <w:r>
+        <w:rPr>
+          <w:sz w:val="24"/>
+        </w:rPr>
+        <mc:AlternateContent>
+          <mc:Choice Requires="wps">
+            <w:drawing>
+              <wp:anchor distT="0" distB="0" distL="114300" distR="114300" simplePos="0" relativeHeight="251660288" behindDoc="0" locked="0" layoutInCell="1" allowOverlap="1">
+                <wp:simplePos x="0" y="0"/>
+                <wp:positionH relativeFrom="column">
+                  <wp:posOffset>334010</wp:posOffset>
+                </wp:positionH>
+                <wp:positionV relativeFrom="paragraph">
+                  <wp:posOffset>130810</wp:posOffset>
+                </wp:positionV>
+                <wp:extent cx="4862830" cy="5715"/>
+                <wp:effectExtent l="33655" t="26670" r="43815" b="69215"/>
+                <wp:wrapNone/>
+                <wp:docPr id="38" name="直接连接符 38"/>
+                <wp:cNvGraphicFramePr/>
+                <a:graphic xmlns:a="http://schemas.openxmlformats.org/drawingml/2006/main">
+                  <a:graphicData uri="http://schemas.microsoft.com/office/word/2010/wordprocessingShape">
+                    <wps:wsp>
+                      <wps:cNvCnPr/>
+                      <wps:spPr>
+                        <a:xfrm>
+                          <a:off x="0" y="0"/>
+                          <a:ext cx="4862830" cy="5715"/>
+                        </a:xfrm>
+                        <a:prstGeom prst="line">
+                          <a:avLst/>
+                        </a:prstGeom>
+                        <a:ln>
+                          <a:solidFill>
+                            <a:schemeClr val="tx1"/>
+                          </a:solidFill>
+                        </a:ln>
+                      </wps:spPr>
+                      <wps:style>
+                        <a:lnRef idx="2">
+                          <a:schemeClr val="accent1"/>
+                        </a:lnRef>
+                        <a:fillRef idx="0">
+                          <a:schemeClr val="accent1"/>
+                        </a:fillRef>
+                        <a:effectRef idx="1">
+                          <a:schemeClr val="accent1"/>
+                        </a:effectRef>
+                        <a:fontRef idx="minor">
+                          <a:schemeClr val="tx1"/>
+                        </a:fontRef>
+                      </wps:style>
+                      <wps:bodyPr/>
+                    </wps:wsp>
+                  </a:graphicData>
+                </a:graphic>
+              </wp:anchor>
+            </w:drawing>
+          </mc:Choice>
+          <mc:Fallback>
+            <w:pict>
+              <v:line id="_x0000_s1026" o:spid="_x0000_s1026" o:spt="20" style="position:absolute;left:0pt;margin-left:26.3pt;margin-top:10.3pt;height:0.45pt;width:382.9pt;z-index:251660288;mso-width-relative:page;mso-height-relative:page;" filled="f" stroked="t" coordsize="21600,21600" o:gfxdata="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">
+                <v:fill on="f" focussize="0,0"/>
+                <v:stroke weight="2pt" color="#000000 [3213]" joinstyle="round"/>
+                <v:imagedata o:title=""/>
+                <o:lock v:ext="edit" aspectratio="f"/>
+                <v:shadow on="t" color="#000000" opacity="24903f" offset="0pt,1.5748031496063pt" origin="0f,32768f" matrix="65536f,0f,0f,65536f"/>
+              </v:line>
+            </w:pict>
+          </mc:Fallback>
+        </mc:AlternateContent>
+      </w:r>
+    </w:p>
+    <w:p>
+      <w:pPr>
+        <w:pStyle w:val="169"/>
+        <w:bidi w:val="0"/>
+        <w:rPr>
+          <w:rFonts w:hint="default" w:eastAsiaTheme="minorEastAsia"/>
+          <w:lang w:val="en-US" w:eastAsia="zh-CN"/>
+        </w:rPr>
+      </w:pPr>
+      <w:r>
+        <w:t>数据流名称:比赛排行数据</w:t>
+      </w:r>
+      <w:r>
+        <w:rPr>
+          <w:rFonts w:hint="eastAsia"/>
+          <w:lang w:val="en-US" w:eastAsia="zh-CN"/>
+        </w:rPr>
+        <w:t xml:space="preserve">                          标志符：F18</w:t>
+      </w:r>
+    </w:p>
+    <w:p>
+      <w:pPr>
+        <w:pStyle w:val="169"/>
+        <w:bidi w:val="0"/>
+      </w:pPr>
+      <w:r>
+        <w:t>别名:无</w:t>
+      </w:r>
+    </w:p>
+    <w:p>
+      <w:pPr>
+        <w:pStyle w:val="169"/>
+        <w:bidi w:val="0"/>
+      </w:pPr>
+      <w:r>
+        <w:t>来源:比赛库(D5)/提交记录库(D3)/比赛排行榜实时计算(P4.3)</w:t>
+      </w:r>
+    </w:p>
+    <w:p>
+      <w:pPr>
+        <w:pStyle w:val="169"/>
+        <w:bidi w:val="0"/>
+      </w:pPr>
+      <w:r>
+        <w:t>去向:外部实体(E1/E2)</w:t>
+      </w:r>
+    </w:p>
+    <w:p>
+      <w:pPr>
+        <w:pStyle w:val="169"/>
+        <w:bidi w:val="0"/>
+      </w:pPr>
+      <w:r>
+        <w:t>数据组成:List&lt;{rank, username, solved_count, penalty_time, details}&gt;</w:t>
+      </w:r>
+    </w:p>
+    <w:p>
+      <w:pPr>
+        <w:pStyle w:val="169"/>
+        <w:bidi w:val="0"/>
+      </w:pPr>
+      <w:r>
+        <w:rPr>
+          <w:sz w:val="24"/>
+        </w:rPr>
+        <mc:AlternateContent>
+          <mc:Choice Requires="wps">
+            <w:drawing>
+              <wp:anchor distT="0" distB="0" distL="114300" distR="114300" simplePos="0" relativeHeight="251660288" behindDoc="0" locked="0" layoutInCell="1" allowOverlap="1">
+                <wp:simplePos x="0" y="0"/>
+                <wp:positionH relativeFrom="column">
+                  <wp:posOffset>334010</wp:posOffset>
+                </wp:positionH>
+                <wp:positionV relativeFrom="paragraph">
+                  <wp:posOffset>142240</wp:posOffset>
+                </wp:positionV>
+                <wp:extent cx="4862830" cy="5715"/>
+                <wp:effectExtent l="33655" t="26670" r="43815" b="69215"/>
+                <wp:wrapNone/>
+                <wp:docPr id="37" name="直接连接符 37"/>
+                <wp:cNvGraphicFramePr/>
+                <a:graphic xmlns:a="http://schemas.openxmlformats.org/drawingml/2006/main">
+                  <a:graphicData uri="http://schemas.microsoft.com/office/word/2010/wordprocessingShape">
+                    <wps:wsp>
+                      <wps:cNvCnPr/>
+                      <wps:spPr>
+                        <a:xfrm>
+                          <a:off x="0" y="0"/>
+                          <a:ext cx="4862830" cy="5715"/>
+                        </a:xfrm>
+                        <a:prstGeom prst="line">
+                          <a:avLst/>
+                        </a:prstGeom>
+                        <a:ln>
+                          <a:solidFill>
+                            <a:schemeClr val="tx1"/>
+                          </a:solidFill>
+                        </a:ln>
+                      </wps:spPr>
+                      <wps:style>
+                        <a:lnRef idx="2">
+                          <a:schemeClr val="accent1"/>
+                        </a:lnRef>
+                        <a:fillRef idx="0">
+                          <a:schemeClr val="accent1"/>
+                        </a:fillRef>
+                        <a:effectRef idx="1">
+                          <a:schemeClr val="accent1"/>
+                        </a:effectRef>
+                        <a:fontRef idx="minor">
+                          <a:schemeClr val="tx1"/>
+                        </a:fontRef>
+                      </wps:style>
+                      <wps:bodyPr/>
+                    </wps:wsp>
+                  </a:graphicData>
+                </a:graphic>
+              </wp:anchor>
+            </w:drawing>
+          </mc:Choice>
+          <mc:Fallback>
+            <w:pict>
+              <v:line id="_x0000_s1026" o:spid="_x0000_s1026" o:spt="20" style="position:absolute;left:0pt;margin-left:26.3pt;margin-top:11.2pt;height:0.45pt;width:382.9pt;z-index:251660288;mso-width-relative:page;mso-height-relative:page;" filled="f" stroked="t" coordsize="21600,21600" o:gfxdata="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">
+                <v:fill on="f" focussize="0,0"/>
+                <v:stroke weight="2pt" color="#000000 [3213]" joinstyle="round"/>
+                <v:imagedata o:title=""/>
+                <o:lock v:ext="edit" aspectratio="f"/>
+                <v:shadow on="t" color="#000000" opacity="24903f" offset="0pt,1.5748031496063pt" origin="0f,32768f" matrix="65536f,0f,0f,65536f"/>
+              </v:line>
+            </w:pict>
+          </mc:Fallback>
+        </mc:AlternateContent>
+      </w:r>
+    </w:p>
+    <w:p>
+      <w:pPr>
+        <w:pStyle w:val="169"/>
+        <w:bidi w:val="0"/>
+        <w:rPr>
+          <w:rFonts w:hint="default" w:eastAsiaTheme="minorEastAsia"/>
+          <w:lang w:val="en-US" w:eastAsia="zh-CN"/>
+        </w:rPr>
+      </w:pPr>
+      <w:r>
+        <w:t>数据流名称:公告通知数据</w:t>
+      </w:r>
+      <w:r>
+        <w:rPr>
+          <w:rFonts w:hint="eastAsia"/>
+          <w:lang w:val="en-US" w:eastAsia="zh-CN"/>
+        </w:rPr>
+        <w:t xml:space="preserve">                          标志符：F19</w:t>
+      </w:r>
+    </w:p>
+    <w:p>
+      <w:pPr>
+        <w:pStyle w:val="169"/>
+        <w:bidi w:val="0"/>
+      </w:pPr>
+      <w:r>
+        <w:t>别名:无</w:t>
+      </w:r>
+    </w:p>
+    <w:p>
+      <w:pPr>
+        <w:pStyle w:val="169"/>
+        <w:bidi w:val="0"/>
+      </w:pPr>
+      <w:r>
+        <w:t>来源:公告库(D6)/公告发布与展示(P4.4)</w:t>
+      </w:r>
+    </w:p>
+    <w:p>
+      <w:pPr>
+        <w:pStyle w:val="169"/>
+        <w:bidi w:val="0"/>
+      </w:pPr>
+      <w:r>
+        <w:t>去向:外部实体(E1/E2/E3)</w:t>
+      </w:r>
+    </w:p>
+    <w:p>
+      <w:pPr>
+        <w:pStyle w:val="169"/>
+        <w:bidi w:val="0"/>
+      </w:pPr>
+      <w:r>
+        <w:t>数据组成:id + title + content + author + created_at</w:t>
+      </w:r>
+    </w:p>
+    <w:p>
+      <w:pPr>
+        <w:pStyle w:val="169"/>
+        <w:bidi w:val="0"/>
+      </w:pPr>
+      <w:r>
+        <w:rPr>
+          <w:sz w:val="24"/>
+        </w:rPr>
+        <mc:AlternateContent>
+          <mc:Choice Requires="wps">
+            <w:drawing>
+              <wp:anchor distT="0" distB="0" distL="114300" distR="114300" simplePos="0" relativeHeight="251660288" behindDoc="0" locked="0" layoutInCell="1" allowOverlap="1">
+                <wp:simplePos x="0" y="0"/>
+                <wp:positionH relativeFrom="column">
+                  <wp:posOffset>319405</wp:posOffset>
+                </wp:positionH>
+                <wp:positionV relativeFrom="paragraph">
+                  <wp:posOffset>147955</wp:posOffset>
+                </wp:positionV>
+                <wp:extent cx="4862830" cy="5715"/>
+                <wp:effectExtent l="33655" t="26670" r="43815" b="69215"/>
+                <wp:wrapNone/>
+                <wp:docPr id="36" name="直接连接符 36"/>
+                <wp:cNvGraphicFramePr/>
+                <a:graphic xmlns:a="http://schemas.openxmlformats.org/drawingml/2006/main">
+                  <a:graphicData uri="http://schemas.microsoft.com/office/word/2010/wordprocessingShape">
+                    <wps:wsp>
+                      <wps:cNvCnPr/>
+                      <wps:spPr>
+                        <a:xfrm>
+                          <a:off x="0" y="0"/>
+                          <a:ext cx="4862830" cy="5715"/>
+                        </a:xfrm>
+                        <a:prstGeom prst="line">
+                          <a:avLst/>
+                        </a:prstGeom>
+                        <a:ln>
+                          <a:solidFill>
+                            <a:schemeClr val="tx1"/>
+                          </a:solidFill>
+                        </a:ln>
+                      </wps:spPr>
+                      <wps:style>
+                        <a:lnRef idx="2">
+                          <a:schemeClr val="accent1"/>
+                        </a:lnRef>
+                        <a:fillRef idx="0">
+                          <a:schemeClr val="accent1"/>
+                        </a:fillRef>
+                        <a:effectRef idx="1">
+                          <a:schemeClr val="accent1"/>
+                        </a:effectRef>
+                        <a:fontRef idx="minor">
+                          <a:schemeClr val="tx1"/>
+                        </a:fontRef>
+                      </wps:style>
+                      <wps:bodyPr/>
+                    </wps:wsp>
+                  </a:graphicData>
+                </a:graphic>
+              </wp:anchor>
+            </w:drawing>
+          </mc:Choice>
+          <mc:Fallback>
+            <w:pict>
+              <v:line id="_x0000_s1026" o:spid="_x0000_s1026" o:spt="20" style="position:absolute;left:0pt;margin-left:25.15pt;margin-top:11.65pt;height:0.45pt;width:382.9pt;z-index:251660288;mso-width-relative:page;mso-height-relative:page;" filled="f" stroked="t" coordsize="21600,21600" o:gfxdata="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">
+                <v:fill on="f" focussize="0,0"/>
+                <v:stroke weight="2pt" color="#000000 [3213]" joinstyle="round"/>
+                <v:imagedata o:title=""/>
+                <o:lock v:ext="edit" aspectratio="f"/>
+                <v:shadow on="t" color="#000000" opacity="24903f" offset="0pt,1.5748031496063pt" origin="0f,32768f" matrix="65536f,0f,0f,65536f"/>
+              </v:line>
+            </w:pict>
+          </mc:Fallback>
+        </mc:AlternateContent>
+      </w:r>
+    </w:p>
+    <w:p>
+      <w:pPr>
+        <w:pStyle w:val="169"/>
+        <w:bidi w:val="0"/>
+        <w:rPr>
+          <w:rFonts w:hint="default" w:eastAsiaTheme="minorEastAsia"/>
+          <w:lang w:val="en-US" w:eastAsia="zh-CN"/>
+        </w:rPr>
+      </w:pPr>
+      <w:r>
+        <w:t>数据流名称:操作审计日志</w:t>
+      </w:r>
+      <w:r>
+        <w:rPr>
+          <w:rFonts w:hint="eastAsia"/>
+          <w:lang w:val="en-US" w:eastAsia="zh-CN"/>
+        </w:rPr>
+        <w:t xml:space="preserve">                          标志符：F20</w:t>
+      </w:r>
+    </w:p>
+    <w:p>
+      <w:pPr>
+        <w:pStyle w:val="169"/>
+        <w:bidi w:val="0"/>
+      </w:pPr>
+      <w:r>
+        <w:t>别名:无</w:t>
+      </w:r>
+    </w:p>
+    <w:p>
+      <w:pPr>
+        <w:pStyle w:val="169"/>
+        <w:bidi w:val="0"/>
+      </w:pPr>
+      <w:r>
+        <w:t>来源:系统审计日志库(Logs)/安全与行为审计(P6.2)</w:t>
+      </w:r>
+    </w:p>
+    <w:p>
+      <w:pPr>
+        <w:pStyle w:val="169"/>
+        <w:bidi w:val="0"/>
+      </w:pPr>
+      <w:r>
+        <w:t>去向:外部实体(E3)</w:t>
+      </w:r>
+    </w:p>
+    <w:p>
+      <w:pPr>
+        <w:pStyle w:val="169"/>
+        <w:bidi w:val="0"/>
+      </w:pPr>
+      <w:r>
+        <w:t>数据组成:log_id + userId + action + ip + timestamp</w:t>
+      </w:r>
+    </w:p>
+    <w:p>
+      <w:pPr>
+        <w:pStyle w:val="169"/>
+        <w:bidi w:val="0"/>
+      </w:pPr>
+    </w:p>
+    <w:p>
+      <w:pPr>
+        <w:pStyle w:val="169"/>
+        <w:bidi w:val="0"/>
+      </w:pPr>
+    </w:p>
+    <w:p>
+      <w:pPr>
+        <w:pStyle w:val="169"/>
+        <w:bidi w:val="0"/>
+      </w:pPr>
+      <w:r>
+        <w:rPr>
+          <w:sz w:val="24"/>
+        </w:rPr>
+        <mc:AlternateContent>
+          <mc:Choice Requires="wps">
+            <w:drawing>
+              <wp:anchor distT="0" distB="0" distL="114300" distR="114300" simplePos="0" relativeHeight="251660288" behindDoc="0" locked="0" layoutInCell="1" allowOverlap="1">
+                <wp:simplePos x="0" y="0"/>
+                <wp:positionH relativeFrom="column">
+                  <wp:posOffset>325755</wp:posOffset>
+                </wp:positionH>
+                <wp:positionV relativeFrom="paragraph">
+                  <wp:posOffset>43180</wp:posOffset>
+                </wp:positionV>
+                <wp:extent cx="4862830" cy="5715"/>
+                <wp:effectExtent l="33655" t="26670" r="43815" b="69215"/>
+                <wp:wrapNone/>
+                <wp:docPr id="61" name="直接连接符 61"/>
+                <wp:cNvGraphicFramePr/>
+                <a:graphic xmlns:a="http://schemas.openxmlformats.org/drawingml/2006/main">
+                  <a:graphicData uri="http://schemas.microsoft.com/office/word/2010/wordprocessingShape">
+                    <wps:wsp>
+                      <wps:cNvCnPr/>
+                      <wps:spPr>
+                        <a:xfrm>
+                          <a:off x="0" y="0"/>
+                          <a:ext cx="4862830" cy="5715"/>
+                        </a:xfrm>
+                        <a:prstGeom prst="line">
+                          <a:avLst/>
+                        </a:prstGeom>
+                        <a:ln>
+                          <a:solidFill>
+                            <a:schemeClr val="tx1"/>
+                          </a:solidFill>
+                        </a:ln>
+                      </wps:spPr>
+                      <wps:style>
+                        <a:lnRef idx="2">
+                          <a:schemeClr val="accent1"/>
+                        </a:lnRef>
+                        <a:fillRef idx="0">
+                          <a:schemeClr val="accent1"/>
+                        </a:fillRef>
+                        <a:effectRef idx="1">
+                          <a:schemeClr val="accent1"/>
+                        </a:effectRef>
+                        <a:fontRef idx="minor">
+                          <a:schemeClr val="tx1"/>
+                        </a:fontRef>
+                      </wps:style>
+                      <wps:bodyPr/>
+                    </wps:wsp>
+                  </a:graphicData>
+                </a:graphic>
+              </wp:anchor>
+            </w:drawing>
+          </mc:Choice>
+          <mc:Fallback>
+            <w:pict>
+              <v:line id="_x0000_s1026" o:spid="_x0000_s1026" o:spt="20" style="position:absolute;left:0pt;margin-left:25.65pt;margin-top:3.4pt;height:0.45pt;width:382.9pt;z-index:251660288;mso-width-relative:page;mso-height-relative:page;" filled="f" stroked="t" coordsize="21600,21600" o:gfxdata="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">
+                <v:fill on="f" focussize="0,0"/>
+                <v:stroke weight="2pt" color="#000000 [3213]" joinstyle="round"/>
+                <v:imagedata o:title=""/>
+                <o:lock v:ext="edit" aspectratio="f"/>
+                <v:shadow on="t" color="#000000" opacity="24903f" offset="0pt,1.5748031496063pt" origin="0f,32768f" matrix="65536f,0f,0f,65536f"/>
+              </v:line>
+            </w:pict>
+          </mc:Fallback>
+        </mc:AlternateContent>
+      </w:r>
+    </w:p>
+    <w:p>
+      <w:pPr>
+        <w:pStyle w:val="169"/>
+        <w:bidi w:val="0"/>
+      </w:pPr>
+      <w:r>
+        <w:t xml:space="preserve">数据存储字典 </w:t>
+      </w:r>
+    </w:p>
+    <w:p>
+      <w:pPr>
+        <w:pStyle w:val="169"/>
+        <w:bidi w:val="0"/>
+      </w:pPr>
+      <w:r>
+        <w:t>数据存储名称:用户库</w:t>
+      </w:r>
+    </w:p>
+    <w:p>
+      <w:pPr>
+        <w:pStyle w:val="169"/>
+        <w:bidi w:val="0"/>
+      </w:pPr>
+      <w:r>
+        <w:t>标志符:D1</w:t>
+      </w:r>
+    </w:p>
+    <w:p>
+      <w:pPr>
+        <w:pStyle w:val="169"/>
+        <w:bidi w:val="0"/>
+      </w:pPr>
+      <w:r>
+        <w:t>描述:存储全站用户的账户基本信息、安全凭证与全局成绩汇总数据</w:t>
+      </w:r>
+    </w:p>
+    <w:p>
+      <w:pPr>
+        <w:pStyle w:val="169"/>
+        <w:bidi w:val="0"/>
+      </w:pPr>
+      <w:r>
+        <w:t>涉及处理:P1.1、P1.2、P1.3、P1.4、P3.4、P5.6</w:t>
+      </w:r>
+    </w:p>
+    <w:p>
+      <w:pPr>
+        <w:pStyle w:val="169"/>
+        <w:bidi w:val="0"/>
+      </w:pPr>
+      <w:r>
+        <w:t>数据组成:id (INT, PK) + username (VARCHAR) + password_hash (VARCHAR) + email (VARCHAR) + role (VARCHAR) + solved_count (INT) + submit_count (INT)</w:t>
+      </w:r>
+    </w:p>
+    <w:p>
+      <w:pPr>
+        <w:pStyle w:val="169"/>
+        <w:bidi w:val="0"/>
+      </w:pPr>
+      <w:r>
+        <w:rPr>
+          <w:sz w:val="24"/>
+        </w:rPr>
+        <mc:AlternateContent>
+          <mc:Choice Requires="wps">
+            <w:drawing>
+              <wp:anchor distT="0" distB="0" distL="114300" distR="114300" simplePos="0" relativeHeight="251660288" behindDoc="0" locked="0" layoutInCell="1" allowOverlap="1">
+                <wp:simplePos x="0" y="0"/>
+                <wp:positionH relativeFrom="column">
+                  <wp:posOffset>339725</wp:posOffset>
+                </wp:positionH>
+                <wp:positionV relativeFrom="paragraph">
+                  <wp:posOffset>124460</wp:posOffset>
+                </wp:positionV>
+                <wp:extent cx="4862830" cy="5715"/>
+                <wp:effectExtent l="33655" t="26670" r="43815" b="69215"/>
+                <wp:wrapNone/>
+                <wp:docPr id="35" name="直接连接符 35"/>
+                <wp:cNvGraphicFramePr/>
+                <a:graphic xmlns:a="http://schemas.openxmlformats.org/drawingml/2006/main">
+                  <a:graphicData uri="http://schemas.microsoft.com/office/word/2010/wordprocessingShape">
+                    <wps:wsp>
+                      <wps:cNvCnPr/>
+                      <wps:spPr>
+                        <a:xfrm>
+                          <a:off x="0" y="0"/>
+                          <a:ext cx="4862830" cy="5715"/>
+                        </a:xfrm>
+                        <a:prstGeom prst="line">
+                          <a:avLst/>
+                        </a:prstGeom>
+                        <a:ln>
+                          <a:solidFill>
+                            <a:schemeClr val="tx1"/>
+                          </a:solidFill>
+                        </a:ln>
+                      </wps:spPr>
+                      <wps:style>
+                        <a:lnRef idx="2">
+                          <a:schemeClr val="accent1"/>
+                        </a:lnRef>
+                        <a:fillRef idx="0">
+                          <a:schemeClr val="accent1"/>
+                        </a:fillRef>
+                        <a:effectRef idx="1">
+                          <a:schemeClr val="accent1"/>
+                        </a:effectRef>
+                        <a:fontRef idx="minor">
+                          <a:schemeClr val="tx1"/>
+                        </a:fontRef>
+                      </wps:style>
+                      <wps:bodyPr/>
+                    </wps:wsp>
+                  </a:graphicData>
+                </a:graphic>
+              </wp:anchor>
+            </w:drawing>
+          </mc:Choice>
+          <mc:Fallback>
+            <w:pict>
+              <v:line id="_x0000_s1026" o:spid="_x0000_s1026" o:spt="20" style="position:absolute;left:0pt;margin-left:26.75pt;margin-top:9.8pt;height:0.45pt;width:382.9pt;z-index:251660288;mso-width-relative:page;mso-height-relative:page;" filled="f" stroked="t" coordsize="21600,21600" o:gfxdata="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">
+                <v:fill on="f" focussize="0,0"/>
+                <v:stroke weight="2pt" color="#000000 [3213]" joinstyle="round"/>
+                <v:imagedata o:title=""/>
+                <o:lock v:ext="edit" aspectratio="f"/>
+                <v:shadow on="t" color="#000000" opacity="24903f" offset="0pt,1.5748031496063pt" origin="0f,32768f" matrix="65536f,0f,0f,65536f"/>
+              </v:line>
+            </w:pict>
+          </mc:Fallback>
+        </mc:AlternateContent>
+      </w:r>
+    </w:p>
+    <w:p>
+      <w:pPr>
+        <w:pStyle w:val="169"/>
+        <w:bidi w:val="0"/>
+      </w:pPr>
+      <w:r>
+        <w:t>数据存储名称:题目库</w:t>
+      </w:r>
+    </w:p>
+    <w:p>
+      <w:pPr>
+        <w:pStyle w:val="169"/>
+        <w:bidi w:val="0"/>
+      </w:pPr>
+      <w:r>
+        <w:t>标志符:D2</w:t>
+      </w:r>
+    </w:p>
+    <w:p>
+      <w:pPr>
+        <w:pStyle w:val="169"/>
+        <w:bidi w:val="0"/>
+      </w:pPr>
+      <w:r>
+        <w:t>描述:存储题库的基本属性、Markdown 描述及全局答题统计</w:t>
+      </w:r>
+    </w:p>
+    <w:p>
+      <w:pPr>
+        <w:pStyle w:val="169"/>
+        <w:bidi w:val="0"/>
+      </w:pPr>
+      <w:r>
+        <w:t>涉及处理:P2.1、P2.2、P2.3、P5.3、P5.6</w:t>
+      </w:r>
+    </w:p>
+    <w:p>
+      <w:pPr>
+        <w:pStyle w:val="169"/>
+        <w:bidi w:val="0"/>
+      </w:pPr>
+      <w:r>
+        <w:t>数据组成:id (INT, PK) + title (VARCHAR) + description (TEXT) + input_format (TEXT) + output_format (TEXT) + difficulty (VARCHAR) + time_limit (INT) + memory_limit (INT) + accepted_count (INT) + submitted_count (INT)</w:t>
+      </w:r>
+    </w:p>
+    <w:p>
+      <w:pPr>
+        <w:pStyle w:val="169"/>
+        <w:bidi w:val="0"/>
+      </w:pPr>
+      <w:r>
+        <w:rPr>
+          <w:sz w:val="24"/>
+        </w:rPr>
+        <mc:AlternateContent>
+          <mc:Choice Requires="wps">
+            <w:drawing>
+              <wp:anchor distT="0" distB="0" distL="114300" distR="114300" simplePos="0" relativeHeight="251660288" behindDoc="0" locked="0" layoutInCell="1" allowOverlap="1">
+                <wp:simplePos x="0" y="0"/>
+                <wp:positionH relativeFrom="column">
+                  <wp:posOffset>312420</wp:posOffset>
+                </wp:positionH>
+                <wp:positionV relativeFrom="paragraph">
+                  <wp:posOffset>102870</wp:posOffset>
+                </wp:positionV>
+                <wp:extent cx="4862830" cy="5715"/>
+                <wp:effectExtent l="33655" t="26670" r="43815" b="69215"/>
+                <wp:wrapNone/>
+                <wp:docPr id="64" name="直接连接符 64"/>
+                <wp:cNvGraphicFramePr/>
+                <a:graphic xmlns:a="http://schemas.openxmlformats.org/drawingml/2006/main">
+                  <a:graphicData uri="http://schemas.microsoft.com/office/word/2010/wordprocessingShape">
+                    <wps:wsp>
+                      <wps:cNvCnPr/>
+                      <wps:spPr>
+                        <a:xfrm>
+                          <a:off x="0" y="0"/>
+                          <a:ext cx="4862830" cy="5715"/>
+                        </a:xfrm>
+                        <a:prstGeom prst="line">
+                          <a:avLst/>
+                        </a:prstGeom>
+                        <a:ln>
+                          <a:solidFill>
+                            <a:schemeClr val="tx1"/>
+                          </a:solidFill>
+                        </a:ln>
+                      </wps:spPr>
+                      <wps:style>
+                        <a:lnRef idx="2">
+                          <a:schemeClr val="accent1"/>
+                        </a:lnRef>
+                        <a:fillRef idx="0">
+                          <a:schemeClr val="accent1"/>
+                        </a:fillRef>
+                        <a:effectRef idx="1">
+                          <a:schemeClr val="accent1"/>
+                        </a:effectRef>
+                        <a:fontRef idx="minor">
+                          <a:schemeClr val="tx1"/>
+                        </a:fontRef>
+                      </wps:style>
+                      <wps:bodyPr/>
+                    </wps:wsp>
+                  </a:graphicData>
+                </a:graphic>
+              </wp:anchor>
+            </w:drawing>
+          </mc:Choice>
+          <mc:Fallback>
+            <w:pict>
+              <v:line id="_x0000_s1026" o:spid="_x0000_s1026" o:spt="20" style="position:absolute;left:0pt;margin-left:24.6pt;margin-top:8.1pt;height:0.45pt;width:382.9pt;z-index:251660288;mso-width-relative:page;mso-height-relative:page;" filled="f" stroked="t" coordsize="21600,21600" o:gfxdata="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">
+                <v:fill on="f" focussize="0,0"/>
+                <v:stroke weight="2pt" color="#000000 [3213]" joinstyle="round"/>
+                <v:imagedata o:title=""/>
+                <o:lock v:ext="edit" aspectratio="f"/>
+                <v:shadow on="t" color="#000000" opacity="24903f" offset="0pt,1.5748031496063pt" origin="0f,32768f" matrix="65536f,0f,0f,65536f"/>
+              </v:line>
+            </w:pict>
+          </mc:Fallback>
+        </mc:AlternateContent>
+      </w:r>
+    </w:p>
+    <w:p>
+      <w:pPr>
+        <w:pStyle w:val="169"/>
+        <w:bidi w:val="0"/>
+      </w:pPr>
+      <w:r>
+        <w:t>数据存储名称:提交记录库</w:t>
+      </w:r>
+    </w:p>
+    <w:p>
+      <w:pPr>
+        <w:pStyle w:val="169"/>
+        <w:bidi w:val="0"/>
+      </w:pPr>
+      <w:r>
+        <w:t>标志符:D3</w:t>
+      </w:r>
+    </w:p>
+    <w:p>
+      <w:pPr>
+        <w:pStyle w:val="169"/>
+        <w:bidi w:val="0"/>
+      </w:pPr>
+      <w:r>
+        <w:t>描述:存储用户历次提交的代码、评测结论、时空开销及编译日志</w:t>
+      </w:r>
+    </w:p>
+    <w:p>
+      <w:pPr>
+        <w:pStyle w:val="169"/>
+        <w:bidi w:val="0"/>
+      </w:pPr>
+      <w:r>
+        <w:t>涉及处理:P3.2、P5.1、P5.6、P3.3、P4.3</w:t>
+      </w:r>
+    </w:p>
+    <w:p>
+      <w:pPr>
+        <w:pStyle w:val="169"/>
+        <w:bidi w:val="0"/>
+      </w:pPr>
+      <w:r>
+        <w:t>数据组成:id (INT, PK) + user_id (INT, FK) + problem_id (INT, FK) + code (TEXT) + language (VARCHAR) + status (VARCHAR) + time_used (INT) + memory_used (INT) + error_log (TEXT) + created_at (DATETIME)</w:t>
+      </w:r>
+    </w:p>
+    <w:p>
+      <w:pPr>
+        <w:pStyle w:val="169"/>
+        <w:bidi w:val="0"/>
+      </w:pPr>
+      <w:r>
+        <w:rPr>
+          <w:sz w:val="24"/>
+        </w:rPr>
+        <mc:AlternateContent>
+          <mc:Choice Requires="wps">
+            <w:drawing>
+              <wp:anchor distT="0" distB="0" distL="114300" distR="114300" simplePos="0" relativeHeight="251660288" behindDoc="0" locked="0" layoutInCell="1" allowOverlap="1">
+                <wp:simplePos x="0" y="0"/>
+                <wp:positionH relativeFrom="column">
+                  <wp:posOffset>305435</wp:posOffset>
+                </wp:positionH>
+                <wp:positionV relativeFrom="paragraph">
+                  <wp:posOffset>128270</wp:posOffset>
+                </wp:positionV>
+                <wp:extent cx="4862830" cy="5715"/>
+                <wp:effectExtent l="33655" t="26670" r="43815" b="69215"/>
+                <wp:wrapNone/>
+                <wp:docPr id="34" name="直接连接符 34"/>
+                <wp:cNvGraphicFramePr/>
+                <a:graphic xmlns:a="http://schemas.openxmlformats.org/drawingml/2006/main">
+                  <a:graphicData uri="http://schemas.microsoft.com/office/word/2010/wordprocessingShape">
+                    <wps:wsp>
+                      <wps:cNvCnPr/>
+                      <wps:spPr>
+                        <a:xfrm>
+                          <a:off x="0" y="0"/>
+                          <a:ext cx="4862830" cy="5715"/>
+                        </a:xfrm>
+                        <a:prstGeom prst="line">
+                          <a:avLst/>
+                        </a:prstGeom>
+                        <a:ln>
+                          <a:solidFill>
+                            <a:schemeClr val="tx1"/>
+                          </a:solidFill>
+                        </a:ln>
+                      </wps:spPr>
+                      <wps:style>
+                        <a:lnRef idx="2">
+                          <a:schemeClr val="accent1"/>
+                        </a:lnRef>
+                        <a:fillRef idx="0">
+                          <a:schemeClr val="accent1"/>
+                        </a:fillRef>
+                        <a:effectRef idx="1">
+                          <a:schemeClr val="accent1"/>
+                        </a:effectRef>
+                        <a:fontRef idx="minor">
+                          <a:schemeClr val="tx1"/>
+                        </a:fontRef>
+                      </wps:style>
+                      <wps:bodyPr/>
+                    </wps:wsp>
+                  </a:graphicData>
+                </a:graphic>
+              </wp:anchor>
+            </w:drawing>
+          </mc:Choice>
+          <mc:Fallback>
+            <w:pict>
+              <v:line id="_x0000_s1026" o:spid="_x0000_s1026" o:spt="20" style="position:absolute;left:0pt;margin-left:24.05pt;margin-top:10.1pt;height:0.45pt;width:382.9pt;z-index:251660288;mso-width-relative:page;mso-height-relative:page;" filled="f" stroked="t" coordsize="21600,21600" o:gfxdata="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">
+                <v:fill on="f" focussize="0,0"/>
+                <v:stroke weight="2pt" color="#000000 [3213]" joinstyle="round"/>
+                <v:imagedata o:title=""/>
+                <o:lock v:ext="edit" aspectratio="f"/>
+                <v:shadow on="t" color="#000000" opacity="24903f" offset="0pt,1.5748031496063pt" origin="0f,32768f" matrix="65536f,0f,0f,65536f"/>
+              </v:line>
+            </w:pict>
+          </mc:Fallback>
+        </mc:AlternateContent>
+      </w:r>
+    </w:p>
+    <w:p>
+      <w:pPr>
+        <w:pStyle w:val="169"/>
+        <w:bidi w:val="0"/>
+      </w:pPr>
+      <w:r>
+        <w:t>数据存储名称:测试数据仓库</w:t>
+      </w:r>
+    </w:p>
+    <w:p>
+      <w:pPr>
+        <w:pStyle w:val="169"/>
+        <w:bidi w:val="0"/>
+      </w:pPr>
+      <w:r>
+        <w:t>标志符:D4</w:t>
+      </w:r>
+    </w:p>
+    <w:p>
+      <w:pPr>
+        <w:pStyle w:val="169"/>
+        <w:bidi w:val="0"/>
+      </w:pPr>
+      <w:r>
+        <w:t>描述:存储每道题目关联的评测输入与输出文本用例文件</w:t>
+      </w:r>
+    </w:p>
+    <w:p>
+      <w:pPr>
+        <w:pStyle w:val="169"/>
+        <w:bidi w:val="0"/>
+      </w:pPr>
+      <w:r>
+        <w:t>涉及处理:P2.4、P5.4</w:t>
+      </w:r>
+    </w:p>
+    <w:p>
+      <w:pPr>
+        <w:pStyle w:val="169"/>
+        <w:bidi w:val="0"/>
+      </w:pPr>
+      <w:r>
+        <w:t>数据组成:路径结构：problem_id/&lt;case_num&gt;.in (输入文本) + &lt;case_num&gt;.out (期望输出文本)</w:t>
+      </w:r>
+    </w:p>
+    <w:p>
+      <w:pPr>
+        <w:pStyle w:val="169"/>
+        <w:bidi w:val="0"/>
+      </w:pPr>
+      <w:r>
+        <w:rPr>
+          <w:sz w:val="24"/>
+        </w:rPr>
+        <mc:AlternateContent>
+          <mc:Choice Requires="wps">
+            <w:drawing>
+              <wp:anchor distT="0" distB="0" distL="114300" distR="114300" simplePos="0" relativeHeight="251660288" behindDoc="0" locked="0" layoutInCell="1" allowOverlap="1">
+                <wp:simplePos x="0" y="0"/>
+                <wp:positionH relativeFrom="column">
+                  <wp:posOffset>319405</wp:posOffset>
+                </wp:positionH>
+                <wp:positionV relativeFrom="paragraph">
+                  <wp:posOffset>148590</wp:posOffset>
+                </wp:positionV>
+                <wp:extent cx="4862830" cy="5715"/>
+                <wp:effectExtent l="33655" t="26670" r="43815" b="69215"/>
+                <wp:wrapNone/>
+                <wp:docPr id="33" name="直接连接符 33"/>
+                <wp:cNvGraphicFramePr/>
+                <a:graphic xmlns:a="http://schemas.openxmlformats.org/drawingml/2006/main">
+                  <a:graphicData uri="http://schemas.microsoft.com/office/word/2010/wordprocessingShape">
+                    <wps:wsp>
+                      <wps:cNvCnPr/>
+                      <wps:spPr>
+                        <a:xfrm>
+                          <a:off x="0" y="0"/>
+                          <a:ext cx="4862830" cy="5715"/>
+                        </a:xfrm>
+                        <a:prstGeom prst="line">
+                          <a:avLst/>
+                        </a:prstGeom>
+                        <a:ln>
+                          <a:solidFill>
+                            <a:schemeClr val="tx1"/>
+                          </a:solidFill>
+                        </a:ln>
+                      </wps:spPr>
+                      <wps:style>
+                        <a:lnRef idx="2">
+                          <a:schemeClr val="accent1"/>
+                        </a:lnRef>
+                        <a:fillRef idx="0">
+                          <a:schemeClr val="accent1"/>
+                        </a:fillRef>
+                        <a:effectRef idx="1">
+                          <a:schemeClr val="accent1"/>
+                        </a:effectRef>
+                        <a:fontRef idx="minor">
+                          <a:schemeClr val="tx1"/>
+                        </a:fontRef>
+                      </wps:style>
+                      <wps:bodyPr/>
+                    </wps:wsp>
+                  </a:graphicData>
+                </a:graphic>
+              </wp:anchor>
+            </w:drawing>
+          </mc:Choice>
+          <mc:Fallback>
+            <w:pict>
+              <v:line id="_x0000_s1026" o:spid="_x0000_s1026" o:spt="20" style="position:absolute;left:0pt;margin-left:25.15pt;margin-top:11.7pt;height:0.45pt;width:382.9pt;z-index:251660288;mso-width-relative:page;mso-height-relative:page;" filled="f" stroked="t" coordsize="21600,21600" o:gfxdata="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">
+                <v:fill on="f" focussize="0,0"/>
+                <v:stroke weight="2pt" color="#000000 [3213]" joinstyle="round"/>
+                <v:imagedata o:title=""/>
+                <o:lock v:ext="edit" aspectratio="f"/>
+                <v:shadow on="t" color="#000000" opacity="24903f" offset="0pt,1.5748031496063pt" origin="0f,32768f" matrix="65536f,0f,0f,65536f"/>
+              </v:line>
+            </w:pict>
+          </mc:Fallback>
+        </mc:AlternateContent>
+      </w:r>
+    </w:p>
+    <w:p>
+      <w:pPr>
+        <w:pStyle w:val="169"/>
+        <w:bidi w:val="0"/>
+      </w:pPr>
+      <w:r>
+        <w:t>数据存储名称:比赛库</w:t>
+      </w:r>
+    </w:p>
+    <w:p>
+      <w:pPr>
+        <w:pStyle w:val="169"/>
+        <w:bidi w:val="0"/>
+      </w:pPr>
+      <w:r>
+        <w:t>标志符:D5</w:t>
+      </w:r>
+    </w:p>
+    <w:p>
+      <w:pPr>
+        <w:pStyle w:val="169"/>
+        <w:bidi w:val="0"/>
+      </w:pPr>
+      <w:r>
+        <w:t>描述:存储系统内所有竞赛、作业规则以及参赛报名信息</w:t>
+      </w:r>
+    </w:p>
+    <w:p>
+      <w:pPr>
+        <w:pStyle w:val="169"/>
+        <w:bidi w:val="0"/>
+      </w:pPr>
+      <w:r>
+        <w:t>涉及处理:P4.1、P4.2、P4.3</w:t>
+      </w:r>
+    </w:p>
+    <w:p>
+      <w:pPr>
+        <w:pStyle w:val="169"/>
+        <w:bidi w:val="0"/>
+      </w:pPr>
+      <w:r>
+        <w:t>数据组成:id (INT, PK) + title (VARCHAR) + rules_type (VARCHAR) + start_time (DATETIME) + end_time (DATETIME) + problems_json (VARCHAR)</w:t>
+      </w:r>
+    </w:p>
+    <w:p>
+      <w:pPr>
+        <w:pStyle w:val="169"/>
+        <w:bidi w:val="0"/>
+      </w:pPr>
+      <w:r>
+        <w:rPr>
+          <w:sz w:val="24"/>
+        </w:rPr>
+        <mc:AlternateContent>
+          <mc:Choice Requires="wps">
+            <w:drawing>
+              <wp:anchor distT="0" distB="0" distL="114300" distR="114300" simplePos="0" relativeHeight="251660288" behindDoc="0" locked="0" layoutInCell="1" allowOverlap="1">
+                <wp:simplePos x="0" y="0"/>
+                <wp:positionH relativeFrom="column">
+                  <wp:posOffset>323850</wp:posOffset>
+                </wp:positionH>
+                <wp:positionV relativeFrom="paragraph">
+                  <wp:posOffset>126365</wp:posOffset>
+                </wp:positionV>
+                <wp:extent cx="4862830" cy="5715"/>
+                <wp:effectExtent l="33655" t="26670" r="43815" b="69215"/>
+                <wp:wrapNone/>
+                <wp:docPr id="32" name="直接连接符 32"/>
+                <wp:cNvGraphicFramePr/>
+                <a:graphic xmlns:a="http://schemas.openxmlformats.org/drawingml/2006/main">
+                  <a:graphicData uri="http://schemas.microsoft.com/office/word/2010/wordprocessingShape">
+                    <wps:wsp>
+                      <wps:cNvCnPr/>
+                      <wps:spPr>
+                        <a:xfrm>
+                          <a:off x="0" y="0"/>
+                          <a:ext cx="4862830" cy="5715"/>
+                        </a:xfrm>
+                        <a:prstGeom prst="line">
+                          <a:avLst/>
+                        </a:prstGeom>
+                        <a:ln>
+                          <a:solidFill>
+                            <a:schemeClr val="tx1"/>
+                          </a:solidFill>
+                        </a:ln>
+                      </wps:spPr>
+                      <wps:style>
+                        <a:lnRef idx="2">
+                          <a:schemeClr val="accent1"/>
+                        </a:lnRef>
+                        <a:fillRef idx="0">
+                          <a:schemeClr val="accent1"/>
+                        </a:fillRef>
+                        <a:effectRef idx="1">
+                          <a:schemeClr val="accent1"/>
+                        </a:effectRef>
+                        <a:fontRef idx="minor">
+                          <a:schemeClr val="tx1"/>
+                        </a:fontRef>
+                      </wps:style>
+                      <wps:bodyPr/>
+                    </wps:wsp>
+                  </a:graphicData>
+                </a:graphic>
+              </wp:anchor>
+            </w:drawing>
+          </mc:Choice>
+          <mc:Fallback>
+            <w:pict>
+              <v:line id="_x0000_s1026" o:spid="_x0000_s1026" o:spt="20" style="position:absolute;left:0pt;margin-left:25.5pt;margin-top:9.95pt;height:0.45pt;width:382.9pt;z-index:251660288;mso-width-relative:page;mso-height-relative:page;" filled="f" stroked="t" coordsize="21600,21600" o:gfxdata="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">
+                <v:fill on="f" focussize="0,0"/>
+                <v:stroke weight="2pt" color="#000000 [3213]" joinstyle="round"/>
+                <v:imagedata o:title=""/>
+                <o:lock v:ext="edit" aspectratio="f"/>
+                <v:shadow on="t" color="#000000" opacity="24903f" offset="0pt,1.5748031496063pt" origin="0f,32768f" matrix="65536f,0f,0f,65536f"/>
+              </v:line>
+            </w:pict>
+          </mc:Fallback>
+        </mc:AlternateContent>
+      </w:r>
+    </w:p>
+    <w:p>
+      <w:pPr>
+        <w:pStyle w:val="169"/>
+        <w:bidi w:val="0"/>
+      </w:pPr>
+      <w:r>
+        <w:t>数据存储名称:公告库</w:t>
+      </w:r>
+    </w:p>
+    <w:p>
+      <w:pPr>
+        <w:pStyle w:val="169"/>
+        <w:bidi w:val="0"/>
+      </w:pPr>
+      <w:r>
+        <w:t>标志符:D6</w:t>
+      </w:r>
+    </w:p>
+    <w:p>
+      <w:pPr>
+        <w:pStyle w:val="169"/>
+        <w:bidi w:val="0"/>
+      </w:pPr>
+      <w:r>
+        <w:t>描述:存储系统首页渲染的系统公告、更新说明与维护通知</w:t>
+      </w:r>
+    </w:p>
+    <w:p>
+      <w:pPr>
+        <w:pStyle w:val="169"/>
+        <w:bidi w:val="0"/>
+      </w:pPr>
+      <w:r>
+        <w:t>涉及处理:P4.4</w:t>
+      </w:r>
+    </w:p>
+    <w:p>
+      <w:pPr>
+        <w:pStyle w:val="169"/>
+        <w:bidi w:val="0"/>
+      </w:pPr>
+      <w:r>
+        <w:t>数据组成:id (INT, PK) + title (VARCHAR) + content (TEXT) + author_id (INT) + created_at (DATETIME)</w:t>
+      </w:r>
+    </w:p>
+    <w:p>
+      <w:pPr>
+        <w:pStyle w:val="169"/>
+        <w:bidi w:val="0"/>
+      </w:pPr>
+      <w:r>
+        <w:rPr>
+          <w:sz w:val="24"/>
+        </w:rPr>
+        <mc:AlternateContent>
+          <mc:Choice Requires="wps">
+            <w:drawing>
+              <wp:anchor distT="0" distB="0" distL="114300" distR="114300" simplePos="0" relativeHeight="251660288" behindDoc="0" locked="0" layoutInCell="1" allowOverlap="1">
+                <wp:simplePos x="0" y="0"/>
+                <wp:positionH relativeFrom="column">
+                  <wp:posOffset>309245</wp:posOffset>
+                </wp:positionH>
+                <wp:positionV relativeFrom="paragraph">
+                  <wp:posOffset>182880</wp:posOffset>
+                </wp:positionV>
+                <wp:extent cx="4862830" cy="5715"/>
+                <wp:effectExtent l="33655" t="26670" r="43815" b="69215"/>
+                <wp:wrapNone/>
+                <wp:docPr id="30" name="直接连接符 30"/>
+                <wp:cNvGraphicFramePr/>
+                <a:graphic xmlns:a="http://schemas.openxmlformats.org/drawingml/2006/main">
+                  <a:graphicData uri="http://schemas.microsoft.com/office/word/2010/wordprocessingShape">
+                    <wps:wsp>
+                      <wps:cNvCnPr/>
+                      <wps:spPr>
+                        <a:xfrm>
+                          <a:off x="0" y="0"/>
+                          <a:ext cx="4862830" cy="5715"/>
+                        </a:xfrm>
+                        <a:prstGeom prst="line">
+                          <a:avLst/>
+                        </a:prstGeom>
+                        <a:ln>
+                          <a:solidFill>
+                            <a:schemeClr val="tx1"/>
+                          </a:solidFill>
+                        </a:ln>
+                      </wps:spPr>
+                      <wps:style>
+                        <a:lnRef idx="2">
+                          <a:schemeClr val="accent1"/>
+                        </a:lnRef>
+                        <a:fillRef idx="0">
+                          <a:schemeClr val="accent1"/>
+                        </a:fillRef>
+                        <a:effectRef idx="1">
+                          <a:schemeClr val="accent1"/>
+                        </a:effectRef>
+                        <a:fontRef idx="minor">
+                          <a:schemeClr val="tx1"/>
+                        </a:fontRef>
+                      </wps:style>
+                      <wps:bodyPr/>
+                    </wps:wsp>
+                  </a:graphicData>
+                </a:graphic>
+              </wp:anchor>
+            </w:drawing>
+          </mc:Choice>
+          <mc:Fallback>
+            <w:pict>
+              <v:line id="_x0000_s1026" o:spid="_x0000_s1026" o:spt="20" style="position:absolute;left:0pt;margin-left:24.35pt;margin-top:14.4pt;height:0.45pt;width:382.9pt;z-index:251660288;mso-width-relative:page;mso-height-relative:page;" filled="f" stroked="t" coordsize="21600,21600" o:gfxdata="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">
+                <v:fill on="f" focussize="0,0"/>
+                <v:stroke weight="2pt" color="#000000 [3213]" joinstyle="round"/>
+                <v:imagedata o:title=""/>
+                <o:lock v:ext="edit" aspectratio="f"/>
+                <v:shadow on="t" color="#000000" opacity="24903f" offset="0pt,1.5748031496063pt" origin="0f,32768f" matrix="65536f,0f,0f,65536f"/>
+              </v:line>
+            </w:pict>
+          </mc:Fallback>
+        </mc:AlternateContent>
+      </w:r>
+    </w:p>
+    <w:p>
+      <w:pPr>
+        <w:pStyle w:val="169"/>
+        <w:bidi w:val="0"/>
+      </w:pPr>
+      <w:r>
+        <w:t>数据存储名称:系统审计日志库</w:t>
+      </w:r>
+    </w:p>
+    <w:p>
+      <w:pPr>
+        <w:pStyle w:val="169"/>
+        <w:bidi w:val="0"/>
+      </w:pPr>
+      <w:r>
+        <w:t>标志符:Logs</w:t>
+      </w:r>
+    </w:p>
+    <w:p>
+      <w:pPr>
+        <w:pStyle w:val="169"/>
+        <w:bidi w:val="0"/>
+      </w:pPr>
+      <w:r>
+        <w:t>描述:存储管理员及关键角色的敏感系统操作日志，用于合规性审计</w:t>
+      </w:r>
+    </w:p>
+    <w:p>
+      <w:pPr>
+        <w:pStyle w:val="169"/>
+        <w:bidi w:val="0"/>
+      </w:pPr>
+      <w:r>
+        <w:t>涉及处理:P6.2</w:t>
+      </w:r>
+    </w:p>
+    <w:p>
+      <w:pPr>
+        <w:pStyle w:val="169"/>
+        <w:bidi w:val="0"/>
+      </w:pPr>
+      <w:r>
+        <w:t>数据组成:id (INT, PK) + user_id (INT) + action (VARCHAR) + ip_address (VARCHAR) + created_at (DATETIME)</w:t>
+      </w:r>
+    </w:p>
+    <w:p>
+      <w:pPr>
+        <w:pStyle w:val="169"/>
+        <w:bidi w:val="0"/>
+      </w:pPr>
+      <w:r>
+        <w:rPr>
+          <w:sz w:val="24"/>
+        </w:rPr>
+        <mc:AlternateContent>
+          <mc:Choice Requires="wps">
+            <w:drawing>
+              <wp:anchor distT="0" distB="0" distL="114300" distR="114300" simplePos="0" relativeHeight="251660288" behindDoc="0" locked="0" layoutInCell="1" allowOverlap="1">
+                <wp:simplePos x="0" y="0"/>
+                <wp:positionH relativeFrom="column">
+                  <wp:posOffset>309245</wp:posOffset>
+                </wp:positionH>
+                <wp:positionV relativeFrom="paragraph">
+                  <wp:posOffset>123825</wp:posOffset>
+                </wp:positionV>
+                <wp:extent cx="4862830" cy="5715"/>
+                <wp:effectExtent l="33655" t="26670" r="43815" b="69215"/>
+                <wp:wrapNone/>
+                <wp:docPr id="65" name="直接连接符 65"/>
+                <wp:cNvGraphicFramePr/>
+                <a:graphic xmlns:a="http://schemas.openxmlformats.org/drawingml/2006/main">
+                  <a:graphicData uri="http://schemas.microsoft.com/office/word/2010/wordprocessingShape">
+                    <wps:wsp>
+                      <wps:cNvCnPr/>
+                      <wps:spPr>
+                        <a:xfrm>
+                          <a:off x="0" y="0"/>
+                          <a:ext cx="4862830" cy="5715"/>
+                        </a:xfrm>
+                        <a:prstGeom prst="line">
+                          <a:avLst/>
+                        </a:prstGeom>
+                        <a:ln>
+                          <a:solidFill>
+                            <a:schemeClr val="tx1"/>
+                          </a:solidFill>
+                        </a:ln>
+                      </wps:spPr>
+                      <wps:style>
+                        <a:lnRef idx="2">
+                          <a:schemeClr val="accent1"/>
+                        </a:lnRef>
+                        <a:fillRef idx="0">
+                          <a:schemeClr val="accent1"/>
+                        </a:fillRef>
+                        <a:effectRef idx="1">
+                          <a:schemeClr val="accent1"/>
+                        </a:effectRef>
+                        <a:fontRef idx="minor">
+                          <a:schemeClr val="tx1"/>
+                        </a:fontRef>
+                      </wps:style>
+                      <wps:bodyPr/>
+                    </wps:wsp>
+                  </a:graphicData>
+                </a:graphic>
+              </wp:anchor>
+            </w:drawing>
+          </mc:Choice>
+          <mc:Fallback>
+            <w:pict>
+              <v:line id="_x0000_s1026" o:spid="_x0000_s1026" o:spt="20" style="position:absolute;left:0pt;margin-left:24.35pt;margin-top:9.75pt;height:0.45pt;width:382.9pt;z-index:251660288;mso-width-relative:page;mso-height-relative:page;" filled="f" stroked="t" coordsize="21600,21600" o:gfxdata="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">
+                <v:fill on="f" focussize="0,0"/>
+                <v:stroke weight="2pt" color="#000000 [3213]" joinstyle="round"/>
+                <v:imagedata o:title=""/>
+                <o:lock v:ext="edit" aspectratio="f"/>
+                <v:shadow on="t" color="#000000" opacity="24903f" offset="0pt,1.5748031496063pt" origin="0f,32768f" matrix="65536f,0f,0f,65536f"/>
+              </v:line>
+            </w:pict>
+          </mc:Fallback>
+        </mc:AlternateContent>
+      </w:r>
+    </w:p>
+    <w:p>
+      <w:pPr>
+        <w:pStyle w:val="169"/>
+        <w:bidi w:val="0"/>
+      </w:pPr>
+      <w:r>
+        <w:t xml:space="preserve">数据处理字典 </w:t>
+      </w:r>
+    </w:p>
+    <w:p>
+      <w:pPr>
+        <w:pStyle w:val="169"/>
+        <w:bidi w:val="0"/>
+      </w:pPr>
+      <w:r>
+        <w:t>数据处理名称:用户注册</w:t>
+      </w:r>
+    </w:p>
+    <w:p>
+      <w:pPr>
+        <w:pStyle w:val="169"/>
+        <w:bidi w:val="0"/>
+      </w:pPr>
+      <w:r>
+        <w:t>标志符:P1.1</w:t>
+      </w:r>
+    </w:p>
+    <w:p>
+      <w:pPr>
+        <w:pStyle w:val="169"/>
+        <w:bidi w:val="0"/>
+      </w:pPr>
+      <w:r>
+        <w:t>处理定义:读取用户库校验用户名唯一性，使用BCrypt算法对密码进行非对称哈希散列，插入用户库生成新用户记录</w:t>
+      </w:r>
+    </w:p>
+    <w:p>
+      <w:pPr>
+        <w:pStyle w:val="169"/>
+        <w:bidi w:val="0"/>
+      </w:pPr>
+      <w:r>
+        <w:t>激发条件:用户提交注册信息</w:t>
+      </w:r>
+    </w:p>
+    <w:p>
+      <w:pPr>
+        <w:pStyle w:val="169"/>
+        <w:bidi w:val="0"/>
+      </w:pPr>
+      <w:r>
+        <w:t>输入:F01 注册信息</w:t>
+      </w:r>
+    </w:p>
+    <w:p>
+      <w:pPr>
+        <w:pStyle w:val="169"/>
+        <w:bidi w:val="0"/>
+      </w:pPr>
+      <w:r>
+        <w:t>输出:注册结果反馈（至E1）</w:t>
+      </w:r>
+    </w:p>
+    <w:p>
+      <w:pPr>
+        <w:pStyle w:val="169"/>
+        <w:bidi w:val="0"/>
+      </w:pPr>
+      <w:r>
+        <w:rPr>
+          <w:sz w:val="24"/>
+        </w:rPr>
+        <mc:AlternateContent>
+          <mc:Choice Requires="wps">
+            <w:drawing>
+              <wp:anchor distT="0" distB="0" distL="114300" distR="114300" simplePos="0" relativeHeight="251660288" behindDoc="0" locked="0" layoutInCell="1" allowOverlap="1">
+                <wp:simplePos x="0" y="0"/>
+                <wp:positionH relativeFrom="column">
+                  <wp:posOffset>302895</wp:posOffset>
+                </wp:positionH>
+                <wp:positionV relativeFrom="paragraph">
+                  <wp:posOffset>118110</wp:posOffset>
+                </wp:positionV>
+                <wp:extent cx="4862830" cy="5715"/>
+                <wp:effectExtent l="33655" t="26670" r="43815" b="69215"/>
+                <wp:wrapNone/>
+                <wp:docPr id="29" name="直接连接符 29"/>
+                <wp:cNvGraphicFramePr/>
+                <a:graphic xmlns:a="http://schemas.openxmlformats.org/drawingml/2006/main">
+                  <a:graphicData uri="http://schemas.microsoft.com/office/word/2010/wordprocessingShape">
+                    <wps:wsp>
+                      <wps:cNvCnPr/>
+                      <wps:spPr>
+                        <a:xfrm>
+                          <a:off x="0" y="0"/>
+                          <a:ext cx="4862830" cy="5715"/>
+                        </a:xfrm>
+                        <a:prstGeom prst="line">
+                          <a:avLst/>
+                        </a:prstGeom>
+                        <a:ln>
+                          <a:solidFill>
+                            <a:schemeClr val="tx1"/>
+                          </a:solidFill>
+                        </a:ln>
+                      </wps:spPr>
+                      <wps:style>
+                        <a:lnRef idx="2">
+                          <a:schemeClr val="accent1"/>
+                        </a:lnRef>
+                        <a:fillRef idx="0">
+                          <a:schemeClr val="accent1"/>
+                        </a:fillRef>
+                        <a:effectRef idx="1">
+                          <a:schemeClr val="accent1"/>
+                        </a:effectRef>
+                        <a:fontRef idx="minor">
+                          <a:schemeClr val="tx1"/>
+                        </a:fontRef>
+                      </wps:style>
+                      <wps:bodyPr/>
+                    </wps:wsp>
+                  </a:graphicData>
+                </a:graphic>
+              </wp:anchor>
+            </w:drawing>
+          </mc:Choice>
+          <mc:Fallback>
+            <w:pict>
+              <v:line id="_x0000_s1026" o:spid="_x0000_s1026" o:spt="20" style="position:absolute;left:0pt;margin-left:23.85pt;margin-top:9.3pt;height:0.45pt;width:382.9pt;z-index:251660288;mso-width-relative:page;mso-height-relative:page;" filled="f" stroked="t" coordsize="21600,21600" o:gfxdata="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">
+                <v:fill on="f" focussize="0,0"/>
+                <v:stroke weight="2pt" color="#000000 [3213]" joinstyle="round"/>
+                <v:imagedata o:title=""/>
+                <o:lock v:ext="edit" aspectratio="f"/>
+                <v:shadow on="t" color="#000000" opacity="24903f" offset="0pt,1.5748031496063pt" origin="0f,32768f" matrix="65536f,0f,0f,65536f"/>
+              </v:line>
+            </w:pict>
+          </mc:Fallback>
+        </mc:AlternateContent>
+      </w:r>
+    </w:p>
+    <w:p>
+      <w:pPr>
+        <w:pStyle w:val="169"/>
+        <w:bidi w:val="0"/>
+      </w:pPr>
+      <w:r>
+        <w:t>数据处理名称:用户登录与鉴权</w:t>
+      </w:r>
+    </w:p>
+    <w:p>
+      <w:pPr>
+        <w:pStyle w:val="169"/>
+        <w:bidi w:val="0"/>
+      </w:pPr>
+      <w:r>
+        <w:t>标志符:P1.2</w:t>
+      </w:r>
+    </w:p>
+    <w:p>
+      <w:pPr>
+        <w:pStyle w:val="169"/>
+        <w:bidi w:val="0"/>
+      </w:pPr>
+      <w:r>
+        <w:t>处理定义:从用户库读取指定账号密码，利用BCrypt.checkpw()进行匹配；校验成功后根据用户角色组装Token，进行HMAC-SHA256签名后返回</w:t>
+      </w:r>
+    </w:p>
+    <w:p>
+      <w:pPr>
+        <w:pStyle w:val="169"/>
+        <w:bidi w:val="0"/>
+      </w:pPr>
+      <w:r>
+        <w:t>激发条件:用户提交登录凭证（账号、密码）</w:t>
+      </w:r>
+    </w:p>
+    <w:p>
+      <w:pPr>
+        <w:pStyle w:val="169"/>
+        <w:bidi w:val="0"/>
+      </w:pPr>
+      <w:r>
+        <w:t>输入:F01 登录凭证</w:t>
+      </w:r>
+    </w:p>
+    <w:p>
+      <w:pPr>
+        <w:pStyle w:val="169"/>
+        <w:bidi w:val="0"/>
+      </w:pPr>
+      <w:r>
+        <w:t>输出:F02 登录凭证 JWT</w:t>
+      </w:r>
+    </w:p>
+    <w:p>
+      <w:pPr>
+        <w:pStyle w:val="169"/>
+        <w:bidi w:val="0"/>
+      </w:pPr>
+      <w:r>
+        <w:rPr>
+          <w:sz w:val="24"/>
+        </w:rPr>
+        <mc:AlternateContent>
+          <mc:Choice Requires="wps">
+            <w:drawing>
+              <wp:anchor distT="0" distB="0" distL="114300" distR="114300" simplePos="0" relativeHeight="251660288" behindDoc="0" locked="0" layoutInCell="1" allowOverlap="1">
+                <wp:simplePos x="0" y="0"/>
+                <wp:positionH relativeFrom="column">
+                  <wp:posOffset>294005</wp:posOffset>
+                </wp:positionH>
+                <wp:positionV relativeFrom="paragraph">
+                  <wp:posOffset>109855</wp:posOffset>
+                </wp:positionV>
+                <wp:extent cx="4862830" cy="5715"/>
+                <wp:effectExtent l="33655" t="26670" r="43815" b="69215"/>
+                <wp:wrapNone/>
+                <wp:docPr id="28" name="直接连接符 28"/>
+                <wp:cNvGraphicFramePr/>
+                <a:graphic xmlns:a="http://schemas.openxmlformats.org/drawingml/2006/main">
+                  <a:graphicData uri="http://schemas.microsoft.com/office/word/2010/wordprocessingShape">
+                    <wps:wsp>
+                      <wps:cNvCnPr/>
+                      <wps:spPr>
+                        <a:xfrm>
+                          <a:off x="0" y="0"/>
+                          <a:ext cx="4862830" cy="5715"/>
+                        </a:xfrm>
+                        <a:prstGeom prst="line">
+                          <a:avLst/>
+                        </a:prstGeom>
+                        <a:ln>
+                          <a:solidFill>
+                            <a:schemeClr val="tx1"/>
+                          </a:solidFill>
+                        </a:ln>
+                      </wps:spPr>
+                      <wps:style>
+                        <a:lnRef idx="2">
+                          <a:schemeClr val="accent1"/>
+                        </a:lnRef>
+                        <a:fillRef idx="0">
+                          <a:schemeClr val="accent1"/>
+                        </a:fillRef>
+                        <a:effectRef idx="1">
+                          <a:schemeClr val="accent1"/>
+                        </a:effectRef>
+                        <a:fontRef idx="minor">
+                          <a:schemeClr val="tx1"/>
+                        </a:fontRef>
+                      </wps:style>
+                      <wps:bodyPr/>
+                    </wps:wsp>
+                  </a:graphicData>
+                </a:graphic>
+              </wp:anchor>
+            </w:drawing>
+          </mc:Choice>
+          <mc:Fallback>
+            <w:pict>
+              <v:line id="_x0000_s1026" o:spid="_x0000_s1026" o:spt="20" style="position:absolute;left:0pt;margin-left:23.15pt;margin-top:8.65pt;height:0.45pt;width:382.9pt;z-index:251660288;mso-width-relative:page;mso-height-relative:page;" filled="f" stroked="t" coordsize="21600,21600" o:gfxdata="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">
+                <v:fill on="f" focussize="0,0"/>
+                <v:stroke weight="2pt" color="#000000 [3213]" joinstyle="round"/>
+                <v:imagedata o:title=""/>
+                <o:lock v:ext="edit" aspectratio="f"/>
+                <v:shadow on="t" color="#000000" opacity="24903f" offset="0pt,1.5748031496063pt" origin="0f,32768f" matrix="65536f,0f,0f,65536f"/>
+              </v:line>
+            </w:pict>
+          </mc:Fallback>
+        </mc:AlternateContent>
+      </w:r>
+    </w:p>
+    <w:p>
+      <w:pPr>
+        <w:pStyle w:val="169"/>
+        <w:bidi w:val="0"/>
+      </w:pPr>
+      <w:r>
+        <w:t>数据处理名称:JWT校验与拦截</w:t>
+      </w:r>
+    </w:p>
+    <w:p>
+      <w:pPr>
+        <w:pStyle w:val="169"/>
+        <w:bidi w:val="0"/>
+      </w:pPr>
+      <w:r>
+        <w:t>标志符:P1.3</w:t>
+      </w:r>
+    </w:p>
+    <w:p>
+      <w:pPr>
+        <w:pStyle w:val="169"/>
+        <w:bidi w:val="0"/>
+      </w:pPr>
+      <w:r>
+        <w:t>处理定义:提取HTTP Header中的Authorization字段，解析JWT签名；检查过期时间与权限声明，合法则解耦出userId并放入ThreadLocal请求上下文</w:t>
+      </w:r>
+    </w:p>
+    <w:p>
+      <w:pPr>
+        <w:pStyle w:val="169"/>
+        <w:bidi w:val="0"/>
+      </w:pPr>
+      <w:r>
+        <w:t>激发条件:客户端发送携带JWT的API请求</w:t>
+      </w:r>
+    </w:p>
+    <w:p>
+      <w:pPr>
+        <w:pStyle w:val="169"/>
+        <w:bidi w:val="0"/>
+      </w:pPr>
+      <w:r>
+        <w:t>输入:携带JWT的客户端API请求</w:t>
+      </w:r>
+    </w:p>
+    <w:p>
+      <w:pPr>
+        <w:pStyle w:val="169"/>
+        <w:bidi w:val="0"/>
+      </w:pPr>
+      <w:r>
+        <w:t>输出:允许继续路由分发 / 鉴权失效拦截提示（401/403）</w:t>
+      </w:r>
+    </w:p>
+    <w:p>
+      <w:pPr>
+        <w:pStyle w:val="169"/>
+        <w:bidi w:val="0"/>
+      </w:pPr>
+      <w:r>
+        <w:rPr>
+          <w:sz w:val="24"/>
+        </w:rPr>
+        <mc:AlternateContent>
+          <mc:Choice Requires="wps">
+            <w:drawing>
+              <wp:anchor distT="0" distB="0" distL="114300" distR="114300" simplePos="0" relativeHeight="251660288" behindDoc="0" locked="0" layoutInCell="1" allowOverlap="1">
+                <wp:simplePos x="0" y="0"/>
+                <wp:positionH relativeFrom="column">
+                  <wp:posOffset>307975</wp:posOffset>
+                </wp:positionH>
+                <wp:positionV relativeFrom="paragraph">
+                  <wp:posOffset>124460</wp:posOffset>
+                </wp:positionV>
+                <wp:extent cx="4862830" cy="5715"/>
+                <wp:effectExtent l="33655" t="26670" r="43815" b="69215"/>
+                <wp:wrapNone/>
+                <wp:docPr id="27" name="直接连接符 27"/>
+                <wp:cNvGraphicFramePr/>
+                <a:graphic xmlns:a="http://schemas.openxmlformats.org/drawingml/2006/main">
+                  <a:graphicData uri="http://schemas.microsoft.com/office/word/2010/wordprocessingShape">
+                    <wps:wsp>
+                      <wps:cNvCnPr/>
+                      <wps:spPr>
+                        <a:xfrm>
+                          <a:off x="0" y="0"/>
+                          <a:ext cx="4862830" cy="5715"/>
+                        </a:xfrm>
+                        <a:prstGeom prst="line">
+                          <a:avLst/>
+                        </a:prstGeom>
+                        <a:ln>
+                          <a:solidFill>
+                            <a:schemeClr val="tx1"/>
+                          </a:solidFill>
+                        </a:ln>
+                      </wps:spPr>
+                      <wps:style>
+                        <a:lnRef idx="2">
+                          <a:schemeClr val="accent1"/>
+                        </a:lnRef>
+                        <a:fillRef idx="0">
+                          <a:schemeClr val="accent1"/>
+                        </a:fillRef>
+                        <a:effectRef idx="1">
+                          <a:schemeClr val="accent1"/>
+                        </a:effectRef>
+                        <a:fontRef idx="minor">
+                          <a:schemeClr val="tx1"/>
+                        </a:fontRef>
+                      </wps:style>
+                      <wps:bodyPr/>
+                    </wps:wsp>
+                  </a:graphicData>
+                </a:graphic>
+              </wp:anchor>
+            </w:drawing>
+          </mc:Choice>
+          <mc:Fallback>
+            <w:pict>
+              <v:line id="_x0000_s1026" o:spid="_x0000_s1026" o:spt="20" style="position:absolute;left:0pt;margin-left:24.25pt;margin-top:9.8pt;height:0.45pt;width:382.9pt;z-index:251660288;mso-width-relative:page;mso-height-relative:page;" filled="f" stroked="t" coordsize="21600,21600" o:gfxdata="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">
+                <v:fill on="f" focussize="0,0"/>
+                <v:stroke weight="2pt" color="#000000 [3213]" joinstyle="round"/>
+                <v:imagedata o:title=""/>
+                <o:lock v:ext="edit" aspectratio="f"/>
+                <v:shadow on="t" color="#000000" opacity="24903f" offset="0pt,1.5748031496063pt" origin="0f,32768f" matrix="65536f,0f,0f,65536f"/>
+              </v:line>
+            </w:pict>
+          </mc:Fallback>
+        </mc:AlternateContent>
+      </w:r>
+    </w:p>
+    <w:p>
+      <w:pPr>
+        <w:pStyle w:val="169"/>
+        <w:bidi w:val="0"/>
+      </w:pPr>
+      <w:r>
+        <w:t>数据处理名称:用户与权限管理</w:t>
+      </w:r>
+    </w:p>
+    <w:p>
+      <w:pPr>
+        <w:pStyle w:val="169"/>
+        <w:bidi w:val="0"/>
+      </w:pPr>
+      <w:r>
+        <w:t>标志符:P1.4</w:t>
+      </w:r>
+    </w:p>
+    <w:p>
+      <w:pPr>
+        <w:pStyle w:val="169"/>
+        <w:bidi w:val="0"/>
+      </w:pPr>
+      <w:r>
+        <w:t>处理定义:根据管理员指令更新用户库中的用户角色（如升级为TEACHER）或锁定标志位</w:t>
+      </w:r>
+    </w:p>
+    <w:p>
+      <w:pPr>
+        <w:pStyle w:val="169"/>
+        <w:bidi w:val="0"/>
+      </w:pPr>
+      <w:r>
+        <w:t>激发条件:管理员提交权限配置指令</w:t>
+      </w:r>
+    </w:p>
+    <w:p>
+      <w:pPr>
+        <w:pStyle w:val="169"/>
+        <w:bidi w:val="0"/>
+      </w:pPr>
+      <w:r>
+        <w:t>输入:E3 管理员的权限配置指令</w:t>
+      </w:r>
+    </w:p>
+    <w:p>
+      <w:pPr>
+        <w:pStyle w:val="169"/>
+        <w:bidi w:val="0"/>
+      </w:pPr>
+      <w:r>
+        <w:t>输出:用户角色更改反馈</w:t>
+      </w:r>
+    </w:p>
+    <w:p>
+      <w:pPr>
+        <w:pStyle w:val="169"/>
+        <w:bidi w:val="0"/>
+      </w:pPr>
+      <w:r>
+        <w:rPr>
+          <w:sz w:val="24"/>
+        </w:rPr>
+        <mc:AlternateContent>
+          <mc:Choice Requires="wps">
+            <w:drawing>
+              <wp:anchor distT="0" distB="0" distL="114300" distR="114300" simplePos="0" relativeHeight="251660288" behindDoc="0" locked="0" layoutInCell="1" allowOverlap="1">
+                <wp:simplePos x="0" y="0"/>
+                <wp:positionH relativeFrom="column">
+                  <wp:posOffset>303530</wp:posOffset>
+                </wp:positionH>
+                <wp:positionV relativeFrom="paragraph">
+                  <wp:posOffset>121285</wp:posOffset>
+                </wp:positionV>
+                <wp:extent cx="4862830" cy="5715"/>
+                <wp:effectExtent l="33655" t="26670" r="43815" b="69215"/>
+                <wp:wrapNone/>
+                <wp:docPr id="26" name="直接连接符 26"/>
+                <wp:cNvGraphicFramePr/>
+                <a:graphic xmlns:a="http://schemas.openxmlformats.org/drawingml/2006/main">
+                  <a:graphicData uri="http://schemas.microsoft.com/office/word/2010/wordprocessingShape">
+                    <wps:wsp>
+                      <wps:cNvCnPr/>
+                      <wps:spPr>
+                        <a:xfrm>
+                          <a:off x="0" y="0"/>
+                          <a:ext cx="4862830" cy="5715"/>
+                        </a:xfrm>
+                        <a:prstGeom prst="line">
+                          <a:avLst/>
+                        </a:prstGeom>
+                        <a:ln>
+                          <a:solidFill>
+                            <a:schemeClr val="tx1"/>
+                          </a:solidFill>
+                        </a:ln>
+                      </wps:spPr>
+                      <wps:style>
+                        <a:lnRef idx="2">
+                          <a:schemeClr val="accent1"/>
+                        </a:lnRef>
+                        <a:fillRef idx="0">
+                          <a:schemeClr val="accent1"/>
+                        </a:fillRef>
+                        <a:effectRef idx="1">
+                          <a:schemeClr val="accent1"/>
+                        </a:effectRef>
+                        <a:fontRef idx="minor">
+                          <a:schemeClr val="tx1"/>
+                        </a:fontRef>
+                      </wps:style>
+                      <wps:bodyPr/>
+                    </wps:wsp>
+                  </a:graphicData>
+                </a:graphic>
+              </wp:anchor>
+            </w:drawing>
+          </mc:Choice>
+          <mc:Fallback>
+            <w:pict>
+              <v:line id="_x0000_s1026" o:spid="_x0000_s1026" o:spt="20" style="position:absolute;left:0pt;margin-left:23.9pt;margin-top:9.55pt;height:0.45pt;width:382.9pt;z-index:251660288;mso-width-relative:page;mso-height-relative:page;" filled="f" stroked="t" coordsize="21600,21600" o:gfxdata="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">
+                <v:fill on="f" focussize="0,0"/>
+                <v:stroke weight="2pt" color="#000000 [3213]" joinstyle="round"/>
+                <v:imagedata o:title=""/>
+                <o:lock v:ext="edit" aspectratio="f"/>
+                <v:shadow on="t" color="#000000" opacity="24903f" offset="0pt,1.5748031496063pt" origin="0f,32768f" matrix="65536f,0f,0f,65536f"/>
+              </v:line>
+            </w:pict>
+          </mc:Fallback>
+        </mc:AlternateContent>
+      </w:r>
+    </w:p>
+    <w:p>
+      <w:pPr>
+        <w:pStyle w:val="169"/>
+        <w:bidi w:val="0"/>
+      </w:pPr>
+      <w:r>
+        <w:t>数据处理名称:题目检索与分类过滤</w:t>
+      </w:r>
+    </w:p>
+    <w:p>
+      <w:pPr>
+        <w:pStyle w:val="169"/>
+        <w:bidi w:val="0"/>
+      </w:pPr>
+      <w:r>
+        <w:t>标志符:P2.1</w:t>
+      </w:r>
+    </w:p>
+    <w:p>
+      <w:pPr>
+        <w:pStyle w:val="169"/>
+        <w:bidi w:val="0"/>
+      </w:pPr>
+      <w:r>
+        <w:t>处理定义:向题目库发起SELECT复合查询，过滤不公开的题目，并实时结合用户的做题状态返回带AC/WA标记的题目列表</w:t>
+      </w:r>
+    </w:p>
+    <w:p>
+      <w:pPr>
+        <w:pStyle w:val="169"/>
+        <w:bidi w:val="0"/>
+      </w:pPr>
+      <w:r>
+        <w:t>激发条件:用户或管理员发起多条件查询请求</w:t>
+      </w:r>
+    </w:p>
+    <w:p>
+      <w:pPr>
+        <w:pStyle w:val="169"/>
+        <w:bidi w:val="0"/>
+      </w:pPr>
+      <w:r>
+        <w:t>输入:多条件查询参数（难度、标签、关键词）</w:t>
+      </w:r>
+    </w:p>
+    <w:p>
+      <w:pPr>
+        <w:pStyle w:val="169"/>
+        <w:bidi w:val="0"/>
+      </w:pPr>
+      <w:r>
+        <w:t>输出:结构化题目列表（至E1/E2）</w:t>
+      </w:r>
+    </w:p>
+    <w:p>
+      <w:pPr>
+        <w:pStyle w:val="169"/>
+        <w:bidi w:val="0"/>
+      </w:pPr>
+      <w:r>
+        <w:rPr>
+          <w:sz w:val="24"/>
+        </w:rPr>
+        <mc:AlternateContent>
+          <mc:Choice Requires="wps">
+            <w:drawing>
+              <wp:anchor distT="0" distB="0" distL="114300" distR="114300" simplePos="0" relativeHeight="251660288" behindDoc="0" locked="0" layoutInCell="1" allowOverlap="1">
+                <wp:simplePos x="0" y="0"/>
+                <wp:positionH relativeFrom="column">
+                  <wp:posOffset>317500</wp:posOffset>
+                </wp:positionH>
+                <wp:positionV relativeFrom="paragraph">
+                  <wp:posOffset>118110</wp:posOffset>
+                </wp:positionV>
+                <wp:extent cx="4862830" cy="5715"/>
+                <wp:effectExtent l="33655" t="26670" r="43815" b="69215"/>
+                <wp:wrapNone/>
+                <wp:docPr id="25" name="直接连接符 25"/>
+                <wp:cNvGraphicFramePr/>
+                <a:graphic xmlns:a="http://schemas.openxmlformats.org/drawingml/2006/main">
+                  <a:graphicData uri="http://schemas.microsoft.com/office/word/2010/wordprocessingShape">
+                    <wps:wsp>
+                      <wps:cNvCnPr/>
+                      <wps:spPr>
+                        <a:xfrm>
+                          <a:off x="0" y="0"/>
+                          <a:ext cx="4862830" cy="5715"/>
+                        </a:xfrm>
+                        <a:prstGeom prst="line">
+                          <a:avLst/>
+                        </a:prstGeom>
+                        <a:ln>
+                          <a:solidFill>
+                            <a:schemeClr val="tx1"/>
+                          </a:solidFill>
+                        </a:ln>
+                      </wps:spPr>
+                      <wps:style>
+                        <a:lnRef idx="2">
+                          <a:schemeClr val="accent1"/>
+                        </a:lnRef>
+                        <a:fillRef idx="0">
+                          <a:schemeClr val="accent1"/>
+                        </a:fillRef>
+                        <a:effectRef idx="1">
+                          <a:schemeClr val="accent1"/>
+                        </a:effectRef>
+                        <a:fontRef idx="minor">
+                          <a:schemeClr val="tx1"/>
+                        </a:fontRef>
+                      </wps:style>
+                      <wps:bodyPr/>
+                    </wps:wsp>
+                  </a:graphicData>
+                </a:graphic>
+              </wp:anchor>
+            </w:drawing>
+          </mc:Choice>
+          <mc:Fallback>
+            <w:pict>
+              <v:line id="_x0000_s1026" o:spid="_x0000_s1026" o:spt="20" style="position:absolute;left:0pt;margin-left:25pt;margin-top:9.3pt;height:0.45pt;width:382.9pt;z-index:251660288;mso-width-relative:page;mso-height-relative:page;" filled="f" stroked="t" coordsize="21600,21600" o:gfxdata="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">
+                <v:fill on="f" focussize="0,0"/>
+                <v:stroke weight="2pt" color="#000000 [3213]" joinstyle="round"/>
+                <v:imagedata o:title=""/>
+                <o:lock v:ext="edit" aspectratio="f"/>
+                <v:shadow on="t" color="#000000" opacity="24903f" offset="0pt,1.5748031496063pt" origin="0f,32768f" matrix="65536f,0f,0f,65536f"/>
+              </v:line>
+            </w:pict>
+          </mc:Fallback>
+        </mc:AlternateContent>
+      </w:r>
+    </w:p>
+    <w:p>
+      <w:pPr>
+        <w:pStyle w:val="169"/>
+        <w:bidi w:val="0"/>
+      </w:pPr>
+      <w:r>
+        <w:t>数据处理名称:题面详情加载</w:t>
+      </w:r>
+    </w:p>
+    <w:p>
+      <w:pPr>
+        <w:pStyle w:val="169"/>
+        <w:bidi w:val="0"/>
+      </w:pPr>
+      <w:r>
+        <w:t>标志符:P2.2</w:t>
+      </w:r>
+    </w:p>
+    <w:p>
+      <w:pPr>
+        <w:pStyle w:val="169"/>
+        <w:bidi w:val="0"/>
+      </w:pPr>
+      <w:r>
+        <w:t>处理定义:单表读取题目库的题目描述（Markdown格式）、时空限制参数以及前端可展示的静态输入输出样例</w:t>
+      </w:r>
+    </w:p>
+    <w:p>
+      <w:pPr>
+        <w:pStyle w:val="169"/>
+        <w:bidi w:val="0"/>
+      </w:pPr>
+      <w:r>
+        <w:t>激发条件:用户请求查看题目详情</w:t>
+      </w:r>
+    </w:p>
+    <w:p>
+      <w:pPr>
+        <w:pStyle w:val="169"/>
+        <w:bidi w:val="0"/>
+      </w:pPr>
+      <w:r>
+        <w:t>输入:题目ID</w:t>
+      </w:r>
+    </w:p>
+    <w:p>
+      <w:pPr>
+        <w:pStyle w:val="169"/>
+        <w:bidi w:val="0"/>
+      </w:pPr>
+      <w:r>
+        <w:t>输出:题面文本及样例（至E1）</w:t>
+      </w:r>
+    </w:p>
+    <w:p>
+      <w:pPr>
+        <w:pStyle w:val="169"/>
+        <w:bidi w:val="0"/>
+      </w:pPr>
+      <w:r>
+        <w:rPr>
+          <w:sz w:val="24"/>
+        </w:rPr>
+        <mc:AlternateContent>
+          <mc:Choice Requires="wps">
+            <w:drawing>
+              <wp:anchor distT="0" distB="0" distL="114300" distR="114300" simplePos="0" relativeHeight="251660288" behindDoc="0" locked="0" layoutInCell="1" allowOverlap="1">
+                <wp:simplePos x="0" y="0"/>
+                <wp:positionH relativeFrom="column">
+                  <wp:posOffset>313055</wp:posOffset>
+                </wp:positionH>
+                <wp:positionV relativeFrom="paragraph">
+                  <wp:posOffset>127635</wp:posOffset>
+                </wp:positionV>
+                <wp:extent cx="4862830" cy="5715"/>
+                <wp:effectExtent l="33655" t="26670" r="43815" b="69215"/>
+                <wp:wrapNone/>
+                <wp:docPr id="24" name="直接连接符 24"/>
+                <wp:cNvGraphicFramePr/>
+                <a:graphic xmlns:a="http://schemas.openxmlformats.org/drawingml/2006/main">
+                  <a:graphicData uri="http://schemas.microsoft.com/office/word/2010/wordprocessingShape">
+                    <wps:wsp>
+                      <wps:cNvCnPr/>
+                      <wps:spPr>
+                        <a:xfrm>
+                          <a:off x="0" y="0"/>
+                          <a:ext cx="4862830" cy="5715"/>
+                        </a:xfrm>
+                        <a:prstGeom prst="line">
+                          <a:avLst/>
+                        </a:prstGeom>
+                        <a:ln>
+                          <a:solidFill>
+                            <a:schemeClr val="tx1"/>
+                          </a:solidFill>
+                        </a:ln>
+                      </wps:spPr>
+                      <wps:style>
+                        <a:lnRef idx="2">
+                          <a:schemeClr val="accent1"/>
+                        </a:lnRef>
+                        <a:fillRef idx="0">
+                          <a:schemeClr val="accent1"/>
+                        </a:fillRef>
+                        <a:effectRef idx="1">
+                          <a:schemeClr val="accent1"/>
+                        </a:effectRef>
+                        <a:fontRef idx="minor">
+                          <a:schemeClr val="tx1"/>
+                        </a:fontRef>
+                      </wps:style>
+                      <wps:bodyPr/>
+                    </wps:wsp>
+                  </a:graphicData>
+                </a:graphic>
+              </wp:anchor>
+            </w:drawing>
+          </mc:Choice>
+          <mc:Fallback>
+            <w:pict>
+              <v:line id="_x0000_s1026" o:spid="_x0000_s1026" o:spt="20" style="position:absolute;left:0pt;margin-left:24.65pt;margin-top:10.05pt;height:0.45pt;width:382.9pt;z-index:251660288;mso-width-relative:page;mso-height-relative:page;" filled="f" stroked="t" coordsize="21600,21600" o:gfxdata="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">
+                <v:fill on="f" focussize="0,0"/>
+                <v:stroke weight="2pt" color="#000000 [3213]" joinstyle="round"/>
+                <v:imagedata o:title=""/>
+                <o:lock v:ext="edit" aspectratio="f"/>
+                <v:shadow on="t" color="#000000" opacity="24903f" offset="0pt,1.5748031496063pt" origin="0f,32768f" matrix="65536f,0f,0f,65536f"/>
+              </v:line>
+            </w:pict>
+          </mc:Fallback>
+        </mc:AlternateContent>
+      </w:r>
+    </w:p>
+    <w:p>
+      <w:pPr>
+        <w:pStyle w:val="169"/>
+        <w:bidi w:val="0"/>
+      </w:pPr>
+      <w:r>
+        <w:t>数据处理名称:题目信息维护</w:t>
+      </w:r>
+    </w:p>
+    <w:p>
+      <w:pPr>
+        <w:pStyle w:val="169"/>
+        <w:bidi w:val="0"/>
+      </w:pPr>
+      <w:r>
+        <w:t>标志符:P2.3</w:t>
+      </w:r>
+    </w:p>
+    <w:p>
+      <w:pPr>
+        <w:pStyle w:val="169"/>
+        <w:bidi w:val="0"/>
+      </w:pPr>
+      <w:r>
+        <w:t>处理定义:由教师或管理员操作，对题目库进行题目创建、题面内容富文本更新、或软删除操作</w:t>
+      </w:r>
+    </w:p>
+    <w:p>
+      <w:pPr>
+        <w:pStyle w:val="169"/>
+        <w:bidi w:val="0"/>
+      </w:pPr>
+      <w:r>
+        <w:t>激发条件:教师或管理员提交题目管理数据</w:t>
+      </w:r>
+    </w:p>
+    <w:p>
+      <w:pPr>
+        <w:pStyle w:val="169"/>
+        <w:bidi w:val="0"/>
+      </w:pPr>
+      <w:r>
+        <w:t>输入:F03 题目管理数据</w:t>
+      </w:r>
+    </w:p>
+    <w:p>
+      <w:pPr>
+        <w:pStyle w:val="169"/>
+        <w:bidi w:val="0"/>
+      </w:pPr>
+      <w:r>
+        <w:t>输出:维护结果反馈（至E2/E3）</w:t>
+      </w:r>
+    </w:p>
+    <w:p>
+      <w:pPr>
+        <w:pStyle w:val="169"/>
+        <w:bidi w:val="0"/>
+      </w:pPr>
+      <w:r>
+        <w:rPr>
+          <w:sz w:val="24"/>
+        </w:rPr>
+        <mc:AlternateContent>
+          <mc:Choice Requires="wps">
+            <w:drawing>
+              <wp:anchor distT="0" distB="0" distL="114300" distR="114300" simplePos="0" relativeHeight="251660288" behindDoc="0" locked="0" layoutInCell="1" allowOverlap="1">
+                <wp:simplePos x="0" y="0"/>
+                <wp:positionH relativeFrom="column">
+                  <wp:posOffset>317500</wp:posOffset>
+                </wp:positionH>
+                <wp:positionV relativeFrom="paragraph">
+                  <wp:posOffset>120015</wp:posOffset>
+                </wp:positionV>
+                <wp:extent cx="4862830" cy="5715"/>
+                <wp:effectExtent l="33655" t="26670" r="43815" b="69215"/>
+                <wp:wrapNone/>
+                <wp:docPr id="22" name="直接连接符 22"/>
+                <wp:cNvGraphicFramePr/>
+                <a:graphic xmlns:a="http://schemas.openxmlformats.org/drawingml/2006/main">
+                  <a:graphicData uri="http://schemas.microsoft.com/office/word/2010/wordprocessingShape">
+                    <wps:wsp>
+                      <wps:cNvCnPr/>
+                      <wps:spPr>
+                        <a:xfrm>
+                          <a:off x="0" y="0"/>
+                          <a:ext cx="4862830" cy="5715"/>
+                        </a:xfrm>
+                        <a:prstGeom prst="line">
+                          <a:avLst/>
+                        </a:prstGeom>
+                        <a:ln>
+                          <a:solidFill>
+                            <a:schemeClr val="tx1"/>
+                          </a:solidFill>
+                        </a:ln>
+                      </wps:spPr>
+                      <wps:style>
+                        <a:lnRef idx="2">
+                          <a:schemeClr val="accent1"/>
+                        </a:lnRef>
+                        <a:fillRef idx="0">
+                          <a:schemeClr val="accent1"/>
+                        </a:fillRef>
+                        <a:effectRef idx="1">
+                          <a:schemeClr val="accent1"/>
+                        </a:effectRef>
+                        <a:fontRef idx="minor">
+                          <a:schemeClr val="tx1"/>
+                        </a:fontRef>
+                      </wps:style>
+                      <wps:bodyPr/>
+                    </wps:wsp>
+                  </a:graphicData>
+                </a:graphic>
+              </wp:anchor>
+            </w:drawing>
+          </mc:Choice>
+          <mc:Fallback>
+            <w:pict>
+              <v:line id="_x0000_s1026" o:spid="_x0000_s1026" o:spt="20" style="position:absolute;left:0pt;margin-left:25pt;margin-top:9.45pt;height:0.45pt;width:382.9pt;z-index:251660288;mso-width-relative:page;mso-height-relative:page;" filled="f" stroked="t" coordsize="21600,21600" o:gfxdata="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">
+                <v:fill on="f" focussize="0,0"/>
+                <v:stroke weight="2pt" color="#000000 [3213]" joinstyle="round"/>
+                <v:imagedata o:title=""/>
+                <o:lock v:ext="edit" aspectratio="f"/>
+                <v:shadow on="t" color="#000000" opacity="24903f" offset="0pt,1.5748031496063pt" origin="0f,32768f" matrix="65536f,0f,0f,65536f"/>
+              </v:line>
+            </w:pict>
+          </mc:Fallback>
+        </mc:AlternateContent>
+      </w:r>
+    </w:p>
+    <w:p>
+      <w:pPr>
+        <w:pStyle w:val="169"/>
+        <w:bidi w:val="0"/>
+      </w:pPr>
+      <w:r>
+        <w:t>数据处理名称:测试数据上传与存储</w:t>
+      </w:r>
+    </w:p>
+    <w:p>
+      <w:pPr>
+        <w:pStyle w:val="169"/>
+        <w:bidi w:val="0"/>
+      </w:pPr>
+      <w:r>
+        <w:t>标志符:P2.4</w:t>
+      </w:r>
+    </w:p>
+    <w:p>
+      <w:pPr>
+        <w:pStyle w:val="169"/>
+        <w:bidi w:val="0"/>
+      </w:pPr>
+      <w:r>
+        <w:t>处理定义:解压上传的zip文件，校验输入输出文件是否一一对应（后缀配对）；将用例拷贝至测试数据仓库，并往题目库写入该题用例数量和映射路径</w:t>
+      </w:r>
+    </w:p>
+    <w:p>
+      <w:pPr>
+        <w:pStyle w:val="169"/>
+        <w:bidi w:val="0"/>
+      </w:pPr>
+      <w:r>
+        <w:t>激发条件:教师上传测试用例压缩包</w:t>
+      </w:r>
+    </w:p>
+    <w:p>
+      <w:pPr>
+        <w:pStyle w:val="169"/>
+        <w:bidi w:val="0"/>
+      </w:pPr>
+      <w:r>
+        <w:t>输入:F04 压缩用例包</w:t>
+      </w:r>
+    </w:p>
+    <w:p>
+      <w:pPr>
+        <w:pStyle w:val="169"/>
+        <w:bidi w:val="0"/>
+      </w:pPr>
+      <w:r>
+        <w:t>输出:用例文件路径及状态（至E2）</w:t>
+      </w:r>
+    </w:p>
+    <w:p>
+      <w:pPr>
+        <w:pStyle w:val="169"/>
+        <w:bidi w:val="0"/>
+      </w:pPr>
+      <w:r>
+        <w:rPr>
+          <w:sz w:val="24"/>
+        </w:rPr>
+        <mc:AlternateContent>
+          <mc:Choice Requires="wps">
+            <w:drawing>
+              <wp:anchor distT="0" distB="0" distL="114300" distR="114300" simplePos="0" relativeHeight="251660288" behindDoc="0" locked="0" layoutInCell="1" allowOverlap="1">
+                <wp:simplePos x="0" y="0"/>
+                <wp:positionH relativeFrom="column">
+                  <wp:posOffset>302895</wp:posOffset>
+                </wp:positionH>
+                <wp:positionV relativeFrom="paragraph">
+                  <wp:posOffset>123825</wp:posOffset>
+                </wp:positionV>
+                <wp:extent cx="4862830" cy="5715"/>
+                <wp:effectExtent l="33655" t="26670" r="43815" b="69215"/>
+                <wp:wrapNone/>
+                <wp:docPr id="21" name="直接连接符 21"/>
+                <wp:cNvGraphicFramePr/>
+                <a:graphic xmlns:a="http://schemas.openxmlformats.org/drawingml/2006/main">
+                  <a:graphicData uri="http://schemas.microsoft.com/office/word/2010/wordprocessingShape">
+                    <wps:wsp>
+                      <wps:cNvCnPr/>
+                      <wps:spPr>
+                        <a:xfrm>
+                          <a:off x="0" y="0"/>
+                          <a:ext cx="4862830" cy="5715"/>
+                        </a:xfrm>
+                        <a:prstGeom prst="line">
+                          <a:avLst/>
+                        </a:prstGeom>
+                        <a:ln>
+                          <a:solidFill>
+                            <a:schemeClr val="tx1"/>
+                          </a:solidFill>
+                        </a:ln>
+                      </wps:spPr>
+                      <wps:style>
+                        <a:lnRef idx="2">
+                          <a:schemeClr val="accent1"/>
+                        </a:lnRef>
+                        <a:fillRef idx="0">
+                          <a:schemeClr val="accent1"/>
+                        </a:fillRef>
+                        <a:effectRef idx="1">
+                          <a:schemeClr val="accent1"/>
+                        </a:effectRef>
+                        <a:fontRef idx="minor">
+                          <a:schemeClr val="tx1"/>
+                        </a:fontRef>
+                      </wps:style>
+                      <wps:bodyPr/>
+                    </wps:wsp>
+                  </a:graphicData>
+                </a:graphic>
+              </wp:anchor>
+            </w:drawing>
+          </mc:Choice>
+          <mc:Fallback>
+            <w:pict>
+              <v:line id="_x0000_s1026" o:spid="_x0000_s1026" o:spt="20" style="position:absolute;left:0pt;margin-left:23.85pt;margin-top:9.75pt;height:0.45pt;width:382.9pt;z-index:251660288;mso-width-relative:page;mso-height-relative:page;" filled="f" stroked="t" coordsize="21600,21600" o:gfxdata="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">
+                <v:fill on="f" focussize="0,0"/>
+                <v:stroke weight="2pt" color="#000000 [3213]" joinstyle="round"/>
+                <v:imagedata o:title=""/>
+                <o:lock v:ext="edit" aspectratio="f"/>
+                <v:shadow on="t" color="#000000" opacity="24903f" offset="0pt,1.5748031496063pt" origin="0f,32768f" matrix="65536f,0f,0f,65536f"/>
+              </v:line>
+            </w:pict>
+          </mc:Fallback>
+        </mc:AlternateContent>
+      </w:r>
+    </w:p>
+    <w:p>
+      <w:pPr>
+        <w:pStyle w:val="169"/>
+        <w:bidi w:val="0"/>
+      </w:pPr>
+      <w:r>
+        <w:t>数据处理名称:代码在线编辑与自测</w:t>
+      </w:r>
+    </w:p>
+    <w:p>
+      <w:pPr>
+        <w:pStyle w:val="169"/>
+        <w:bidi w:val="0"/>
+      </w:pPr>
+      <w:r>
+        <w:t>标志符:P3.1</w:t>
+      </w:r>
+    </w:p>
+    <w:p>
+      <w:pPr>
+        <w:pStyle w:val="169"/>
+        <w:bidi w:val="0"/>
+      </w:pPr>
+      <w:r>
+        <w:t>处理定义:不通过消息队列，直接发起单点沙箱调用，将输入的源代码与用户自定义数据送入沙箱运行，返回控制台stdout/stderr，此过程不进行任何持久化</w:t>
+      </w:r>
+    </w:p>
+    <w:p>
+      <w:pPr>
+        <w:pStyle w:val="169"/>
+        <w:bidi w:val="0"/>
+      </w:pPr>
+      <w:r>
+        <w:t>激发条件:学生在Monaco编辑器触发自测</w:t>
+      </w:r>
+    </w:p>
+    <w:p>
+      <w:pPr>
+        <w:pStyle w:val="169"/>
+        <w:bidi w:val="0"/>
+      </w:pPr>
+      <w:r>
+        <w:t>输入:在线编辑器中的源代码、语言类型、临时自测输入</w:t>
+      </w:r>
+    </w:p>
+    <w:p>
+      <w:pPr>
+        <w:pStyle w:val="169"/>
+        <w:bidi w:val="0"/>
+      </w:pPr>
+      <w:r>
+        <w:t>输出:控制台自测执行结论（至E1）</w:t>
+      </w:r>
+    </w:p>
+    <w:p>
+      <w:pPr>
+        <w:pStyle w:val="169"/>
+        <w:bidi w:val="0"/>
+      </w:pPr>
+      <w:r>
+        <w:rPr>
+          <w:sz w:val="24"/>
+        </w:rPr>
+        <mc:AlternateContent>
+          <mc:Choice Requires="wps">
+            <w:drawing>
+              <wp:anchor distT="0" distB="0" distL="114300" distR="114300" simplePos="0" relativeHeight="251660288" behindDoc="0" locked="0" layoutInCell="1" allowOverlap="1">
+                <wp:simplePos x="0" y="0"/>
+                <wp:positionH relativeFrom="column">
+                  <wp:posOffset>317500</wp:posOffset>
+                </wp:positionH>
+                <wp:positionV relativeFrom="paragraph">
+                  <wp:posOffset>115570</wp:posOffset>
+                </wp:positionV>
+                <wp:extent cx="4862830" cy="5715"/>
+                <wp:effectExtent l="33655" t="26670" r="43815" b="69215"/>
+                <wp:wrapNone/>
+                <wp:docPr id="23" name="直接连接符 23"/>
+                <wp:cNvGraphicFramePr/>
+                <a:graphic xmlns:a="http://schemas.openxmlformats.org/drawingml/2006/main">
+                  <a:graphicData uri="http://schemas.microsoft.com/office/word/2010/wordprocessingShape">
+                    <wps:wsp>
+                      <wps:cNvCnPr/>
+                      <wps:spPr>
+                        <a:xfrm>
+                          <a:off x="0" y="0"/>
+                          <a:ext cx="4862830" cy="5715"/>
+                        </a:xfrm>
+                        <a:prstGeom prst="line">
+                          <a:avLst/>
+                        </a:prstGeom>
+                        <a:ln>
+                          <a:solidFill>
+                            <a:schemeClr val="tx1"/>
+                          </a:solidFill>
+                        </a:ln>
+                      </wps:spPr>
+                      <wps:style>
+                        <a:lnRef idx="2">
+                          <a:schemeClr val="accent1"/>
+                        </a:lnRef>
+                        <a:fillRef idx="0">
+                          <a:schemeClr val="accent1"/>
+                        </a:fillRef>
+                        <a:effectRef idx="1">
+                          <a:schemeClr val="accent1"/>
+                        </a:effectRef>
+                        <a:fontRef idx="minor">
+                          <a:schemeClr val="tx1"/>
+                        </a:fontRef>
+                      </wps:style>
+                      <wps:bodyPr/>
+                    </wps:wsp>
+                  </a:graphicData>
+                </a:graphic>
+              </wp:anchor>
+            </w:drawing>
+          </mc:Choice>
+          <mc:Fallback>
+            <w:pict>
+              <v:line id="_x0000_s1026" o:spid="_x0000_s1026" o:spt="20" style="position:absolute;left:0pt;margin-left:25pt;margin-top:9.1pt;height:0.45pt;width:382.9pt;z-index:251660288;mso-width-relative:page;mso-height-relative:page;" filled="f" stroked="t" coordsize="21600,21600" o:gfxdata="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">
+                <v:fill on="f" focussize="0,0"/>
+                <v:stroke weight="2pt" color="#000000 [3213]" joinstyle="round"/>
+                <v:imagedata o:title=""/>
+                <o:lock v:ext="edit" aspectratio="f"/>
+                <v:shadow on="t" color="#000000" opacity="24903f" offset="0pt,1.5748031496063pt" origin="0f,32768f" matrix="65536f,0f,0f,65536f"/>
+              </v:line>
+            </w:pict>
+          </mc:Fallback>
+        </mc:AlternateContent>
+      </w:r>
+    </w:p>
+    <w:p>
+      <w:pPr>
+        <w:pStyle w:val="169"/>
+        <w:bidi w:val="0"/>
+      </w:pPr>
+      <w:r>
+        <w:t>数据处理名称:代码提交与初始化</w:t>
+      </w:r>
+    </w:p>
+    <w:p>
+      <w:pPr>
+        <w:pStyle w:val="169"/>
+        <w:bidi w:val="0"/>
+      </w:pPr>
+      <w:r>
+        <w:t>标志符:P3.2</w:t>
+      </w:r>
+    </w:p>
+    <w:p>
+      <w:pPr>
+        <w:pStyle w:val="169"/>
+        <w:bidi w:val="0"/>
+      </w:pPr>
+      <w:r>
+        <w:t>处理定义:检查单次代码大小（限制64KB），在提交记录库插入状态为PENDING的行记录，并将该任务编号投递到后台判题队列或发布异步评测事件</w:t>
+      </w:r>
+    </w:p>
+    <w:p>
+      <w:pPr>
+        <w:pStyle w:val="169"/>
+        <w:bidi w:val="0"/>
+      </w:pPr>
+      <w:r>
+        <w:t>激发条件:学生触发代码提交</w:t>
+      </w:r>
+    </w:p>
+    <w:p>
+      <w:pPr>
+        <w:pStyle w:val="169"/>
+        <w:bidi w:val="0"/>
+      </w:pPr>
+      <w:r>
+        <w:t>输入:F06 代码提交数据</w:t>
+      </w:r>
+    </w:p>
+    <w:p>
+      <w:pPr>
+        <w:pStyle w:val="169"/>
+        <w:bidi w:val="0"/>
+      </w:pPr>
+      <w:r>
+        <w:t>输出:F07 初始提交记录、提交通知、排队反馈（至E1）</w:t>
+      </w:r>
+    </w:p>
+    <w:p>
+      <w:pPr>
+        <w:pStyle w:val="169"/>
+        <w:bidi w:val="0"/>
+      </w:pPr>
+      <w:r>
+        <w:rPr>
+          <w:sz w:val="24"/>
+        </w:rPr>
+        <mc:AlternateContent>
+          <mc:Choice Requires="wps">
+            <w:drawing>
+              <wp:anchor distT="0" distB="0" distL="114300" distR="114300" simplePos="0" relativeHeight="251660288" behindDoc="0" locked="0" layoutInCell="1" allowOverlap="1">
+                <wp:simplePos x="0" y="0"/>
+                <wp:positionH relativeFrom="column">
+                  <wp:posOffset>298450</wp:posOffset>
+                </wp:positionH>
+                <wp:positionV relativeFrom="paragraph">
+                  <wp:posOffset>95250</wp:posOffset>
+                </wp:positionV>
+                <wp:extent cx="4862830" cy="5715"/>
+                <wp:effectExtent l="33655" t="26670" r="43815" b="69215"/>
+                <wp:wrapNone/>
+                <wp:docPr id="31" name="直接连接符 31"/>
+                <wp:cNvGraphicFramePr/>
+                <a:graphic xmlns:a="http://schemas.openxmlformats.org/drawingml/2006/main">
+                  <a:graphicData uri="http://schemas.microsoft.com/office/word/2010/wordprocessingShape">
+                    <wps:wsp>
+                      <wps:cNvCnPr/>
+                      <wps:spPr>
+                        <a:xfrm>
+                          <a:off x="0" y="0"/>
+                          <a:ext cx="4862830" cy="5715"/>
+                        </a:xfrm>
+                        <a:prstGeom prst="line">
+                          <a:avLst/>
+                        </a:prstGeom>
+                        <a:ln>
+                          <a:solidFill>
+                            <a:schemeClr val="tx1"/>
+                          </a:solidFill>
+                        </a:ln>
+                      </wps:spPr>
+                      <wps:style>
+                        <a:lnRef idx="2">
+                          <a:schemeClr val="accent1"/>
+                        </a:lnRef>
+                        <a:fillRef idx="0">
+                          <a:schemeClr val="accent1"/>
+                        </a:fillRef>
+                        <a:effectRef idx="1">
+                          <a:schemeClr val="accent1"/>
+                        </a:effectRef>
+                        <a:fontRef idx="minor">
+                          <a:schemeClr val="tx1"/>
+                        </a:fontRef>
+                      </wps:style>
+                      <wps:bodyPr/>
+                    </wps:wsp>
+                  </a:graphicData>
+                </a:graphic>
+              </wp:anchor>
+            </w:drawing>
+          </mc:Choice>
+          <mc:Fallback>
+            <w:pict>
+              <v:line id="_x0000_s1026" o:spid="_x0000_s1026" o:spt="20" style="position:absolute;left:0pt;margin-left:23.5pt;margin-top:7.5pt;height:0.45pt;width:382.9pt;z-index:251660288;mso-width-relative:page;mso-height-relative:page;" filled="f" stroked="t" coordsize="21600,21600" o:gfxdata="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">
+                <v:fill on="f" focussize="0,0"/>
+                <v:stroke weight="2pt" color="#000000 [3213]" joinstyle="round"/>
+                <v:imagedata o:title=""/>
+                <o:lock v:ext="edit" aspectratio="f"/>
+                <v:shadow on="t" color="#000000" opacity="24903f" offset="0pt,1.5748031496063pt" origin="0f,32768f" matrix="65536f,0f,0f,65536f"/>
+              </v:line>
+            </w:pict>
+          </mc:Fallback>
+        </mc:AlternateContent>
+      </w:r>
+    </w:p>
+    <w:p>
+      <w:pPr>
+        <w:pStyle w:val="169"/>
+        <w:bidi w:val="0"/>
+      </w:pPr>
+      <w:r>
+        <w:t>数据处理名称:做题历史与日志检索</w:t>
+      </w:r>
+    </w:p>
+    <w:p>
+      <w:pPr>
+        <w:pStyle w:val="169"/>
+        <w:bidi w:val="0"/>
+      </w:pPr>
+      <w:r>
+        <w:t>标志符:P3.3</w:t>
+      </w:r>
+    </w:p>
+    <w:p>
+      <w:pPr>
+        <w:pStyle w:val="169"/>
+        <w:bidi w:val="0"/>
+      </w:pPr>
+      <w:r>
+        <w:t>处理定义:分页读取提交记录库中的评测条目，如状态为COMPILE_ERROR则一并读取编译报错日志</w:t>
+      </w:r>
+    </w:p>
+    <w:p>
+      <w:pPr>
+        <w:pStyle w:val="169"/>
+        <w:bidi w:val="0"/>
+      </w:pPr>
+      <w:r>
+        <w:t>激发条件:用户或管理员请求查看做题历史</w:t>
+      </w:r>
+    </w:p>
+    <w:p>
+      <w:pPr>
+        <w:pStyle w:val="169"/>
+        <w:bidi w:val="0"/>
+      </w:pPr>
+      <w:r>
+        <w:t>输入:查询参数（用户ID / 题目ID）</w:t>
+      </w:r>
+    </w:p>
+    <w:p>
+      <w:pPr>
+        <w:pStyle w:val="169"/>
+        <w:bidi w:val="0"/>
+      </w:pPr>
+      <w:r>
+        <w:t>输出:做题历史列表、编译报错详情（至E1/E2）</w:t>
+      </w:r>
+    </w:p>
+    <w:p>
+      <w:pPr>
+        <w:pStyle w:val="169"/>
+        <w:bidi w:val="0"/>
+      </w:pPr>
+      <w:r>
+        <w:rPr>
+          <w:sz w:val="24"/>
+        </w:rPr>
+        <mc:AlternateContent>
+          <mc:Choice Requires="wps">
+            <w:drawing>
+              <wp:anchor distT="0" distB="0" distL="114300" distR="114300" simplePos="0" relativeHeight="251660288" behindDoc="0" locked="0" layoutInCell="1" allowOverlap="1">
+                <wp:simplePos x="0" y="0"/>
+                <wp:positionH relativeFrom="column">
+                  <wp:posOffset>298450</wp:posOffset>
+                </wp:positionH>
+                <wp:positionV relativeFrom="paragraph">
+                  <wp:posOffset>133985</wp:posOffset>
+                </wp:positionV>
+                <wp:extent cx="4862830" cy="5715"/>
+                <wp:effectExtent l="33655" t="26670" r="43815" b="69215"/>
+                <wp:wrapNone/>
+                <wp:docPr id="18" name="直接连接符 18"/>
+                <wp:cNvGraphicFramePr/>
+                <a:graphic xmlns:a="http://schemas.openxmlformats.org/drawingml/2006/main">
+                  <a:graphicData uri="http://schemas.microsoft.com/office/word/2010/wordprocessingShape">
+                    <wps:wsp>
+                      <wps:cNvCnPr/>
+                      <wps:spPr>
+                        <a:xfrm>
+                          <a:off x="0" y="0"/>
+                          <a:ext cx="4862830" cy="5715"/>
+                        </a:xfrm>
+                        <a:prstGeom prst="line">
+                          <a:avLst/>
+                        </a:prstGeom>
+                        <a:ln>
+                          <a:solidFill>
+                            <a:schemeClr val="tx1"/>
+                          </a:solidFill>
+                        </a:ln>
+                      </wps:spPr>
+                      <wps:style>
+                        <a:lnRef idx="2">
+                          <a:schemeClr val="accent1"/>
+                        </a:lnRef>
+                        <a:fillRef idx="0">
+                          <a:schemeClr val="accent1"/>
+                        </a:fillRef>
+                        <a:effectRef idx="1">
+                          <a:schemeClr val="accent1"/>
+                        </a:effectRef>
+                        <a:fontRef idx="minor">
+                          <a:schemeClr val="tx1"/>
+                        </a:fontRef>
+                      </wps:style>
+                      <wps:bodyPr/>
+                    </wps:wsp>
+                  </a:graphicData>
+                </a:graphic>
+              </wp:anchor>
+            </w:drawing>
+          </mc:Choice>
+          <mc:Fallback>
+            <w:pict>
+              <v:line id="_x0000_s1026" o:spid="_x0000_s1026" o:spt="20" style="position:absolute;left:0pt;margin-left:23.5pt;margin-top:10.55pt;height:0.45pt;width:382.9pt;z-index:251660288;mso-width-relative:page;mso-height-relative:page;" filled="f" stroked="t" coordsize="21600,21600" o:gfxdata="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">
+                <v:fill on="f" focussize="0,0"/>
+                <v:stroke weight="2pt" color="#000000 [3213]" joinstyle="round"/>
+                <v:imagedata o:title=""/>
+                <o:lock v:ext="edit" aspectratio="f"/>
+                <v:shadow on="t" color="#000000" opacity="24903f" offset="0pt,1.5748031496063pt" origin="0f,32768f" matrix="65536f,0f,0f,65536f"/>
+              </v:line>
+            </w:pict>
+          </mc:Fallback>
+        </mc:AlternateContent>
+      </w:r>
+    </w:p>
+    <w:p>
+      <w:pPr>
+        <w:pStyle w:val="169"/>
+        <w:bidi w:val="0"/>
+      </w:pPr>
+      <w:r>
+        <w:t>数据处理名称:成绩排行实时计算</w:t>
+      </w:r>
+    </w:p>
+    <w:p>
+      <w:pPr>
+        <w:pStyle w:val="169"/>
+        <w:bidi w:val="0"/>
+      </w:pPr>
+      <w:r>
+        <w:t>标志符:P3.4</w:t>
+      </w:r>
+    </w:p>
+    <w:p>
+      <w:pPr>
+        <w:pStyle w:val="169"/>
+        <w:bidi w:val="0"/>
+      </w:pPr>
+      <w:r>
+        <w:t>处理定义:读取用户库中已注册用户，按照solved_count降序、submit_count降序计算前N名，输出并缓存结果以应对高并发访问</w:t>
+      </w:r>
+    </w:p>
+    <w:p>
+      <w:pPr>
+        <w:pStyle w:val="169"/>
+        <w:bidi w:val="0"/>
+      </w:pPr>
+      <w:r>
+        <w:t>激发条件:用户请求查看成绩排行</w:t>
+      </w:r>
+    </w:p>
+    <w:p>
+      <w:pPr>
+        <w:pStyle w:val="169"/>
+        <w:bidi w:val="0"/>
+      </w:pPr>
+      <w:r>
+        <w:t>输入:排行榜请求</w:t>
+      </w:r>
+    </w:p>
+    <w:p>
+      <w:pPr>
+        <w:pStyle w:val="169"/>
+        <w:bidi w:val="0"/>
+      </w:pPr>
+      <w:r>
+        <w:t>输出:排行数据列表（至E1）</w:t>
+      </w:r>
+    </w:p>
+    <w:p>
+      <w:pPr>
+        <w:pStyle w:val="169"/>
+        <w:bidi w:val="0"/>
+      </w:pPr>
+      <w:r>
+        <w:rPr>
+          <w:sz w:val="24"/>
+        </w:rPr>
+        <mc:AlternateContent>
+          <mc:Choice Requires="wps">
+            <w:drawing>
+              <wp:anchor distT="0" distB="0" distL="114300" distR="114300" simplePos="0" relativeHeight="251660288" behindDoc="0" locked="0" layoutInCell="1" allowOverlap="1">
+                <wp:simplePos x="0" y="0"/>
+                <wp:positionH relativeFrom="column">
+                  <wp:posOffset>313055</wp:posOffset>
+                </wp:positionH>
+                <wp:positionV relativeFrom="paragraph">
+                  <wp:posOffset>148590</wp:posOffset>
+                </wp:positionV>
+                <wp:extent cx="4862830" cy="5715"/>
+                <wp:effectExtent l="33655" t="26670" r="43815" b="69215"/>
+                <wp:wrapNone/>
+                <wp:docPr id="17" name="直接连接符 17"/>
+                <wp:cNvGraphicFramePr/>
+                <a:graphic xmlns:a="http://schemas.openxmlformats.org/drawingml/2006/main">
+                  <a:graphicData uri="http://schemas.microsoft.com/office/word/2010/wordprocessingShape">
+                    <wps:wsp>
+                      <wps:cNvCnPr/>
+                      <wps:spPr>
+                        <a:xfrm>
+                          <a:off x="0" y="0"/>
+                          <a:ext cx="4862830" cy="5715"/>
+                        </a:xfrm>
+                        <a:prstGeom prst="line">
+                          <a:avLst/>
+                        </a:prstGeom>
+                        <a:ln>
+                          <a:solidFill>
+                            <a:schemeClr val="tx1"/>
+                          </a:solidFill>
+                        </a:ln>
+                      </wps:spPr>
+                      <wps:style>
+                        <a:lnRef idx="2">
+                          <a:schemeClr val="accent1"/>
+                        </a:lnRef>
+                        <a:fillRef idx="0">
+                          <a:schemeClr val="accent1"/>
+                        </a:fillRef>
+                        <a:effectRef idx="1">
+                          <a:schemeClr val="accent1"/>
+                        </a:effectRef>
+                        <a:fontRef idx="minor">
+                          <a:schemeClr val="tx1"/>
+                        </a:fontRef>
+                      </wps:style>
+                      <wps:bodyPr/>
+                    </wps:wsp>
+                  </a:graphicData>
+                </a:graphic>
+              </wp:anchor>
+            </w:drawing>
+          </mc:Choice>
+          <mc:Fallback>
+            <w:pict>
+              <v:line id="_x0000_s1026" o:spid="_x0000_s1026" o:spt="20" style="position:absolute;left:0pt;margin-left:24.65pt;margin-top:11.7pt;height:0.45pt;width:382.9pt;z-index:251660288;mso-width-relative:page;mso-height-relative:page;" filled="f" stroked="t" coordsize="21600,21600" o:gfxdata="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">
+                <v:fill on="f" focussize="0,0"/>
+                <v:stroke weight="2pt" color="#000000 [3213]" joinstyle="round"/>
+                <v:imagedata o:title=""/>
+                <o:lock v:ext="edit" aspectratio="f"/>
+                <v:shadow on="t" color="#000000" opacity="24903f" offset="0pt,1.5748031496063pt" origin="0f,32768f" matrix="65536f,0f,0f,65536f"/>
+              </v:line>
+            </w:pict>
+          </mc:Fallback>
+        </mc:AlternateContent>
+      </w:r>
+    </w:p>
+    <w:p>
+      <w:pPr>
+        <w:pStyle w:val="169"/>
+        <w:bidi w:val="0"/>
+      </w:pPr>
+      <w:r>
+        <w:t>数据处理名称:比赛信息维护</w:t>
+      </w:r>
+    </w:p>
+    <w:p>
+      <w:pPr>
+        <w:pStyle w:val="169"/>
+        <w:bidi w:val="0"/>
+      </w:pPr>
+      <w:r>
+        <w:t>标志符:P4.1</w:t>
+      </w:r>
+    </w:p>
+    <w:p>
+      <w:pPr>
+        <w:pStyle w:val="169"/>
+        <w:bidi w:val="0"/>
+      </w:pPr>
+      <w:r>
+        <w:t>处理定义:解析比赛配置参数，保存比赛元数据、赛制（如ACM规则或IOI百分制）、参赛班级与比赛题目的绑定关系到比赛库</w:t>
+      </w:r>
+    </w:p>
+    <w:p>
+      <w:pPr>
+        <w:pStyle w:val="169"/>
+        <w:bidi w:val="0"/>
+      </w:pPr>
+      <w:r>
+        <w:t>激发条件:教师或管理员提交比赛配置数据</w:t>
+      </w:r>
+    </w:p>
+    <w:p>
+      <w:pPr>
+        <w:pStyle w:val="169"/>
+        <w:bidi w:val="0"/>
+      </w:pPr>
+      <w:r>
+        <w:t>输入:F17 比赛配置数据</w:t>
+      </w:r>
+    </w:p>
+    <w:p>
+      <w:pPr>
+        <w:pStyle w:val="169"/>
+        <w:bidi w:val="0"/>
+      </w:pPr>
+      <w:r>
+        <w:t>输出:写规则反馈</w:t>
+      </w:r>
+    </w:p>
+    <w:p>
+      <w:pPr>
+        <w:pStyle w:val="169"/>
+        <w:bidi w:val="0"/>
+      </w:pPr>
+      <w:r>
+        <w:rPr>
+          <w:sz w:val="24"/>
+        </w:rPr>
+        <mc:AlternateContent>
+          <mc:Choice Requires="wps">
+            <w:drawing>
+              <wp:anchor distT="0" distB="0" distL="114300" distR="114300" simplePos="0" relativeHeight="251660288" behindDoc="0" locked="0" layoutInCell="1" allowOverlap="1">
+                <wp:simplePos x="0" y="0"/>
+                <wp:positionH relativeFrom="column">
+                  <wp:posOffset>322580</wp:posOffset>
+                </wp:positionH>
+                <wp:positionV relativeFrom="paragraph">
+                  <wp:posOffset>127635</wp:posOffset>
+                </wp:positionV>
+                <wp:extent cx="4862830" cy="5715"/>
+                <wp:effectExtent l="33655" t="26670" r="43815" b="69215"/>
+                <wp:wrapNone/>
+                <wp:docPr id="16" name="直接连接符 16"/>
+                <wp:cNvGraphicFramePr/>
+                <a:graphic xmlns:a="http://schemas.openxmlformats.org/drawingml/2006/main">
+                  <a:graphicData uri="http://schemas.microsoft.com/office/word/2010/wordprocessingShape">
+                    <wps:wsp>
+                      <wps:cNvCnPr/>
+                      <wps:spPr>
+                        <a:xfrm>
+                          <a:off x="0" y="0"/>
+                          <a:ext cx="4862830" cy="5715"/>
+                        </a:xfrm>
+                        <a:prstGeom prst="line">
+                          <a:avLst/>
+                        </a:prstGeom>
+                        <a:ln>
+                          <a:solidFill>
+                            <a:schemeClr val="tx1"/>
+                          </a:solidFill>
+                        </a:ln>
+                      </wps:spPr>
+                      <wps:style>
+                        <a:lnRef idx="2">
+                          <a:schemeClr val="accent1"/>
+                        </a:lnRef>
+                        <a:fillRef idx="0">
+                          <a:schemeClr val="accent1"/>
+                        </a:fillRef>
+                        <a:effectRef idx="1">
+                          <a:schemeClr val="accent1"/>
+                        </a:effectRef>
+                        <a:fontRef idx="minor">
+                          <a:schemeClr val="tx1"/>
+                        </a:fontRef>
+                      </wps:style>
+                      <wps:bodyPr/>
+                    </wps:wsp>
+                  </a:graphicData>
+                </a:graphic>
+              </wp:anchor>
+            </w:drawing>
+          </mc:Choice>
+          <mc:Fallback>
+            <w:pict>
+              <v:line id="_x0000_s1026" o:spid="_x0000_s1026" o:spt="20" style="position:absolute;left:0pt;margin-left:25.4pt;margin-top:10.05pt;height:0.45pt;width:382.9pt;z-index:251660288;mso-width-relative:page;mso-height-relative:page;" filled="f" stroked="t" coordsize="21600,21600" o:gfxdata="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">
+                <v:fill on="f" focussize="0,0"/>
+                <v:stroke weight="2pt" color="#000000 [3213]" joinstyle="round"/>
+                <v:imagedata o:title=""/>
+                <o:lock v:ext="edit" aspectratio="f"/>
+                <v:shadow on="t" color="#000000" opacity="24903f" offset="0pt,1.5748031496063pt" origin="0f,32768f" matrix="65536f,0f,0f,65536f"/>
+              </v:line>
+            </w:pict>
+          </mc:Fallback>
+        </mc:AlternateContent>
+      </w:r>
+    </w:p>
+    <w:p>
+      <w:pPr>
+        <w:pStyle w:val="169"/>
+        <w:bidi w:val="0"/>
+      </w:pPr>
+      <w:r>
+        <w:t>数据处理名称:比赛报名与状态控制</w:t>
+      </w:r>
+    </w:p>
+    <w:p>
+      <w:pPr>
+        <w:pStyle w:val="169"/>
+        <w:bidi w:val="0"/>
+      </w:pPr>
+      <w:r>
+        <w:t>标志符:P4.2</w:t>
+      </w:r>
+    </w:p>
+    <w:p>
+      <w:pPr>
+        <w:pStyle w:val="169"/>
+        <w:bidi w:val="0"/>
+      </w:pPr>
+      <w:r>
+        <w:t>处理定义:校验报名时间范围及白名单权限；若通过，在比赛库的关系表中建立绑定，在比赛开始时刻激活答题倒计时</w:t>
+      </w:r>
+    </w:p>
+    <w:p>
+      <w:pPr>
+        <w:pStyle w:val="169"/>
+        <w:bidi w:val="0"/>
+      </w:pPr>
+      <w:r>
+        <w:t>激发条件:学生提交报名请求 / 进入赛事请求</w:t>
+      </w:r>
+    </w:p>
+    <w:p>
+      <w:pPr>
+        <w:pStyle w:val="169"/>
+        <w:bidi w:val="0"/>
+      </w:pPr>
+      <w:r>
+        <w:t>输入:学生报名请求 / 进入赛事请求</w:t>
+      </w:r>
+    </w:p>
+    <w:p>
+      <w:pPr>
+        <w:pStyle w:val="169"/>
+        <w:bidi w:val="0"/>
+      </w:pPr>
+      <w:r>
+        <w:t>输出:参赛授权提示</w:t>
+      </w:r>
+    </w:p>
+    <w:p>
+      <w:pPr>
+        <w:pStyle w:val="169"/>
+        <w:bidi w:val="0"/>
+      </w:pPr>
+      <w:r>
+        <w:rPr>
+          <w:sz w:val="24"/>
+        </w:rPr>
+        <mc:AlternateContent>
+          <mc:Choice Requires="wps">
+            <w:drawing>
+              <wp:anchor distT="0" distB="0" distL="114300" distR="114300" simplePos="0" relativeHeight="251660288" behindDoc="0" locked="0" layoutInCell="1" allowOverlap="1">
+                <wp:simplePos x="0" y="0"/>
+                <wp:positionH relativeFrom="column">
+                  <wp:posOffset>293370</wp:posOffset>
+                </wp:positionH>
+                <wp:positionV relativeFrom="paragraph">
+                  <wp:posOffset>132715</wp:posOffset>
+                </wp:positionV>
+                <wp:extent cx="4862830" cy="5715"/>
+                <wp:effectExtent l="33655" t="26670" r="43815" b="69215"/>
+                <wp:wrapNone/>
+                <wp:docPr id="15" name="直接连接符 15"/>
+                <wp:cNvGraphicFramePr/>
+                <a:graphic xmlns:a="http://schemas.openxmlformats.org/drawingml/2006/main">
+                  <a:graphicData uri="http://schemas.microsoft.com/office/word/2010/wordprocessingShape">
+                    <wps:wsp>
+                      <wps:cNvCnPr/>
+                      <wps:spPr>
+                        <a:xfrm>
+                          <a:off x="0" y="0"/>
+                          <a:ext cx="4862830" cy="5715"/>
+                        </a:xfrm>
+                        <a:prstGeom prst="line">
+                          <a:avLst/>
+                        </a:prstGeom>
+                        <a:ln>
+                          <a:solidFill>
+                            <a:schemeClr val="tx1"/>
+                          </a:solidFill>
+                        </a:ln>
+                      </wps:spPr>
+                      <wps:style>
+                        <a:lnRef idx="2">
+                          <a:schemeClr val="accent1"/>
+                        </a:lnRef>
+                        <a:fillRef idx="0">
+                          <a:schemeClr val="accent1"/>
+                        </a:fillRef>
+                        <a:effectRef idx="1">
+                          <a:schemeClr val="accent1"/>
+                        </a:effectRef>
+                        <a:fontRef idx="minor">
+                          <a:schemeClr val="tx1"/>
+                        </a:fontRef>
+                      </wps:style>
+                      <wps:bodyPr/>
+                    </wps:wsp>
+                  </a:graphicData>
+                </a:graphic>
+              </wp:anchor>
+            </w:drawing>
+          </mc:Choice>
+          <mc:Fallback>
+            <w:pict>
+              <v:line id="_x0000_s1026" o:spid="_x0000_s1026" o:spt="20" style="position:absolute;left:0pt;margin-left:23.1pt;margin-top:10.45pt;height:0.45pt;width:382.9pt;z-index:251660288;mso-width-relative:page;mso-height-relative:page;" filled="f" stroked="t" coordsize="21600,21600" o:gfxdata="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">
+                <v:fill on="f" focussize="0,0"/>
+                <v:stroke weight="2pt" color="#000000 [3213]" joinstyle="round"/>
+                <v:imagedata o:title=""/>
+                <o:lock v:ext="edit" aspectratio="f"/>
+                <v:shadow on="t" color="#000000" opacity="24903f" offset="0pt,1.5748031496063pt" origin="0f,32768f" matrix="65536f,0f,0f,65536f"/>
+              </v:line>
+            </w:pict>
+          </mc:Fallback>
+        </mc:AlternateContent>
+      </w:r>
+    </w:p>
+    <w:p>
+      <w:pPr>
+        <w:pStyle w:val="169"/>
+        <w:bidi w:val="0"/>
+      </w:pPr>
+      <w:r>
+        <w:t>数据处理名称:比赛排行榜实时计算</w:t>
+      </w:r>
+    </w:p>
+    <w:p>
+      <w:pPr>
+        <w:pStyle w:val="169"/>
+        <w:bidi w:val="0"/>
+      </w:pPr>
+      <w:r>
+        <w:t>标志符:P4.3</w:t>
+      </w:r>
+    </w:p>
+    <w:p>
+      <w:pPr>
+        <w:pStyle w:val="169"/>
+        <w:bidi w:val="0"/>
+      </w:pPr>
+      <w:r>
+        <w:t>处理定义:从比赛库确定参赛人名单，从提交记录库过滤出该时间段内各选手的有效提交；若为ACM规则，对WA提交累加20分钟罚时，并根据AC题数与罚时升序计算排行</w:t>
+      </w:r>
+    </w:p>
+    <w:p>
+      <w:pPr>
+        <w:pStyle w:val="169"/>
+        <w:bidi w:val="0"/>
+      </w:pPr>
+      <w:r>
+        <w:t>激发条件:用户请求查看比赛榜单</w:t>
+      </w:r>
+    </w:p>
+    <w:p>
+      <w:pPr>
+        <w:pStyle w:val="169"/>
+        <w:bidi w:val="0"/>
+      </w:pPr>
+      <w:r>
+        <w:t>输入:查询比赛榜单请求</w:t>
+      </w:r>
+    </w:p>
+    <w:p>
+      <w:pPr>
+        <w:pStyle w:val="169"/>
+        <w:bidi w:val="0"/>
+      </w:pPr>
+      <w:r>
+        <w:t>输出:F18 比赛实时榜单</w:t>
+      </w:r>
+    </w:p>
+    <w:p>
+      <w:pPr>
+        <w:pStyle w:val="169"/>
+        <w:bidi w:val="0"/>
+      </w:pPr>
+      <w:r>
+        <w:rPr>
+          <w:sz w:val="24"/>
+        </w:rPr>
+        <mc:AlternateContent>
+          <mc:Choice Requires="wps">
+            <w:drawing>
+              <wp:anchor distT="0" distB="0" distL="114300" distR="114300" simplePos="0" relativeHeight="251660288" behindDoc="0" locked="0" layoutInCell="1" allowOverlap="1">
+                <wp:simplePos x="0" y="0"/>
+                <wp:positionH relativeFrom="column">
+                  <wp:posOffset>307975</wp:posOffset>
+                </wp:positionH>
+                <wp:positionV relativeFrom="paragraph">
+                  <wp:posOffset>99695</wp:posOffset>
+                </wp:positionV>
+                <wp:extent cx="4862830" cy="5715"/>
+                <wp:effectExtent l="33655" t="26670" r="43815" b="69215"/>
+                <wp:wrapNone/>
+                <wp:docPr id="55" name="直接连接符 55"/>
+                <wp:cNvGraphicFramePr/>
+                <a:graphic xmlns:a="http://schemas.openxmlformats.org/drawingml/2006/main">
+                  <a:graphicData uri="http://schemas.microsoft.com/office/word/2010/wordprocessingShape">
+                    <wps:wsp>
+                      <wps:cNvCnPr/>
+                      <wps:spPr>
+                        <a:xfrm>
+                          <a:off x="0" y="0"/>
+                          <a:ext cx="4862830" cy="5715"/>
+                        </a:xfrm>
+                        <a:prstGeom prst="line">
+                          <a:avLst/>
+                        </a:prstGeom>
+                        <a:ln>
+                          <a:solidFill>
+                            <a:schemeClr val="tx1"/>
+                          </a:solidFill>
+                        </a:ln>
+                      </wps:spPr>
+                      <wps:style>
+                        <a:lnRef idx="2">
+                          <a:schemeClr val="accent1"/>
+                        </a:lnRef>
+                        <a:fillRef idx="0">
+                          <a:schemeClr val="accent1"/>
+                        </a:fillRef>
+                        <a:effectRef idx="1">
+                          <a:schemeClr val="accent1"/>
+                        </a:effectRef>
+                        <a:fontRef idx="minor">
+                          <a:schemeClr val="tx1"/>
+                        </a:fontRef>
+                      </wps:style>
+                      <wps:bodyPr/>
+                    </wps:wsp>
+                  </a:graphicData>
+                </a:graphic>
+              </wp:anchor>
+            </w:drawing>
+          </mc:Choice>
+          <mc:Fallback>
+            <w:pict>
+              <v:line id="_x0000_s1026" o:spid="_x0000_s1026" o:spt="20" style="position:absolute;left:0pt;margin-left:24.25pt;margin-top:7.85pt;height:0.45pt;width:382.9pt;z-index:251660288;mso-width-relative:page;mso-height-relative:page;" filled="f" stroked="t" coordsize="21600,21600" o:gfxdata="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">
+                <v:fill on="f" focussize="0,0"/>
+                <v:stroke weight="2pt" color="#000000 [3213]" joinstyle="round"/>
+                <v:imagedata o:title=""/>
+                <o:lock v:ext="edit" aspectratio="f"/>
+                <v:shadow on="t" color="#000000" opacity="24903f" offset="0pt,1.5748031496063pt" origin="0f,32768f" matrix="65536f,0f,0f,65536f"/>
+              </v:line>
+            </w:pict>
+          </mc:Fallback>
+        </mc:AlternateContent>
+      </w:r>
+    </w:p>
+    <w:p>
+      <w:pPr>
+        <w:pStyle w:val="169"/>
+        <w:bidi w:val="0"/>
+      </w:pPr>
+      <w:r>
+        <w:t>数据处理名称:公告发布与展示</w:t>
+      </w:r>
+    </w:p>
+    <w:p>
+      <w:pPr>
+        <w:pStyle w:val="169"/>
+        <w:bidi w:val="0"/>
+      </w:pPr>
+      <w:r>
+        <w:t>标志符:P4.4</w:t>
+      </w:r>
+    </w:p>
+    <w:p>
+      <w:pPr>
+        <w:pStyle w:val="169"/>
+        <w:bidi w:val="0"/>
+      </w:pPr>
+      <w:r>
+        <w:t>处理定义:将编辑好的公告持久化到公告库；获取公告时拉取最新的前N条有效公告进行展示</w:t>
+      </w:r>
+    </w:p>
+    <w:p>
+      <w:pPr>
+        <w:pStyle w:val="169"/>
+        <w:bidi w:val="0"/>
+      </w:pPr>
+      <w:r>
+        <w:t>激发条件:管理员编辑公告 / 用户请求获取公告</w:t>
+      </w:r>
+    </w:p>
+    <w:p>
+      <w:pPr>
+        <w:pStyle w:val="169"/>
+        <w:bidi w:val="0"/>
+      </w:pPr>
+      <w:r>
+        <w:t>输入:公告编辑内容（E3）/ 获取公告（E1）</w:t>
+      </w:r>
+    </w:p>
+    <w:p>
+      <w:pPr>
+        <w:pStyle w:val="169"/>
+        <w:bidi w:val="0"/>
+      </w:pPr>
+      <w:r>
+        <w:t>输出:有效公告通知流</w:t>
+      </w:r>
+    </w:p>
+    <w:p>
+      <w:pPr>
+        <w:pStyle w:val="169"/>
+        <w:bidi w:val="0"/>
+      </w:pPr>
+      <w:r>
+        <w:rPr>
+          <w:sz w:val="24"/>
+        </w:rPr>
+        <mc:AlternateContent>
+          <mc:Choice Requires="wps">
+            <w:drawing>
+              <wp:anchor distT="0" distB="0" distL="114300" distR="114300" simplePos="0" relativeHeight="251660288" behindDoc="0" locked="0" layoutInCell="1" allowOverlap="1">
+                <wp:simplePos x="0" y="0"/>
+                <wp:positionH relativeFrom="column">
+                  <wp:posOffset>307975</wp:posOffset>
+                </wp:positionH>
+                <wp:positionV relativeFrom="paragraph">
+                  <wp:posOffset>122555</wp:posOffset>
+                </wp:positionV>
+                <wp:extent cx="4862830" cy="5715"/>
+                <wp:effectExtent l="33655" t="26670" r="43815" b="69215"/>
+                <wp:wrapNone/>
+                <wp:docPr id="56" name="直接连接符 56"/>
+                <wp:cNvGraphicFramePr/>
+                <a:graphic xmlns:a="http://schemas.openxmlformats.org/drawingml/2006/main">
+                  <a:graphicData uri="http://schemas.microsoft.com/office/word/2010/wordprocessingShape">
+                    <wps:wsp>
+                      <wps:cNvCnPr/>
+                      <wps:spPr>
+                        <a:xfrm>
+                          <a:off x="0" y="0"/>
+                          <a:ext cx="4862830" cy="5715"/>
+                        </a:xfrm>
+                        <a:prstGeom prst="line">
+                          <a:avLst/>
+                        </a:prstGeom>
+                        <a:ln>
+                          <a:solidFill>
+                            <a:schemeClr val="tx1"/>
+                          </a:solidFill>
+                        </a:ln>
+                      </wps:spPr>
+                      <wps:style>
+                        <a:lnRef idx="2">
+                          <a:schemeClr val="accent1"/>
+                        </a:lnRef>
+                        <a:fillRef idx="0">
+                          <a:schemeClr val="accent1"/>
+                        </a:fillRef>
+                        <a:effectRef idx="1">
+                          <a:schemeClr val="accent1"/>
+                        </a:effectRef>
+                        <a:fontRef idx="minor">
+                          <a:schemeClr val="tx1"/>
+                        </a:fontRef>
+                      </wps:style>
+                      <wps:bodyPr/>
+                    </wps:wsp>
+                  </a:graphicData>
+                </a:graphic>
+              </wp:anchor>
+            </w:drawing>
+          </mc:Choice>
+          <mc:Fallback>
+            <w:pict>
+              <v:line id="_x0000_s1026" o:spid="_x0000_s1026" o:spt="20" style="position:absolute;left:0pt;margin-left:24.25pt;margin-top:9.65pt;height:0.45pt;width:382.9pt;z-index:251660288;mso-width-relative:page;mso-height-relative:page;" filled="f" stroked="t" coordsize="21600,21600" o:gfxdata="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">
+                <v:fill on="f" focussize="0,0"/>
+                <v:stroke weight="2pt" color="#000000 [3213]" joinstyle="round"/>
+                <v:imagedata o:title=""/>
+                <o:lock v:ext="edit" aspectratio="f"/>
+                <v:shadow on="t" color="#000000" opacity="24903f" offset="0pt,1.5748031496063pt" origin="0f,32768f" matrix="65536f,0f,0f,65536f"/>
+              </v:line>
+            </w:pict>
+          </mc:Fallback>
+        </mc:AlternateContent>
+      </w:r>
+    </w:p>
+    <w:p>
+      <w:pPr>
+        <w:pStyle w:val="169"/>
+        <w:bidi w:val="0"/>
+      </w:pPr>
+      <w:r>
+        <w:t>数据处理名称:判题队列与任务调度</w:t>
+      </w:r>
+    </w:p>
+    <w:p>
+      <w:pPr>
+        <w:pStyle w:val="169"/>
+        <w:bidi w:val="0"/>
+      </w:pPr>
+      <w:r>
+        <w:t>标志符:P5.1</w:t>
+      </w:r>
+    </w:p>
+    <w:p>
+      <w:pPr>
+        <w:pStyle w:val="169"/>
+        <w:bidi w:val="0"/>
+      </w:pPr>
+      <w:r>
+        <w:t>处理定义:判题后台守护线程无限轮询读取提交记录库处于PENDING的行，或通过MQ消费者接收，放入本地线程池队列进行排队分发</w:t>
+      </w:r>
+    </w:p>
+    <w:p>
+      <w:pPr>
+        <w:pStyle w:val="169"/>
+        <w:bidi w:val="0"/>
+      </w:pPr>
+      <w:r>
+        <w:t>激发条件:提交记录库出现PENDING状态的记录</w:t>
+      </w:r>
+    </w:p>
+    <w:p>
+      <w:pPr>
+        <w:pStyle w:val="169"/>
+        <w:bidi w:val="0"/>
+      </w:pPr>
+      <w:r>
+        <w:t>输入:F08 待评测记录</w:t>
+      </w:r>
+    </w:p>
+    <w:p>
+      <w:pPr>
+        <w:pStyle w:val="169"/>
+        <w:bidi w:val="0"/>
+      </w:pPr>
+      <w:r>
+        <w:t>输出:源码及评测元数据</w:t>
+      </w:r>
+    </w:p>
+    <w:p>
+      <w:pPr>
+        <w:pStyle w:val="169"/>
+        <w:bidi w:val="0"/>
+      </w:pPr>
+      <w:r>
+        <w:rPr>
+          <w:sz w:val="24"/>
+        </w:rPr>
+        <mc:AlternateContent>
+          <mc:Choice Requires="wps">
+            <w:drawing>
+              <wp:anchor distT="0" distB="0" distL="114300" distR="114300" simplePos="0" relativeHeight="251660288" behindDoc="0" locked="0" layoutInCell="1" allowOverlap="1">
+                <wp:simplePos x="0" y="0"/>
+                <wp:positionH relativeFrom="column">
+                  <wp:posOffset>293370</wp:posOffset>
+                </wp:positionH>
+                <wp:positionV relativeFrom="paragraph">
+                  <wp:posOffset>97155</wp:posOffset>
+                </wp:positionV>
+                <wp:extent cx="4862830" cy="5715"/>
+                <wp:effectExtent l="33655" t="26670" r="43815" b="69215"/>
+                <wp:wrapNone/>
+                <wp:docPr id="57" name="直接连接符 57"/>
+                <wp:cNvGraphicFramePr/>
+                <a:graphic xmlns:a="http://schemas.openxmlformats.org/drawingml/2006/main">
+                  <a:graphicData uri="http://schemas.microsoft.com/office/word/2010/wordprocessingShape">
+                    <wps:wsp>
+                      <wps:cNvCnPr/>
+                      <wps:spPr>
+                        <a:xfrm>
+                          <a:off x="0" y="0"/>
+                          <a:ext cx="4862830" cy="5715"/>
+                        </a:xfrm>
+                        <a:prstGeom prst="line">
+                          <a:avLst/>
+                        </a:prstGeom>
+                        <a:ln>
+                          <a:solidFill>
+                            <a:schemeClr val="tx1"/>
+                          </a:solidFill>
+                        </a:ln>
+                      </wps:spPr>
+                      <wps:style>
+                        <a:lnRef idx="2">
+                          <a:schemeClr val="accent1"/>
+                        </a:lnRef>
+                        <a:fillRef idx="0">
+                          <a:schemeClr val="accent1"/>
+                        </a:fillRef>
+                        <a:effectRef idx="1">
+                          <a:schemeClr val="accent1"/>
+                        </a:effectRef>
+                        <a:fontRef idx="minor">
+                          <a:schemeClr val="tx1"/>
+                        </a:fontRef>
+                      </wps:style>
+                      <wps:bodyPr/>
+                    </wps:wsp>
+                  </a:graphicData>
+                </a:graphic>
+              </wp:anchor>
+            </w:drawing>
+          </mc:Choice>
+          <mc:Fallback>
+            <w:pict>
+              <v:line id="_x0000_s1026" o:spid="_x0000_s1026" o:spt="20" style="position:absolute;left:0pt;margin-left:23.1pt;margin-top:7.65pt;height:0.45pt;width:382.9pt;z-index:251660288;mso-width-relative:page;mso-height-relative:page;" filled="f" stroked="t" coordsize="21600,21600" o:gfxdata="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">
+                <v:fill on="f" focussize="0,0"/>
+                <v:stroke weight="2pt" color="#000000 [3213]" joinstyle="round"/>
+                <v:imagedata o:title=""/>
+                <o:lock v:ext="edit" aspectratio="f"/>
+                <v:shadow on="t" color="#000000" opacity="24903f" offset="0pt,1.5748031496063pt" origin="0f,32768f" matrix="65536f,0f,0f,65536f"/>
+              </v:line>
+            </w:pict>
+          </mc:Fallback>
+        </mc:AlternateContent>
+      </w:r>
+    </w:p>
+    <w:p>
+      <w:pPr>
+        <w:pStyle w:val="169"/>
+        <w:bidi w:val="0"/>
+      </w:pPr>
+      <w:r>
+        <w:t>数据处理名称:代码安全编译</w:t>
+      </w:r>
+    </w:p>
+    <w:p>
+      <w:pPr>
+        <w:pStyle w:val="169"/>
+        <w:bidi w:val="0"/>
+      </w:pPr>
+      <w:r>
+        <w:t>标志符:P5.2</w:t>
+      </w:r>
+    </w:p>
+    <w:p>
+      <w:pPr>
+        <w:pStyle w:val="169"/>
+        <w:bidi w:val="0"/>
+      </w:pPr>
+      <w:r>
+        <w:t>处理定义:在安全沙箱指定的挂载目录调用宿主机对应的编译器进行处理，若编译失败，截获错误控制台输出，直接发往评测状态生成与更新模块</w:t>
+      </w:r>
+    </w:p>
+    <w:p>
+      <w:pPr>
+        <w:pStyle w:val="169"/>
+        <w:bidi w:val="0"/>
+      </w:pPr>
+      <w:r>
+        <w:t>激发条件:判题队列分发编译任务</w:t>
+      </w:r>
+    </w:p>
+    <w:p>
+      <w:pPr>
+        <w:pStyle w:val="169"/>
+        <w:bidi w:val="0"/>
+      </w:pPr>
+      <w:r>
+        <w:t>输入:源码与指定语言</w:t>
+      </w:r>
+    </w:p>
+    <w:p>
+      <w:pPr>
+        <w:pStyle w:val="169"/>
+        <w:bidi w:val="0"/>
+      </w:pPr>
+      <w:r>
+        <w:t>输出:编译出的二进制/字节码路径，若失败则输出编译错误（CE）</w:t>
+      </w:r>
+    </w:p>
+    <w:p>
+      <w:pPr>
+        <w:pStyle w:val="169"/>
+        <w:bidi w:val="0"/>
+      </w:pPr>
+      <w:r>
+        <w:rPr>
+          <w:sz w:val="24"/>
+        </w:rPr>
+        <mc:AlternateContent>
+          <mc:Choice Requires="wps">
+            <w:drawing>
+              <wp:anchor distT="0" distB="0" distL="114300" distR="114300" simplePos="0" relativeHeight="251660288" behindDoc="0" locked="0" layoutInCell="1" allowOverlap="1">
+                <wp:simplePos x="0" y="0"/>
+                <wp:positionH relativeFrom="column">
+                  <wp:posOffset>293370</wp:posOffset>
+                </wp:positionH>
+                <wp:positionV relativeFrom="paragraph">
+                  <wp:posOffset>135890</wp:posOffset>
+                </wp:positionV>
+                <wp:extent cx="4862830" cy="5715"/>
+                <wp:effectExtent l="33655" t="26670" r="43815" b="69215"/>
+                <wp:wrapNone/>
+                <wp:docPr id="58" name="直接连接符 58"/>
+                <wp:cNvGraphicFramePr/>
+                <a:graphic xmlns:a="http://schemas.openxmlformats.org/drawingml/2006/main">
+                  <a:graphicData uri="http://schemas.microsoft.com/office/word/2010/wordprocessingShape">
+                    <wps:wsp>
+                      <wps:cNvCnPr/>
+                      <wps:spPr>
+                        <a:xfrm>
+                          <a:off x="0" y="0"/>
+                          <a:ext cx="4862830" cy="5715"/>
+                        </a:xfrm>
+                        <a:prstGeom prst="line">
+                          <a:avLst/>
+                        </a:prstGeom>
+                        <a:ln>
+                          <a:solidFill>
+                            <a:schemeClr val="tx1"/>
+                          </a:solidFill>
+                        </a:ln>
+                      </wps:spPr>
+                      <wps:style>
+                        <a:lnRef idx="2">
+                          <a:schemeClr val="accent1"/>
+                        </a:lnRef>
+                        <a:fillRef idx="0">
+                          <a:schemeClr val="accent1"/>
+                        </a:fillRef>
+                        <a:effectRef idx="1">
+                          <a:schemeClr val="accent1"/>
+                        </a:effectRef>
+                        <a:fontRef idx="minor">
+                          <a:schemeClr val="tx1"/>
+                        </a:fontRef>
+                      </wps:style>
+                      <wps:bodyPr/>
+                    </wps:wsp>
+                  </a:graphicData>
+                </a:graphic>
+              </wp:anchor>
+            </w:drawing>
+          </mc:Choice>
+          <mc:Fallback>
+            <w:pict>
+              <v:line id="_x0000_s1026" o:spid="_x0000_s1026" o:spt="20" style="position:absolute;left:0pt;margin-left:23.1pt;margin-top:10.7pt;height:0.45pt;width:382.9pt;z-index:251660288;mso-width-relative:page;mso-height-relative:page;" filled="f" stroked="t" coordsize="21600,21600" o:gfxdata="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">
+                <v:fill on="f" focussize="0,0"/>
+                <v:stroke weight="2pt" color="#000000 [3213]" joinstyle="round"/>
+                <v:imagedata o:title=""/>
+                <o:lock v:ext="edit" aspectratio="f"/>
+                <v:shadow on="t" color="#000000" opacity="24903f" offset="0pt,1.5748031496063pt" origin="0f,32768f" matrix="65536f,0f,0f,65536f"/>
+              </v:line>
+            </w:pict>
+          </mc:Fallback>
+        </mc:AlternateContent>
+      </w:r>
+    </w:p>
+    <w:p>
+      <w:pPr>
+        <w:pStyle w:val="169"/>
+        <w:bidi w:val="0"/>
+      </w:pPr>
+      <w:r>
+        <w:t>数据处理名称:安全沙箱运行</w:t>
+      </w:r>
+    </w:p>
+    <w:p>
+      <w:pPr>
+        <w:pStyle w:val="169"/>
+        <w:bidi w:val="0"/>
+      </w:pPr>
+      <w:r>
+        <w:t>标志符:P5.3</w:t>
+      </w:r>
+    </w:p>
+    <w:p>
+      <w:pPr>
+        <w:pStyle w:val="169"/>
+        <w:bidi w:val="0"/>
+      </w:pPr>
+      <w:r>
+        <w:t>处理定义:在Linux CGroups或Windows Job Object限制的进程环境下运行该可执行文件；实时监控CPU时间、最大resident内存使用；若超时超内存，立刻强制强杀并返回异常标记</w:t>
+      </w:r>
+    </w:p>
+    <w:p>
+      <w:pPr>
+        <w:pStyle w:val="169"/>
+        <w:bidi w:val="0"/>
+      </w:pPr>
+      <w:r>
+        <w:t>激发条件:编译成功，获取测试用例输入</w:t>
+      </w:r>
+    </w:p>
+    <w:p>
+      <w:pPr>
+        <w:pStyle w:val="169"/>
+        <w:bidi w:val="0"/>
+      </w:pPr>
+      <w:r>
+        <w:t>输入:二进制路径、时空限制（F09）、测试点输入（F10）</w:t>
+      </w:r>
+    </w:p>
+    <w:p>
+      <w:pPr>
+        <w:pStyle w:val="169"/>
+        <w:bidi w:val="0"/>
+      </w:pPr>
+      <w:r>
+        <w:t>输出:程序输出数据（F12）、时空开销指标</w:t>
+      </w:r>
+    </w:p>
+    <w:p>
+      <w:pPr>
+        <w:pStyle w:val="169"/>
+        <w:bidi w:val="0"/>
+      </w:pPr>
+      <w:r>
+        <w:rPr>
+          <w:sz w:val="24"/>
+        </w:rPr>
+        <mc:AlternateContent>
+          <mc:Choice Requires="wps">
+            <w:drawing>
+              <wp:anchor distT="0" distB="0" distL="114300" distR="114300" simplePos="0" relativeHeight="251660288" behindDoc="0" locked="0" layoutInCell="1" allowOverlap="1">
+                <wp:simplePos x="0" y="0"/>
+                <wp:positionH relativeFrom="column">
+                  <wp:posOffset>298450</wp:posOffset>
+                </wp:positionH>
+                <wp:positionV relativeFrom="paragraph">
+                  <wp:posOffset>137160</wp:posOffset>
+                </wp:positionV>
+                <wp:extent cx="4862830" cy="5715"/>
+                <wp:effectExtent l="33655" t="26670" r="43815" b="69215"/>
+                <wp:wrapNone/>
+                <wp:docPr id="59" name="直接连接符 59"/>
+                <wp:cNvGraphicFramePr/>
+                <a:graphic xmlns:a="http://schemas.openxmlformats.org/drawingml/2006/main">
+                  <a:graphicData uri="http://schemas.microsoft.com/office/word/2010/wordprocessingShape">
+                    <wps:wsp>
+                      <wps:cNvCnPr/>
+                      <wps:spPr>
+                        <a:xfrm>
+                          <a:off x="0" y="0"/>
+                          <a:ext cx="4862830" cy="5715"/>
+                        </a:xfrm>
+                        <a:prstGeom prst="line">
+                          <a:avLst/>
+                        </a:prstGeom>
+                        <a:ln>
+                          <a:solidFill>
+                            <a:schemeClr val="tx1"/>
+                          </a:solidFill>
+                        </a:ln>
+                      </wps:spPr>
+                      <wps:style>
+                        <a:lnRef idx="2">
+                          <a:schemeClr val="accent1"/>
+                        </a:lnRef>
+                        <a:fillRef idx="0">
+                          <a:schemeClr val="accent1"/>
+                        </a:fillRef>
+                        <a:effectRef idx="1">
+                          <a:schemeClr val="accent1"/>
+                        </a:effectRef>
+                        <a:fontRef idx="minor">
+                          <a:schemeClr val="tx1"/>
+                        </a:fontRef>
+                      </wps:style>
+                      <wps:bodyPr/>
+                    </wps:wsp>
+                  </a:graphicData>
+                </a:graphic>
+              </wp:anchor>
+            </w:drawing>
+          </mc:Choice>
+          <mc:Fallback>
+            <w:pict>
+              <v:line id="_x0000_s1026" o:spid="_x0000_s1026" o:spt="20" style="position:absolute;left:0pt;margin-left:23.5pt;margin-top:10.8pt;height:0.45pt;width:382.9pt;z-index:251660288;mso-width-relative:page;mso-height-relative:page;" filled="f" stroked="t" coordsize="21600,21600" o:gfxdata="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">
+                <v:fill on="f" focussize="0,0"/>
+                <v:stroke weight="2pt" color="#000000 [3213]" joinstyle="round"/>
+                <v:imagedata o:title=""/>
+                <o:lock v:ext="edit" aspectratio="f"/>
+                <v:shadow on="t" color="#000000" opacity="24903f" offset="0pt,1.5748031496063pt" origin="0f,32768f" matrix="65536f,0f,0f,65536f"/>
+              </v:line>
+            </w:pict>
+          </mc:Fallback>
+        </mc:AlternateContent>
+      </w:r>
+    </w:p>
+    <w:p>
+      <w:pPr>
+        <w:pStyle w:val="169"/>
+        <w:bidi w:val="0"/>
+      </w:pPr>
+      <w:r>
+        <w:t>数据处理名称:测试用例加载</w:t>
+      </w:r>
+    </w:p>
+    <w:p>
+      <w:pPr>
+        <w:pStyle w:val="169"/>
+        <w:bidi w:val="0"/>
+      </w:pPr>
+      <w:r>
+        <w:t>标志符:P5.4</w:t>
+      </w:r>
+    </w:p>
+    <w:p>
+      <w:pPr>
+        <w:pStyle w:val="169"/>
+        <w:bidi w:val="0"/>
+      </w:pPr>
+      <w:r>
+        <w:t>处理定义:根据题目ID，从物理磁盘的测试数据仓库读取所有后缀为.in和.out的对应文件，为每个用例依次执行迭代，逐一加载给沙箱运行</w:t>
+      </w:r>
+    </w:p>
+    <w:p>
+      <w:pPr>
+        <w:pStyle w:val="169"/>
+        <w:bidi w:val="0"/>
+      </w:pPr>
+      <w:r>
+        <w:t>激发条件:需要运行测试用例</w:t>
+      </w:r>
+    </w:p>
+    <w:p>
+      <w:pPr>
+        <w:pStyle w:val="169"/>
+        <w:bidi w:val="0"/>
+      </w:pPr>
+      <w:r>
+        <w:t>输入:题目ID</w:t>
+      </w:r>
+    </w:p>
+    <w:p>
+      <w:pPr>
+        <w:pStyle w:val="169"/>
+        <w:bidi w:val="0"/>
+      </w:pPr>
+      <w:r>
+        <w:t>输出:测试点输入数据（F10）与期望输出数据（F11）</w:t>
+      </w:r>
+    </w:p>
+    <w:p>
+      <w:pPr>
+        <w:pStyle w:val="169"/>
+        <w:bidi w:val="0"/>
+      </w:pPr>
+      <w:r>
+        <w:rPr>
+          <w:sz w:val="24"/>
+        </w:rPr>
+        <mc:AlternateContent>
+          <mc:Choice Requires="wps">
+            <w:drawing>
+              <wp:anchor distT="0" distB="0" distL="114300" distR="114300" simplePos="0" relativeHeight="251660288" behindDoc="0" locked="0" layoutInCell="1" allowOverlap="1">
+                <wp:simplePos x="0" y="0"/>
+                <wp:positionH relativeFrom="column">
+                  <wp:posOffset>332105</wp:posOffset>
+                </wp:positionH>
+                <wp:positionV relativeFrom="paragraph">
+                  <wp:posOffset>124460</wp:posOffset>
+                </wp:positionV>
+                <wp:extent cx="4862830" cy="5715"/>
+                <wp:effectExtent l="33655" t="26670" r="43815" b="69215"/>
+                <wp:wrapNone/>
+                <wp:docPr id="9" name="直接连接符 9"/>
+                <wp:cNvGraphicFramePr/>
+                <a:graphic xmlns:a="http://schemas.openxmlformats.org/drawingml/2006/main">
+                  <a:graphicData uri="http://schemas.microsoft.com/office/word/2010/wordprocessingShape">
+                    <wps:wsp>
+                      <wps:cNvCnPr/>
+                      <wps:spPr>
+                        <a:xfrm>
+                          <a:off x="0" y="0"/>
+                          <a:ext cx="4862830" cy="5715"/>
+                        </a:xfrm>
+                        <a:prstGeom prst="line">
+                          <a:avLst/>
+                        </a:prstGeom>
+                        <a:ln>
+                          <a:solidFill>
+                            <a:schemeClr val="tx1"/>
+                          </a:solidFill>
+                        </a:ln>
+                      </wps:spPr>
+                      <wps:style>
+                        <a:lnRef idx="2">
+                          <a:schemeClr val="accent1"/>
+                        </a:lnRef>
+                        <a:fillRef idx="0">
+                          <a:schemeClr val="accent1"/>
+                        </a:fillRef>
+                        <a:effectRef idx="1">
+                          <a:schemeClr val="accent1"/>
+                        </a:effectRef>
+                        <a:fontRef idx="minor">
+                          <a:schemeClr val="tx1"/>
+                        </a:fontRef>
+                      </wps:style>
+                      <wps:bodyPr/>
+                    </wps:wsp>
+                  </a:graphicData>
+                </a:graphic>
+              </wp:anchor>
+            </w:drawing>
+          </mc:Choice>
+          <mc:Fallback>
+            <w:pict>
+              <v:line id="_x0000_s1026" o:spid="_x0000_s1026" o:spt="20" style="position:absolute;left:0pt;margin-left:26.15pt;margin-top:9.8pt;height:0.45pt;width:382.9pt;z-index:251660288;mso-width-relative:page;mso-height-relative:page;" filled="f" stroked="t" coordsize="21600,21600" o:gfxdata="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">
+                <v:fill on="f" focussize="0,0"/>
+                <v:stroke weight="2pt" color="#000000 [3213]" joinstyle="round"/>
+                <v:imagedata o:title=""/>
+                <o:lock v:ext="edit" aspectratio="f"/>
+                <v:shadow on="t" color="#000000" opacity="24903f" offset="0pt,1.5748031496063pt" origin="0f,32768f" matrix="65536f,0f,0f,65536f"/>
+              </v:line>
+            </w:pict>
+          </mc:Fallback>
+        </mc:AlternateContent>
+      </w:r>
+    </w:p>
+    <w:p>
+      <w:pPr>
+        <w:pStyle w:val="169"/>
+        <w:bidi w:val="0"/>
+      </w:pPr>
+      <w:r>
+        <w:t>数据处理名称:输出结果比对</w:t>
+      </w:r>
+    </w:p>
+    <w:p>
+      <w:pPr>
+        <w:pStyle w:val="169"/>
+        <w:bidi w:val="0"/>
+      </w:pPr>
+      <w:r>
+        <w:t>标志符:P5.5</w:t>
+      </w:r>
+    </w:p>
+    <w:p>
+      <w:pPr>
+        <w:pStyle w:val="169"/>
+        <w:bidi w:val="0"/>
+      </w:pPr>
+      <w:r>
+        <w:t>处理定义:对程序的实际stdout字节流与标准.out文件进行比对（默认使用PE过滤模式，自动移除末尾的换行符与连续空白字符）；若不一致，返回Wrong Answer，并终止后续测试点判题（以节省资源）</w:t>
+      </w:r>
+    </w:p>
+    <w:p>
+      <w:pPr>
+        <w:pStyle w:val="169"/>
+        <w:bidi w:val="0"/>
+      </w:pPr>
+      <w:r>
+        <w:t>激发条件:沙箱运行结束，获取实际输出</w:t>
+      </w:r>
+    </w:p>
+    <w:p>
+      <w:pPr>
+        <w:pStyle w:val="169"/>
+        <w:bidi w:val="0"/>
+      </w:pPr>
+      <w:r>
+        <w:t>输入:实际输出（F12）、期望输出（F11）</w:t>
+      </w:r>
+    </w:p>
+    <w:p>
+      <w:pPr>
+        <w:pStyle w:val="169"/>
+        <w:bidi w:val="0"/>
+      </w:pPr>
+      <w:r>
+        <w:t>输出:F13 单点评测状态</w:t>
+      </w:r>
+    </w:p>
+    <w:p>
+      <w:pPr>
+        <w:pStyle w:val="169"/>
+        <w:bidi w:val="0"/>
+      </w:pPr>
+      <w:r>
+        <w:rPr>
+          <w:sz w:val="24"/>
+        </w:rPr>
+        <mc:AlternateContent>
+          <mc:Choice Requires="wps">
+            <w:drawing>
+              <wp:anchor distT="0" distB="0" distL="114300" distR="114300" simplePos="0" relativeHeight="251660288" behindDoc="0" locked="0" layoutInCell="1" allowOverlap="1">
+                <wp:simplePos x="0" y="0"/>
+                <wp:positionH relativeFrom="column">
+                  <wp:posOffset>317500</wp:posOffset>
+                </wp:positionH>
+                <wp:positionV relativeFrom="paragraph">
+                  <wp:posOffset>111125</wp:posOffset>
+                </wp:positionV>
+                <wp:extent cx="4862830" cy="5715"/>
+                <wp:effectExtent l="33655" t="26670" r="43815" b="69215"/>
+                <wp:wrapNone/>
+                <wp:docPr id="8" name="直接连接符 8"/>
+                <wp:cNvGraphicFramePr/>
+                <a:graphic xmlns:a="http://schemas.openxmlformats.org/drawingml/2006/main">
+                  <a:graphicData uri="http://schemas.microsoft.com/office/word/2010/wordprocessingShape">
+                    <wps:wsp>
+                      <wps:cNvCnPr/>
+                      <wps:spPr>
+                        <a:xfrm>
+                          <a:off x="0" y="0"/>
+                          <a:ext cx="4862830" cy="5715"/>
+                        </a:xfrm>
+                        <a:prstGeom prst="line">
+                          <a:avLst/>
+                        </a:prstGeom>
+                        <a:ln>
+                          <a:solidFill>
+                            <a:schemeClr val="tx1"/>
+                          </a:solidFill>
+                        </a:ln>
+                      </wps:spPr>
+                      <wps:style>
+                        <a:lnRef idx="2">
+                          <a:schemeClr val="accent1"/>
+                        </a:lnRef>
+                        <a:fillRef idx="0">
+                          <a:schemeClr val="accent1"/>
+                        </a:fillRef>
+                        <a:effectRef idx="1">
+                          <a:schemeClr val="accent1"/>
+                        </a:effectRef>
+                        <a:fontRef idx="minor">
+                          <a:schemeClr val="tx1"/>
+                        </a:fontRef>
+                      </wps:style>
+                      <wps:bodyPr/>
+                    </wps:wsp>
+                  </a:graphicData>
+                </a:graphic>
+              </wp:anchor>
+            </w:drawing>
+          </mc:Choice>
+          <mc:Fallback>
+            <w:pict>
+              <v:line id="_x0000_s1026" o:spid="_x0000_s1026" o:spt="20" style="position:absolute;left:0pt;margin-left:25pt;margin-top:8.75pt;height:0.45pt;width:382.9pt;z-index:251660288;mso-width-relative:page;mso-height-relative:page;" filled="f" stroked="t" coordsize="21600,21600" o:gfxdata="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">
+                <v:fill on="f" focussize="0,0"/>
+                <v:stroke weight="2pt" color="#000000 [3213]" joinstyle="round"/>
+                <v:imagedata o:title=""/>
+                <o:lock v:ext="edit" aspectratio="f"/>
+                <v:shadow on="t" color="#000000" opacity="24903f" offset="0pt,1.5748031496063pt" origin="0f,32768f" matrix="65536f,0f,0f,65536f"/>
+              </v:line>
+            </w:pict>
+          </mc:Fallback>
+        </mc:AlternateContent>
+      </w:r>
+    </w:p>
+    <w:p>
+      <w:pPr>
+        <w:pStyle w:val="169"/>
+        <w:bidi w:val="0"/>
+      </w:pPr>
+      <w:r>
+        <w:t>数据处理名称:评测状态生成与更新</w:t>
+      </w:r>
+    </w:p>
+    <w:p>
+      <w:pPr>
+        <w:pStyle w:val="169"/>
+        <w:bidi w:val="0"/>
+      </w:pPr>
+      <w:r>
+        <w:t>标志符:P5.6</w:t>
+      </w:r>
+    </w:p>
+    <w:p>
+      <w:pPr>
+        <w:pStyle w:val="169"/>
+        <w:bidi w:val="0"/>
+      </w:pPr>
+      <w:r>
+        <w:t>处理定义:将该次提交在提交记录库的状态改写为最终判定（AC/WA/RE等），并回写最大耗时和内存；若此题为用户首次AC，则在用户库对该用户的solved_count加一，在题目库对该题的accepted_count加一</w:t>
+      </w:r>
+    </w:p>
+    <w:p>
+      <w:pPr>
+        <w:pStyle w:val="169"/>
+        <w:bidi w:val="0"/>
+      </w:pPr>
+      <w:r>
+        <w:t>激发条件:所有测试点比对完成</w:t>
+      </w:r>
+    </w:p>
+    <w:p>
+      <w:pPr>
+        <w:pStyle w:val="169"/>
+        <w:bidi w:val="0"/>
+      </w:pPr>
+      <w:r>
+        <w:t>输入:汇总的评测状态、时空开销</w:t>
+      </w:r>
+    </w:p>
+    <w:p>
+      <w:pPr>
+        <w:pStyle w:val="169"/>
+        <w:bidi w:val="0"/>
+      </w:pPr>
+      <w:r>
+        <w:t>输出:F14 评测结果与指标、F15 统计更新数据</w:t>
+      </w:r>
+    </w:p>
+    <w:p>
+      <w:pPr>
+        <w:pStyle w:val="169"/>
+        <w:bidi w:val="0"/>
+      </w:pPr>
+      <w:r>
+        <w:rPr>
+          <w:sz w:val="24"/>
+        </w:rPr>
+        <mc:AlternateContent>
+          <mc:Choice Requires="wps">
+            <w:drawing>
+              <wp:anchor distT="0" distB="0" distL="114300" distR="114300" simplePos="0" relativeHeight="251660288" behindDoc="0" locked="0" layoutInCell="1" allowOverlap="1">
+                <wp:simplePos x="0" y="0"/>
+                <wp:positionH relativeFrom="column">
+                  <wp:posOffset>322580</wp:posOffset>
+                </wp:positionH>
+                <wp:positionV relativeFrom="paragraph">
+                  <wp:posOffset>124460</wp:posOffset>
+                </wp:positionV>
+                <wp:extent cx="4862830" cy="5715"/>
+                <wp:effectExtent l="33655" t="26670" r="43815" b="69215"/>
+                <wp:wrapNone/>
+                <wp:docPr id="7" name="直接连接符 7"/>
+                <wp:cNvGraphicFramePr/>
+                <a:graphic xmlns:a="http://schemas.openxmlformats.org/drawingml/2006/main">
+                  <a:graphicData uri="http://schemas.microsoft.com/office/word/2010/wordprocessingShape">
+                    <wps:wsp>
+                      <wps:cNvCnPr/>
+                      <wps:spPr>
+                        <a:xfrm>
+                          <a:off x="0" y="0"/>
+                          <a:ext cx="4862830" cy="5715"/>
+                        </a:xfrm>
+                        <a:prstGeom prst="line">
+                          <a:avLst/>
+                        </a:prstGeom>
+                        <a:ln>
+                          <a:solidFill>
+                            <a:schemeClr val="tx1"/>
+                          </a:solidFill>
+                        </a:ln>
+                      </wps:spPr>
+                      <wps:style>
+                        <a:lnRef idx="2">
+                          <a:schemeClr val="accent1"/>
+                        </a:lnRef>
+                        <a:fillRef idx="0">
+                          <a:schemeClr val="accent1"/>
+                        </a:fillRef>
+                        <a:effectRef idx="1">
+                          <a:schemeClr val="accent1"/>
+                        </a:effectRef>
+                        <a:fontRef idx="minor">
+                          <a:schemeClr val="tx1"/>
+                        </a:fontRef>
+                      </wps:style>
+                      <wps:bodyPr/>
+                    </wps:wsp>
+                  </a:graphicData>
+                </a:graphic>
+              </wp:anchor>
+            </w:drawing>
+          </mc:Choice>
+          <mc:Fallback>
+            <w:pict>
+              <v:line id="_x0000_s1026" o:spid="_x0000_s1026" o:spt="20" style="position:absolute;left:0pt;margin-left:25.4pt;margin-top:9.8pt;height:0.45pt;width:382.9pt;z-index:251660288;mso-width-relative:page;mso-height-relative:page;" filled="f" stroked="t" coordsize="21600,21600" o:gfxdata="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">
+                <v:fill on="f" focussize="0,0"/>
+                <v:stroke weight="2pt" color="#000000 [3213]" joinstyle="round"/>
+                <v:imagedata o:title=""/>
+                <o:lock v:ext="edit" aspectratio="f"/>
+                <v:shadow on="t" color="#000000" opacity="24903f" offset="0pt,1.5748031496063pt" origin="0f,32768f" matrix="65536f,0f,0f,65536f"/>
+              </v:line>
+            </w:pict>
+          </mc:Fallback>
+        </mc:AlternateContent>
+      </w:r>
+    </w:p>
+    <w:p>
+      <w:pPr>
+        <w:pStyle w:val="169"/>
+        <w:bidi w:val="0"/>
+      </w:pPr>
+      <w:r>
+        <w:t>数据处理名称:系统资源监控</w:t>
+      </w:r>
+    </w:p>
+    <w:p>
+      <w:pPr>
+        <w:pStyle w:val="169"/>
+        <w:bidi w:val="0"/>
+      </w:pPr>
+      <w:r>
+        <w:t>标志符:P6.1</w:t>
+      </w:r>
+    </w:p>
+    <w:p>
+      <w:pPr>
+        <w:pStyle w:val="169"/>
+        <w:bidi w:val="0"/>
+      </w:pPr>
+      <w:r>
+        <w:t>处理定义:通过Java管理接口（MXBean）及宿主机系统API，采集CPU占比、物理剩余内存、JVM堆大小、数据库连接池空闲数以及判题队列阻塞大小，定时向管理员端推送</w:t>
+      </w:r>
+    </w:p>
+    <w:p>
+      <w:pPr>
+        <w:pStyle w:val="169"/>
+        <w:bidi w:val="0"/>
+      </w:pPr>
+      <w:r>
+        <w:t>激发条件:定时采样或管理员请求监控数据</w:t>
+      </w:r>
+    </w:p>
+    <w:p>
+      <w:pPr>
+        <w:pStyle w:val="169"/>
+        <w:bidi w:val="0"/>
+      </w:pPr>
+      <w:r>
+        <w:t>输入:物理机/JVM的指标采样</w:t>
+      </w:r>
+    </w:p>
+    <w:p>
+      <w:pPr>
+        <w:pStyle w:val="169"/>
+        <w:bidi w:val="0"/>
+      </w:pPr>
+      <w:r>
+        <w:t>输出:F16 系统监控数据</w:t>
+      </w:r>
+    </w:p>
+    <w:p>
+      <w:pPr>
+        <w:pStyle w:val="169"/>
+        <w:bidi w:val="0"/>
+      </w:pPr>
+      <w:r>
+        <w:rPr>
+          <w:sz w:val="24"/>
+        </w:rPr>
+        <mc:AlternateContent>
+          <mc:Choice Requires="wps">
+            <w:drawing>
+              <wp:anchor distT="0" distB="0" distL="114300" distR="114300" simplePos="0" relativeHeight="251660288" behindDoc="0" locked="0" layoutInCell="1" allowOverlap="1">
+                <wp:simplePos x="0" y="0"/>
+                <wp:positionH relativeFrom="column">
+                  <wp:posOffset>338455</wp:posOffset>
+                </wp:positionH>
+                <wp:positionV relativeFrom="paragraph">
+                  <wp:posOffset>111125</wp:posOffset>
+                </wp:positionV>
+                <wp:extent cx="4862830" cy="5715"/>
+                <wp:effectExtent l="33655" t="26670" r="43815" b="69215"/>
+                <wp:wrapNone/>
+                <wp:docPr id="6" name="直接连接符 6"/>
+                <wp:cNvGraphicFramePr/>
+                <a:graphic xmlns:a="http://schemas.openxmlformats.org/drawingml/2006/main">
+                  <a:graphicData uri="http://schemas.microsoft.com/office/word/2010/wordprocessingShape">
+                    <wps:wsp>
+                      <wps:cNvCnPr/>
+                      <wps:spPr>
+                        <a:xfrm>
+                          <a:off x="0" y="0"/>
+                          <a:ext cx="4862830" cy="5715"/>
+                        </a:xfrm>
+                        <a:prstGeom prst="line">
+                          <a:avLst/>
+                        </a:prstGeom>
+                        <a:ln>
+                          <a:solidFill>
+                            <a:schemeClr val="tx1"/>
+                          </a:solidFill>
+                        </a:ln>
+                      </wps:spPr>
+                      <wps:style>
+                        <a:lnRef idx="2">
+                          <a:schemeClr val="accent1"/>
+                        </a:lnRef>
+                        <a:fillRef idx="0">
+                          <a:schemeClr val="accent1"/>
+                        </a:fillRef>
+                        <a:effectRef idx="1">
+                          <a:schemeClr val="accent1"/>
+                        </a:effectRef>
+                        <a:fontRef idx="minor">
+                          <a:schemeClr val="tx1"/>
+                        </a:fontRef>
+                      </wps:style>
+                      <wps:bodyPr/>
+                    </wps:wsp>
+                  </a:graphicData>
+                </a:graphic>
+              </wp:anchor>
+            </w:drawing>
+          </mc:Choice>
+          <mc:Fallback>
+            <w:pict>
+              <v:line id="_x0000_s1026" o:spid="_x0000_s1026" o:spt="20" style="position:absolute;left:0pt;margin-left:26.65pt;margin-top:8.75pt;height:0.45pt;width:382.9pt;z-index:251660288;mso-width-relative:page;mso-height-relative:page;" filled="f" stroked="t" coordsize="21600,21600" o:gfxdata="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">
+                <v:fill on="f" focussize="0,0"/>
+                <v:stroke weight="2pt" color="#000000 [3213]" joinstyle="round"/>
+                <v:imagedata o:title=""/>
+                <o:lock v:ext="edit" aspectratio="f"/>
+                <v:shadow on="t" color="#000000" opacity="24903f" offset="0pt,1.5748031496063pt" origin="0f,32768f" matrix="65536f,0f,0f,65536f"/>
+              </v:line>
+            </w:pict>
+          </mc:Fallback>
+        </mc:AlternateContent>
+      </w:r>
+    </w:p>
+    <w:p>
+      <w:pPr>
+        <w:pStyle w:val="169"/>
+        <w:bidi w:val="0"/>
+      </w:pPr>
+      <w:r>
+        <w:t>数据处理名称:安全与行为审计</w:t>
+      </w:r>
+    </w:p>
+    <w:p>
+      <w:pPr>
+        <w:pStyle w:val="169"/>
+        <w:bidi w:val="0"/>
+      </w:pPr>
+      <w:r>
+        <w:t>标志符:P6.2</w:t>
+      </w:r>
+    </w:p>
+    <w:p>
+      <w:pPr>
+        <w:pStyle w:val="169"/>
+        <w:bidi w:val="0"/>
+      </w:pPr>
+      <w:r>
+        <w:t>处理定义:从系统审计日志库中检索关键操作记录，按操作人、IP、时间范围进行多条件组合查询，以备溯源</w:t>
+      </w:r>
+    </w:p>
+    <w:p>
+      <w:pPr>
+        <w:pStyle w:val="169"/>
+        <w:bidi w:val="0"/>
+      </w:pPr>
+      <w:r>
+        <w:t>激发条件:管理员请求审计日志</w:t>
+      </w:r>
+    </w:p>
+    <w:p>
+      <w:pPr>
+        <w:pStyle w:val="169"/>
+        <w:bidi w:val="0"/>
+      </w:pPr>
+      <w:r>
+        <w:t>输入:管理员操作审计请求</w:t>
+      </w:r>
+    </w:p>
+    <w:p>
+      <w:pPr>
+        <w:pStyle w:val="169"/>
+        <w:bidi w:val="0"/>
+      </w:pPr>
+      <w:r>
+        <w:t>输出:F20 操作审计日志</w:t>
+      </w:r>
+    </w:p>
+    <w:p>
+      <w:pPr>
+        <w:pStyle w:val="169"/>
+        <w:bidi w:val="0"/>
+        <w:rPr>
+          <w:rFonts w:hint="eastAsia" w:eastAsiaTheme="minorEastAsia"/>
+          <w:lang w:eastAsia="zh-CN"/>
+        </w:rPr>
+      </w:pPr>
+      <w:r>
+        <w:rPr>
+          <w:sz w:val="24"/>
+        </w:rPr>
+        <mc:AlternateContent>
+          <mc:Choice Requires="wps">
+            <w:drawing>
+              <wp:anchor distT="0" distB="0" distL="114300" distR="114300" simplePos="0" relativeHeight="251660288" behindDoc="0" locked="0" layoutInCell="1" allowOverlap="1">
+                <wp:simplePos x="0" y="0"/>
+                <wp:positionH relativeFrom="column">
+                  <wp:posOffset>311785</wp:posOffset>
+                </wp:positionH>
+                <wp:positionV relativeFrom="paragraph">
+                  <wp:posOffset>66675</wp:posOffset>
+                </wp:positionV>
+                <wp:extent cx="4862830" cy="5715"/>
+                <wp:effectExtent l="33655" t="26670" r="43815" b="69215"/>
+                <wp:wrapNone/>
+                <wp:docPr id="4" name="直接连接符 4"/>
+                <wp:cNvGraphicFramePr/>
+                <a:graphic xmlns:a="http://schemas.openxmlformats.org/drawingml/2006/main">
+                  <a:graphicData uri="http://schemas.microsoft.com/office/word/2010/wordprocessingShape">
+                    <wps:wsp>
+                      <wps:cNvCnPr/>
+                      <wps:spPr>
+                        <a:xfrm>
+                          <a:off x="1454785" y="4756785"/>
+                          <a:ext cx="4862830" cy="5715"/>
+                        </a:xfrm>
+                        <a:prstGeom prst="line">
+                          <a:avLst/>
+                        </a:prstGeom>
+                        <a:ln>
+                          <a:solidFill>
+                            <a:schemeClr val="tx1"/>
+                          </a:solidFill>
+                        </a:ln>
+                      </wps:spPr>
+                      <wps:style>
+                        <a:lnRef idx="2">
+                          <a:schemeClr val="accent1"/>
+                        </a:lnRef>
+                        <a:fillRef idx="0">
+                          <a:schemeClr val="accent1"/>
+                        </a:fillRef>
+                        <a:effectRef idx="1">
+                          <a:schemeClr val="accent1"/>
+                        </a:effectRef>
+                        <a:fontRef idx="minor">
+                          <a:schemeClr val="tx1"/>
+                        </a:fontRef>
+                      </wps:style>
+                      <wps:bodyPr/>
+                    </wps:wsp>
+                  </a:graphicData>
+                </a:graphic>
+              </wp:anchor>
+            </w:drawing>
+          </mc:Choice>
+          <mc:Fallback>
+            <w:pict>
+              <v:line id="_x0000_s1026" o:spid="_x0000_s1026" o:spt="20" style="position:absolute;left:0pt;margin-left:24.55pt;margin-top:5.25pt;height:0.45pt;width:382.9pt;z-index:251660288;mso-width-relative:page;mso-height-relative:page;" filled="f" stroked="t" coordsize="21600,21600" o:gfxdata="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">
+                <v:fill on="f" focussize="0,0"/>
+                <v:stroke weight="2pt" color="#000000 [3213]" joinstyle="round"/>
+                <v:imagedata o:title=""/>
+                <o:lock v:ext="edit" aspectratio="f"/>
+                <v:shadow on="t" color="#000000" opacity="24903f" offset="0pt,1.5748031496063pt" origin="0f,32768f" matrix="65536f,0f,0f,65536f"/>
+              </v:line>
+            </w:pict>
+          </mc:Fallback>
+        </mc:AlternateContent>
+      </w:r>
+      <w:r>
+        <w:rPr>
+          <w:rFonts w:hint="eastAsia"/>
+          <w:lang w:eastAsia="zh-CN"/>
+        </w:rPr>
+        <w:tab/>
+      </w:r>
+      <w:r>
+        <w:rPr>
+          <w:rFonts w:asciiTheme="minorEastAsia" w:hAnsiTheme="minorEastAsia" w:eastAsiaTheme="minorEastAsia"/>
+          <w:sz w:val="24"/>
+        </w:rPr>
+        <mc:AlternateContent>
+          <mc:Choice Requires="wps">
+            <w:drawing>
+              <wp:anchor distT="0" distB="0" distL="114300" distR="114300" simplePos="0" relativeHeight="251659264" behindDoc="0" locked="0" layoutInCell="1" allowOverlap="1">
+                <wp:simplePos x="0" y="0"/>
+                <wp:positionH relativeFrom="column">
+                  <wp:posOffset>337820</wp:posOffset>
+                </wp:positionH>
+                <wp:positionV relativeFrom="paragraph">
+                  <wp:posOffset>2980690</wp:posOffset>
+                </wp:positionV>
+                <wp:extent cx="4800600" cy="0"/>
+                <wp:effectExtent l="33655" t="26670" r="42545" b="74930"/>
+                <wp:wrapNone/>
+                <wp:docPr id="1634" name="直接连接符 1634"/>
+                <wp:cNvGraphicFramePr/>
+                <a:graphic xmlns:a="http://schemas.openxmlformats.org/drawingml/2006/main">
+                  <a:graphicData uri="http://schemas.microsoft.com/office/word/2010/wordprocessingShape">
+                    <wps:wsp>
+                      <wps:cNvCnPr>
+                        <a:cxnSpLocks noChangeShapeType="1"/>
+                      </wps:cNvCnPr>
+                      <wps:spPr bwMode="auto">
+                        <a:xfrm>
+                          <a:off x="0" y="0"/>
+                          <a:ext cx="4800600" cy="0"/>
+                        </a:xfrm>
+                        <a:prstGeom prst="line">
+                          <a:avLst/>
+                        </a:prstGeom>
+                        <a:ln>
+                          <a:solidFill>
+                            <a:schemeClr val="tx1"/>
+                          </a:solidFill>
+                        </a:ln>
+                      </wps:spPr>
+                      <wps:style>
+                        <a:lnRef idx="2">
+                          <a:schemeClr val="accent1"/>
+                        </a:lnRef>
+                        <a:fillRef idx="0">
+                          <a:schemeClr val="accent1"/>
+                        </a:fillRef>
+                        <a:effectRef idx="1">
+                          <a:schemeClr val="accent1"/>
+                        </a:effectRef>
+                        <a:fontRef idx="minor">
+                          <a:schemeClr val="tx1"/>
+                        </a:fontRef>
+                      </wps:style>
+                      <wps:bodyPr/>
+                    </wps:wsp>
+                  </a:graphicData>
+                </a:graphic>
+              </wp:anchor>
+            </w:drawing>
+          </mc:Choice>
+          <mc:Fallback>
+            <w:pict>
+              <v:line id="_x0000_s1026" o:spid="_x0000_s1026" o:spt="20" style="position:absolute;left:0pt;margin-left:26.6pt;margin-top:234.7pt;height:0pt;width:378pt;z-index:251659264;mso-width-relative:page;mso-height-relative:page;" filled="f" stroked="t" coordsize="21600,21600" o:gfxdata="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">
+                <v:fill on="f" focussize="0,0"/>
+                <v:stroke weight="2pt" color="#000000 [3213]" joinstyle="round"/>
+                <v:imagedata o:title=""/>
+                <o:lock v:ext="edit" aspectratio="f"/>
+                <v:shadow on="t" color="#000000" opacity="24903f" offset="0pt,1.5748031496063pt" origin="0f,32768f" matrix="65536f,0f,0f,65536f"/>
+              </v:line>
+            </w:pict>
+          </mc:Fallback>
+        </mc:AlternateContent>
+      </w:r>
+    </w:p>
+    <w:p>
+      <w:pPr>
+        <w:pStyle w:val="169"/>
+        <w:bidi w:val="0"/>
+      </w:pPr>
+      <w:r>
+        <w:t>数据处理名称:运营数据统计分析</w:t>
+      </w:r>
+    </w:p>
+    <w:p>
+      <w:pPr>
+        <w:pStyle w:val="169"/>
+        <w:bidi w:val="0"/>
+      </w:pPr>
+      <w:r>
+        <w:t>标志符:P6.3</w:t>
+      </w:r>
+    </w:p>
+    <w:p>
+      <w:pPr>
+        <w:pStyle w:val="169"/>
+        <w:bidi w:val="0"/>
+      </w:pPr>
+      <w:r>
+        <w:t>处理定义:异步在用户库（用户总数）、题目库（题库通过率分布）、提交记录库（按天聚合的提交量曲线）中发起聚合查询，生成JSON数据返回前端图表插件（如ECharts）渲染</w:t>
+      </w:r>
+    </w:p>
+    <w:p>
+      <w:pPr>
+        <w:pStyle w:val="169"/>
+        <w:bidi w:val="0"/>
+      </w:pPr>
+      <w:r>
+        <w:t>激发条件:管理员请求运营统计数据</w:t>
+      </w:r>
+    </w:p>
+    <w:p>
+      <w:pPr>
+        <w:pStyle w:val="169"/>
+        <w:bidi w:val="0"/>
+      </w:pPr>
+      <w:r>
+        <w:t>输入:运营统计分析请求</w:t>
+      </w:r>
+    </w:p>
+    <w:p>
+      <w:pPr>
+        <w:pStyle w:val="169"/>
+        <w:bidi w:val="0"/>
+      </w:pPr>
+      <w:r>
+        <w:t>输出:用户增长图表、提交趋势分析</w:t>
+      </w:r>
+    </w:p>
+    <w:p>
+      <w:pPr>
+        <w:spacing w:line="360" w:lineRule="auto"/>
+        <w:ind w:firstLine="480" w:firstLineChars="200"/>
+        <w:rPr>
+          <w:rFonts w:hint="eastAsia" w:asciiTheme="minorEastAsia" w:hAnsiTheme="minorEastAsia" w:eastAsiaTheme="minorEastAsia"/>
+          <w:sz w:val="24"/>
+        </w:rPr>
+      </w:pPr>
+    </w:p>
+    <w:p>
+      <w:pPr>
+        <w:spacing w:line="360" w:lineRule="auto"/>
+        <w:ind w:firstLine="480" w:firstLineChars="200"/>
+        <w:rPr>
+          <w:rFonts w:hint="eastAsia" w:asciiTheme="minorEastAsia" w:hAnsiTheme="minorEastAsia" w:eastAsiaTheme="minorEastAsia"/>
+          <w:sz w:val="24"/>
+        </w:rPr>
+      </w:pPr>
+    </w:p>
+    <w:p>
+      <w:pPr>
+        <w:pStyle w:val="169"/>
+        <w:bidi w:val="0"/>
+        <w:rPr>
+          <w:rFonts w:hint="eastAsia"/>
+        </w:rPr>
+      </w:pPr>
+    </w:p>
+    <w:p>
+      <w:pPr>
+        <w:pStyle w:val="169"/>
+        <w:bidi w:val="0"/>
+        <w:rPr>
+          <w:rFonts w:hint="eastAsia"/>
+        </w:rPr>
+      </w:pPr>
+    </w:p>
+    <w:p>
+      <w:pPr>
+        <w:pStyle w:val="169"/>
+        <w:bidi w:val="0"/>
+        <w:rPr>
+          <w:rFonts w:hint="eastAsia"/>
+        </w:rPr>
+      </w:pPr>
+    </w:p>
+    <w:p>
+      <w:pPr>
+        <w:pStyle w:val="169"/>
+        <w:bidi w:val="0"/>
+        <w:rPr>
+          <w:rFonts w:hint="default"/>
+          <w:lang w:val="en-US" w:eastAsia="zh-CN"/>
+        </w:rPr>
+      </w:pPr>
+    </w:p>
+    <w:p>
+      <w:pPr>
+        <w:pStyle w:val="6"/>
+        <w:bidi w:val="0"/>
+        <w:rPr>
+          <w:rFonts w:hint="eastAsia"/>
+          <w:i w:val="0"/>
+          <w:iCs w:val="0"/>
+          <w:lang w:val="en-US" w:eastAsia="zh-CN"/>
+        </w:rPr>
+      </w:pPr>
+      <w:r>
+        <w:rPr>
+          <w:rFonts w:hint="eastAsia"/>
+          <w:i w:val="0"/>
+          <w:iCs w:val="0"/>
+          <w:lang w:val="en-US" w:eastAsia="zh-CN"/>
+        </w:rPr>
+        <w:t xml:space="preserve">  IPO表设计</w:t>
       </w:r>
     </w:p>
     <w:tbl>
@@ -3663,7 +11372,6 @@
             <w:insideH w:val="none" w:color="auto" w:sz="0" w:space="0"/>
             <w:insideV w:val="none" w:color="auto" w:sz="0" w:space="0"/>
           </w:tblBorders>
-          <w:shd w:val="clear" w:color="auto" w:fill="auto"/>
           <w:tblCellMar>
             <w:top w:w="15" w:type="dxa"/>
             <w:left w:w="15" w:type="dxa"/>
@@ -3860,7 +11568,7 @@
           <w:iCs w:val="0"/>
           <w:lang w:val="en-US" w:eastAsia="zh-CN"/>
         </w:rPr>
-        <w:t xml:space="preserve"> 概念模型（E-R图）设计</w:t>
+        <w:t xml:space="preserve">  概念模型（E-R图）设计</w:t>
       </w:r>
     </w:p>
     <w:p>
@@ -3895,7 +11603,7 @@
                     </pic:cNvPicPr>
                   </pic:nvPicPr>
                   <pic:blipFill>
-                    <a:blip r:embed="rId7"/>
+                    <a:blip r:embed="rId14"/>
                     <a:stretch>
                       <a:fillRect/>
                     </a:stretch>
@@ -3966,8 +11674,22 @@
         </w:rPr>
       </w:pPr>
       <w:r>
+        <w:rPr>
+          <w:rFonts w:hint="eastAsia"/>
+          <w:lang w:val="en-US" w:eastAsia="zh-CN"/>
+        </w:rPr>
+        <w:t xml:space="preserve"> </w:t>
+      </w:r>
+      <w:r>
         <w:t>对性能的规定</w:t>
       </w:r>
+    </w:p>
+    <w:p>
+      <w:pPr>
+        <w:rPr>
+          <w:rFonts w:hint="eastAsia"/>
+        </w:rPr>
+      </w:pPr>
     </w:p>
     <w:p>
       <w:pPr>
@@ -3986,7 +11708,7 @@
           <w:iCs w:val="0"/>
           <w:lang w:val="en-US" w:eastAsia="zh-CN"/>
         </w:rPr>
-        <w:t xml:space="preserve"> </w:t>
+        <w:t xml:space="preserve">  </w:t>
       </w:r>
       <w:r>
         <w:rPr>
@@ -4025,6 +11747,13 @@
       <w:r>
         <w:t>计时精度：程序运行时间限制计时精度为1毫秒（ms）。</w:t>
       </w:r>
+    </w:p>
+    <w:p>
+      <w:pPr>
+        <w:pStyle w:val="171"/>
+        <w:bidi w:val="0"/>
+        <w:ind w:left="0" w:leftChars="0" w:firstLine="480" w:firstLineChars="200"/>
+      </w:pPr>
     </w:p>
     <w:p>
       <w:pPr>
@@ -4043,7 +11772,7 @@
           <w:iCs w:val="0"/>
           <w:lang w:val="en-US" w:eastAsia="zh-CN"/>
         </w:rPr>
-        <w:t xml:space="preserve"> </w:t>
+        <w:t xml:space="preserve">  </w:t>
       </w:r>
       <w:r>
         <w:rPr>
@@ -4092,6 +11821,12 @@
       <w:r>
         <w:t>更新处理时间：排行榜与热力图为实时计算更新，延迟＜1秒。</w:t>
       </w:r>
+    </w:p>
+    <w:p>
+      <w:pPr>
+        <w:pStyle w:val="171"/>
+        <w:bidi w:val="0"/>
+      </w:pPr>
     </w:p>
     <w:p>
       <w:pPr>
@@ -4109,7 +11844,7 @@
           <w:iCs w:val="0"/>
           <w:lang w:val="en-US" w:eastAsia="zh-CN"/>
         </w:rPr>
-        <w:t xml:space="preserve"> </w:t>
+        <w:t xml:space="preserve">  </w:t>
       </w:r>
       <w:r>
         <w:rPr>
@@ -4119,6 +11854,7 @@
         <w:t>灵活性要求</w:t>
       </w:r>
     </w:p>
+    <w:p/>
     <w:p>
       <w:pPr>
         <w:pStyle w:val="171"/>
@@ -4178,6 +11914,13 @@
         </w:rPr>
       </w:pPr>
       <w:r>
+        <w:rPr>
+          <w:rFonts w:hint="eastAsia"/>
+          <w:lang w:val="en-US" w:eastAsia="zh-CN"/>
+        </w:rPr>
+        <w:t xml:space="preserve"> </w:t>
+      </w:r>
+      <w:r>
         <w:t>输入输出要求</w:t>
       </w:r>
     </w:p>
@@ -4298,6 +12041,13 @@
         </w:rPr>
       </w:pPr>
       <w:r>
+        <w:rPr>
+          <w:rFonts w:hint="eastAsia"/>
+          <w:lang w:val="en-US" w:eastAsia="zh-CN"/>
+        </w:rPr>
+        <w:t xml:space="preserve"> </w:t>
+      </w:r>
+      <w:r>
         <w:t>数据管理能力要求</w:t>
       </w:r>
     </w:p>
@@ -4379,6 +12129,13 @@
         </w:rPr>
       </w:pPr>
       <w:r>
+        <w:rPr>
+          <w:rFonts w:hint="eastAsia"/>
+          <w:lang w:val="en-US" w:eastAsia="zh-CN"/>
+        </w:rPr>
+        <w:t xml:space="preserve"> </w:t>
+      </w:r>
+      <w:r>
         <w:t>故障处理要求</w:t>
       </w:r>
     </w:p>
@@ -4540,6 +12297,13 @@
         </w:rPr>
       </w:pPr>
       <w:r>
+        <w:rPr>
+          <w:rFonts w:hint="eastAsia"/>
+          <w:lang w:val="en-US" w:eastAsia="zh-CN"/>
+        </w:rPr>
+        <w:t xml:space="preserve"> </w:t>
+      </w:r>
+      <w:r>
         <w:t>其他专门要求</w:t>
       </w:r>
     </w:p>
@@ -4602,6 +12366,13 @@
         </w:rPr>
       </w:pPr>
       <w:r>
+        <w:rPr>
+          <w:rFonts w:hint="eastAsia"/>
+          <w:lang w:val="en-US" w:eastAsia="zh-CN"/>
+        </w:rPr>
+        <w:t xml:space="preserve"> </w:t>
+      </w:r>
+      <w:r>
         <w:t>运行环境规定</w:t>
       </w:r>
     </w:p>
@@ -4623,7 +12394,7 @@
           <w:iCs w:val="0"/>
           <w:lang w:val="en-US" w:eastAsia="zh-CN"/>
         </w:rPr>
-        <w:t xml:space="preserve"> </w:t>
+        <w:t xml:space="preserve">  </w:t>
       </w:r>
       <w:r>
         <w:rPr>
@@ -4661,7 +12432,7 @@
           <w:iCs w:val="0"/>
           <w:lang w:val="en-US" w:eastAsia="zh-CN"/>
         </w:rPr>
-        <w:t xml:space="preserve"> </w:t>
+        <w:t xml:space="preserve">  </w:t>
       </w:r>
       <w:r>
         <w:rPr>
@@ -4701,7 +12472,7 @@
           <w:iCs w:val="0"/>
           <w:lang w:val="en-US" w:eastAsia="zh-CN"/>
         </w:rPr>
-        <w:t xml:space="preserve"> </w:t>
+        <w:t xml:space="preserve">  </w:t>
       </w:r>
       <w:r>
         <w:rPr>
@@ -4775,391 +12546,1008 @@
           <w:iCs w:val="0"/>
           <w:lang w:val="en-US" w:eastAsia="zh-CN"/>
         </w:rPr>
+        <w:t xml:space="preserve">  </w:t>
+      </w:r>
+      <w:r>
+        <w:rPr>
+          <w:i w:val="0"/>
+          <w:iCs w:val="0"/>
+        </w:rPr>
+        <w:t>控制</w:t>
+      </w:r>
+    </w:p>
+    <w:p>
+      <w:pPr>
+        <w:pStyle w:val="171"/>
+        <w:bidi w:val="0"/>
+      </w:pPr>
+      <w:r>
+        <w:t>通过Spring Boot Actuator监控服务健康状态，支持手动重启评测队列；管理员可通过后台管理系统动态调整评测并发数、题目难度系数等参数。</w:t>
+      </w:r>
+    </w:p>
+    <w:p>
+      <w:pPr>
+        <w:rPr>
+          <w:rFonts w:hint="eastAsia"/>
+        </w:rPr>
+      </w:pPr>
+      <w:r>
+        <w:rPr>
+          <w:rFonts w:hint="eastAsia"/>
+        </w:rPr>
+        <w:br w:type="page"/>
+      </w:r>
+    </w:p>
+    <w:p>
+      <w:pPr>
+        <w:pStyle w:val="3"/>
+        <w:keepNext/>
+        <w:keepLines w:val="0"/>
+        <w:pageBreakBefore w:val="0"/>
+        <w:widowControl w:val="0"/>
+        <w:kinsoku/>
+        <w:wordWrap/>
+        <w:overflowPunct/>
+        <w:topLinePunct w:val="0"/>
+        <w:autoSpaceDE/>
+        <w:autoSpaceDN/>
+        <w:bidi w:val="0"/>
+        <w:adjustRightInd/>
+        <w:snapToGrid/>
+        <w:textAlignment w:val="auto"/>
+        <w:rPr>
+          <w:rFonts w:hint="eastAsia"/>
+        </w:rPr>
+      </w:pPr>
+      <w:bookmarkStart w:id="7" w:name="_Toc3944"/>
+      <w:r>
+        <w:rPr>
+          <w:rFonts w:hint="eastAsia"/>
+          <w:lang w:val="en-US" w:eastAsia="zh-CN"/>
+        </w:rPr>
+        <w:t xml:space="preserve"> </w:t>
+      </w:r>
+      <w:r>
+        <w:t>总体设计</w:t>
+      </w:r>
+      <w:bookmarkEnd w:id="7"/>
+    </w:p>
+    <w:p>
+      <w:pPr>
+        <w:rPr>
+          <w:rFonts w:hint="eastAsia"/>
+        </w:rPr>
+      </w:pPr>
+    </w:p>
+    <w:p>
+      <w:pPr>
+        <w:pStyle w:val="4"/>
+        <w:keepNext/>
+        <w:keepLines w:val="0"/>
+        <w:pageBreakBefore w:val="0"/>
+        <w:widowControl w:val="0"/>
+        <w:kinsoku/>
+        <w:wordWrap/>
+        <w:overflowPunct/>
+        <w:topLinePunct w:val="0"/>
+        <w:autoSpaceDE/>
+        <w:autoSpaceDN/>
+        <w:bidi w:val="0"/>
+        <w:adjustRightInd/>
+        <w:snapToGrid/>
+        <w:textAlignment w:val="auto"/>
+        <w:rPr>
+          <w:rFonts w:hint="eastAsia"/>
+          <w:lang w:eastAsia="zh-CN"/>
+        </w:rPr>
+      </w:pPr>
+      <w:bookmarkStart w:id="8" w:name="_Toc3104"/>
+      <w:r>
+        <w:rPr>
+          <w:rFonts w:hint="eastAsia"/>
+          <w:lang w:val="en-US" w:eastAsia="zh-CN"/>
+        </w:rPr>
+        <w:t xml:space="preserve"> </w:t>
+      </w:r>
+      <w:r>
+        <w:rPr>
+          <w:lang w:eastAsia="zh-CN"/>
+        </w:rPr>
+        <w:t>基本设计概念和处理流程</w:t>
+      </w:r>
+      <w:bookmarkEnd w:id="8"/>
+    </w:p>
+    <w:p>
+      <w:pPr>
+        <w:rPr>
+          <w:rFonts w:hint="eastAsia"/>
+          <w:lang w:eastAsia="zh-CN"/>
+        </w:rPr>
+      </w:pPr>
+    </w:p>
+    <w:p>
+      <w:pPr>
+        <w:pStyle w:val="4"/>
+        <w:keepNext/>
+        <w:keepLines w:val="0"/>
+        <w:pageBreakBefore w:val="0"/>
+        <w:widowControl w:val="0"/>
+        <w:kinsoku/>
+        <w:wordWrap/>
+        <w:overflowPunct/>
+        <w:topLinePunct w:val="0"/>
+        <w:autoSpaceDE/>
+        <w:autoSpaceDN/>
+        <w:bidi w:val="0"/>
+        <w:adjustRightInd/>
+        <w:snapToGrid/>
+        <w:textAlignment w:val="auto"/>
+        <w:rPr>
+          <w:rFonts w:hint="eastAsia"/>
+        </w:rPr>
+      </w:pPr>
+      <w:bookmarkStart w:id="9" w:name="_Toc3725"/>
+      <w:r>
+        <w:rPr>
+          <w:rFonts w:hint="eastAsia"/>
+          <w:lang w:val="en-US" w:eastAsia="zh-CN"/>
+        </w:rPr>
+        <w:t xml:space="preserve"> </w:t>
+      </w:r>
+      <w:r>
+        <w:t>系统结构设计</w:t>
+      </w:r>
+      <w:bookmarkEnd w:id="9"/>
+    </w:p>
+    <w:p>
+      <w:pPr>
+        <w:rPr>
+          <w:rFonts w:hint="eastAsia"/>
+        </w:rPr>
+      </w:pPr>
+    </w:p>
+    <w:p>
+      <w:pPr>
+        <w:pStyle w:val="5"/>
+        <w:keepNext/>
+        <w:keepLines w:val="0"/>
+        <w:pageBreakBefore w:val="0"/>
+        <w:widowControl w:val="0"/>
+        <w:kinsoku/>
+        <w:wordWrap/>
+        <w:overflowPunct/>
+        <w:topLinePunct w:val="0"/>
+        <w:autoSpaceDE/>
+        <w:autoSpaceDN/>
+        <w:bidi w:val="0"/>
+        <w:adjustRightInd/>
+        <w:snapToGrid/>
+        <w:spacing w:before="120" w:after="120"/>
+        <w:textAlignment w:val="auto"/>
+        <w:rPr>
+          <w:rFonts w:hint="eastAsia"/>
+        </w:rPr>
+      </w:pPr>
+      <w:r>
+        <w:rPr>
+          <w:rFonts w:hint="eastAsia"/>
+          <w:lang w:val="en-US" w:eastAsia="zh-CN"/>
+        </w:rPr>
+        <w:t xml:space="preserve"> </w:t>
+      </w:r>
+      <w:r>
+        <w:t>软件总体结构</w:t>
+      </w:r>
+    </w:p>
+    <w:p>
+      <w:pPr>
+        <w:rPr>
+          <w:rFonts w:hint="eastAsia"/>
+        </w:rPr>
+      </w:pPr>
+    </w:p>
+    <w:p>
+      <w:pPr>
+        <w:pStyle w:val="5"/>
+        <w:keepNext/>
+        <w:keepLines w:val="0"/>
+        <w:pageBreakBefore w:val="0"/>
+        <w:widowControl w:val="0"/>
+        <w:kinsoku/>
+        <w:wordWrap/>
+        <w:overflowPunct/>
+        <w:topLinePunct w:val="0"/>
+        <w:autoSpaceDE/>
+        <w:autoSpaceDN/>
+        <w:bidi w:val="0"/>
+        <w:adjustRightInd/>
+        <w:snapToGrid/>
+        <w:spacing w:before="120" w:after="120"/>
+        <w:textAlignment w:val="auto"/>
+        <w:rPr>
+          <w:rFonts w:hint="eastAsia"/>
+        </w:rPr>
+      </w:pPr>
+      <w:r>
+        <w:rPr>
+          <w:rFonts w:hint="eastAsia"/>
+          <w:lang w:val="en-US" w:eastAsia="zh-CN"/>
+        </w:rPr>
+        <w:t xml:space="preserve"> </w:t>
+      </w:r>
+      <w:r>
+        <w:t>功能需求与程序的关系</w:t>
+      </w:r>
+    </w:p>
+    <w:p>
+      <w:pPr>
+        <w:rPr>
+          <w:rFonts w:hint="eastAsia"/>
+        </w:rPr>
+      </w:pPr>
+    </w:p>
+    <w:p>
+      <w:pPr>
+        <w:pStyle w:val="4"/>
+        <w:keepNext/>
+        <w:keepLines w:val="0"/>
+        <w:pageBreakBefore w:val="0"/>
+        <w:widowControl w:val="0"/>
+        <w:kinsoku/>
+        <w:wordWrap/>
+        <w:overflowPunct/>
+        <w:topLinePunct w:val="0"/>
+        <w:autoSpaceDE/>
+        <w:autoSpaceDN/>
+        <w:bidi w:val="0"/>
+        <w:adjustRightInd/>
+        <w:snapToGrid/>
+        <w:textAlignment w:val="auto"/>
+        <w:rPr>
+          <w:rFonts w:hint="eastAsia"/>
+        </w:rPr>
+      </w:pPr>
+      <w:bookmarkStart w:id="10" w:name="_Toc15352"/>
+      <w:r>
+        <w:rPr>
+          <w:rFonts w:hint="eastAsia"/>
+          <w:lang w:val="en-US" w:eastAsia="zh-CN"/>
+        </w:rPr>
+        <w:t xml:space="preserve"> </w:t>
+      </w:r>
+      <w:r>
+        <w:t>接口设计</w:t>
+      </w:r>
+      <w:bookmarkEnd w:id="10"/>
+    </w:p>
+    <w:p>
+      <w:pPr>
+        <w:rPr>
+          <w:rFonts w:hint="eastAsia"/>
+        </w:rPr>
+      </w:pPr>
+    </w:p>
+    <w:p>
+      <w:pPr>
+        <w:pStyle w:val="4"/>
+        <w:keepNext/>
+        <w:keepLines w:val="0"/>
+        <w:pageBreakBefore w:val="0"/>
+        <w:widowControl w:val="0"/>
+        <w:kinsoku/>
+        <w:wordWrap/>
+        <w:overflowPunct/>
+        <w:topLinePunct w:val="0"/>
+        <w:autoSpaceDE/>
+        <w:autoSpaceDN/>
+        <w:bidi w:val="0"/>
+        <w:adjustRightInd/>
+        <w:snapToGrid/>
+        <w:textAlignment w:val="auto"/>
+        <w:rPr>
+          <w:rFonts w:hint="eastAsia"/>
+        </w:rPr>
+      </w:pPr>
+      <w:bookmarkStart w:id="11" w:name="_Toc31314"/>
+      <w:r>
+        <w:rPr>
+          <w:rFonts w:hint="eastAsia"/>
+          <w:lang w:val="en-US" w:eastAsia="zh-CN"/>
+        </w:rPr>
+        <w:t xml:space="preserve"> </w:t>
+      </w:r>
+      <w:r>
+        <w:t>运行设计</w:t>
+      </w:r>
+      <w:bookmarkEnd w:id="11"/>
+    </w:p>
+    <w:p>
+      <w:pPr>
+        <w:rPr>
+          <w:rFonts w:hint="eastAsia"/>
+        </w:rPr>
+      </w:pPr>
+    </w:p>
+    <w:p>
+      <w:pPr>
+        <w:pStyle w:val="4"/>
+        <w:keepNext/>
+        <w:keepLines w:val="0"/>
+        <w:pageBreakBefore w:val="0"/>
+        <w:widowControl w:val="0"/>
+        <w:kinsoku/>
+        <w:wordWrap/>
+        <w:overflowPunct/>
+        <w:topLinePunct w:val="0"/>
+        <w:autoSpaceDE/>
+        <w:autoSpaceDN/>
+        <w:bidi w:val="0"/>
+        <w:adjustRightInd/>
+        <w:snapToGrid/>
+        <w:textAlignment w:val="auto"/>
+        <w:rPr>
+          <w:rFonts w:hint="eastAsia"/>
+          <w:lang w:eastAsia="zh-CN"/>
+        </w:rPr>
+      </w:pPr>
+      <w:bookmarkStart w:id="12" w:name="_Toc32096"/>
+      <w:r>
+        <w:rPr>
+          <w:rFonts w:hint="eastAsia"/>
+          <w:lang w:val="en-US" w:eastAsia="zh-CN"/>
+        </w:rPr>
+        <w:t xml:space="preserve"> </w:t>
+      </w:r>
+      <w:r>
+        <w:rPr>
+          <w:lang w:eastAsia="zh-CN"/>
+        </w:rPr>
+        <w:t>概念模型（E-R图）设计</w:t>
+      </w:r>
+      <w:bookmarkEnd w:id="12"/>
+    </w:p>
+    <w:p>
+      <w:pPr>
+        <w:rPr>
+          <w:rFonts w:hint="eastAsia"/>
+          <w:lang w:eastAsia="zh-CN"/>
+        </w:rPr>
+      </w:pPr>
+    </w:p>
+    <w:p>
+      <w:pPr>
+        <w:pStyle w:val="4"/>
+        <w:keepNext/>
+        <w:keepLines w:val="0"/>
+        <w:pageBreakBefore w:val="0"/>
+        <w:widowControl w:val="0"/>
+        <w:kinsoku/>
+        <w:wordWrap/>
+        <w:overflowPunct/>
+        <w:topLinePunct w:val="0"/>
+        <w:autoSpaceDE/>
+        <w:autoSpaceDN/>
+        <w:bidi w:val="0"/>
+        <w:adjustRightInd/>
+        <w:snapToGrid/>
+        <w:textAlignment w:val="auto"/>
+        <w:rPr>
+          <w:rFonts w:hint="eastAsia"/>
+        </w:rPr>
+      </w:pPr>
+      <w:bookmarkStart w:id="13" w:name="_Toc17425"/>
+      <w:r>
+        <w:rPr>
+          <w:rFonts w:hint="eastAsia"/>
+          <w:lang w:val="en-US" w:eastAsia="zh-CN"/>
+        </w:rPr>
+        <w:t xml:space="preserve"> </w:t>
+      </w:r>
+      <w:r>
+        <w:t>系统出错处理设计</w:t>
+      </w:r>
+      <w:bookmarkEnd w:id="13"/>
+    </w:p>
+    <w:p>
+      <w:pPr>
+        <w:rPr>
+          <w:rFonts w:hint="eastAsia"/>
+        </w:rPr>
+      </w:pPr>
+    </w:p>
+    <w:p>
+      <w:pPr>
+        <w:pStyle w:val="4"/>
+        <w:keepNext/>
+        <w:keepLines w:val="0"/>
+        <w:pageBreakBefore w:val="0"/>
+        <w:widowControl w:val="0"/>
+        <w:kinsoku/>
+        <w:wordWrap/>
+        <w:overflowPunct/>
+        <w:topLinePunct w:val="0"/>
+        <w:autoSpaceDE/>
+        <w:autoSpaceDN/>
+        <w:bidi w:val="0"/>
+        <w:adjustRightInd/>
+        <w:snapToGrid/>
+        <w:textAlignment w:val="auto"/>
+        <w:rPr>
+          <w:rFonts w:hint="eastAsia"/>
+        </w:rPr>
+      </w:pPr>
+      <w:bookmarkStart w:id="14" w:name="_Toc8673"/>
+      <w:r>
+        <w:rPr>
+          <w:rFonts w:hint="eastAsia"/>
+          <w:lang w:val="en-US" w:eastAsia="zh-CN"/>
+        </w:rPr>
+        <w:t xml:space="preserve"> </w:t>
+      </w:r>
+      <w:r>
+        <w:t>系统维护设计</w:t>
+      </w:r>
+      <w:bookmarkEnd w:id="14"/>
+    </w:p>
+    <w:p>
+      <w:pPr>
+        <w:rPr>
+          <w:rFonts w:hint="eastAsia"/>
+        </w:rPr>
+      </w:pPr>
+    </w:p>
+    <w:p>
+      <w:pPr>
+        <w:rPr>
+          <w:rFonts w:hint="eastAsia"/>
+        </w:rPr>
+      </w:pPr>
+    </w:p>
+    <w:p>
+      <w:pPr>
+        <w:rPr>
+          <w:rFonts w:hint="eastAsia"/>
+        </w:rPr>
+      </w:pPr>
+    </w:p>
+    <w:p>
+      <w:pPr>
+        <w:rPr>
+          <w:rFonts w:hint="eastAsia"/>
+        </w:rPr>
+      </w:pPr>
+    </w:p>
+    <w:p>
+      <w:pPr>
+        <w:rPr>
+          <w:rFonts w:hint="eastAsia"/>
+        </w:rPr>
+      </w:pPr>
+    </w:p>
+    <w:p>
+      <w:pPr>
+        <w:rPr>
+          <w:rFonts w:hint="eastAsia"/>
+        </w:rPr>
+      </w:pPr>
+    </w:p>
+    <w:p>
+      <w:pPr>
+        <w:rPr>
+          <w:rFonts w:hint="eastAsia"/>
+        </w:rPr>
+      </w:pPr>
+    </w:p>
+    <w:p>
+      <w:pPr>
+        <w:pStyle w:val="3"/>
+        <w:rPr>
+          <w:rFonts w:hint="eastAsia"/>
+        </w:rPr>
+      </w:pPr>
+      <w:bookmarkStart w:id="15" w:name="_Toc20086"/>
+      <w:r>
+        <w:rPr>
+          <w:rFonts w:hint="eastAsia"/>
+          <w:lang w:val="en-US" w:eastAsia="zh-CN"/>
+        </w:rPr>
+        <w:t xml:space="preserve"> </w:t>
+      </w:r>
+      <w:r>
+        <w:t>详细设计</w:t>
+      </w:r>
+      <w:bookmarkEnd w:id="15"/>
+    </w:p>
+    <w:p>
+      <w:pPr>
+        <w:rPr>
+          <w:rFonts w:hint="eastAsia"/>
+        </w:rPr>
+      </w:pPr>
+    </w:p>
+    <w:p>
+      <w:pPr>
+        <w:pStyle w:val="4"/>
+        <w:rPr>
+          <w:rFonts w:hint="eastAsia"/>
+        </w:rPr>
+      </w:pPr>
+      <w:bookmarkStart w:id="16" w:name="_Toc9108"/>
+      <w:r>
+        <w:rPr>
+          <w:rFonts w:hint="eastAsia"/>
+          <w:lang w:val="en-US" w:eastAsia="zh-CN"/>
+        </w:rPr>
+        <w:t xml:space="preserve"> </w:t>
+      </w:r>
+      <w:r>
+        <w:t>程序系统的结构</w:t>
+      </w:r>
+      <w:bookmarkEnd w:id="16"/>
+    </w:p>
+    <w:p>
+      <w:pPr>
+        <w:rPr>
+          <w:rFonts w:hint="eastAsia"/>
+        </w:rPr>
+      </w:pPr>
+    </w:p>
+    <w:p>
+      <w:pPr>
+        <w:pStyle w:val="4"/>
+        <w:rPr>
+          <w:rFonts w:hint="eastAsia"/>
+        </w:rPr>
+      </w:pPr>
+      <w:bookmarkStart w:id="17" w:name="_Toc19670"/>
+      <w:r>
+        <w:rPr>
+          <w:rFonts w:hint="eastAsia"/>
+          <w:lang w:val="en-US" w:eastAsia="zh-CN"/>
+        </w:rPr>
+        <w:t xml:space="preserve"> </w:t>
+      </w:r>
+      <w:r>
+        <w:t>模块一设计说明</w:t>
+      </w:r>
+      <w:bookmarkEnd w:id="17"/>
+    </w:p>
+    <w:p>
+      <w:pPr>
+        <w:rPr>
+          <w:rFonts w:hint="eastAsia"/>
+        </w:rPr>
+      </w:pPr>
+    </w:p>
+    <w:p>
+      <w:pPr>
+        <w:pStyle w:val="4"/>
+        <w:rPr>
+          <w:rFonts w:hint="eastAsia"/>
+        </w:rPr>
+      </w:pPr>
+      <w:bookmarkStart w:id="18" w:name="_Toc27568"/>
+      <w:r>
+        <w:rPr>
+          <w:rFonts w:hint="eastAsia"/>
+          <w:lang w:val="en-US" w:eastAsia="zh-CN"/>
+        </w:rPr>
+        <w:t xml:space="preserve"> </w:t>
+      </w:r>
+      <w:r>
+        <w:t>模块二设计说明</w:t>
+      </w:r>
+      <w:bookmarkEnd w:id="18"/>
+    </w:p>
+    <w:p>
+      <w:pPr>
+        <w:rPr>
+          <w:rFonts w:hint="eastAsia"/>
+        </w:rPr>
+      </w:pPr>
+    </w:p>
+    <w:p>
+      <w:pPr>
+        <w:pStyle w:val="4"/>
+        <w:rPr>
+          <w:rFonts w:hint="eastAsia"/>
+        </w:rPr>
+      </w:pPr>
+      <w:bookmarkStart w:id="19" w:name="_Toc16881"/>
+      <w:r>
+        <w:rPr>
+          <w:rFonts w:hint="eastAsia"/>
+          <w:lang w:val="en-US" w:eastAsia="zh-CN"/>
+        </w:rPr>
+        <w:t xml:space="preserve"> </w:t>
+      </w:r>
+      <w:r>
+        <w:t>模块三设计说明</w:t>
+      </w:r>
+      <w:bookmarkEnd w:id="19"/>
+    </w:p>
+    <w:p>
+      <w:pPr>
+        <w:rPr>
+          <w:rFonts w:hint="eastAsia"/>
+        </w:rPr>
+      </w:pPr>
+    </w:p>
+    <w:p>
+      <w:pPr>
+        <w:pStyle w:val="4"/>
+        <w:rPr>
+          <w:rFonts w:hint="eastAsia"/>
+        </w:rPr>
+      </w:pPr>
+      <w:bookmarkStart w:id="20" w:name="_Toc24246"/>
+      <w:r>
+        <w:rPr>
+          <w:rFonts w:hint="eastAsia"/>
+          <w:lang w:val="en-US" w:eastAsia="zh-CN"/>
+        </w:rPr>
+        <w:t xml:space="preserve"> </w:t>
+      </w:r>
+      <w:r>
+        <w:t>人机界面设计</w:t>
+      </w:r>
+      <w:bookmarkEnd w:id="20"/>
+    </w:p>
+    <w:p>
+      <w:pPr>
+        <w:rPr>
+          <w:rFonts w:hint="eastAsia"/>
+        </w:rPr>
+      </w:pPr>
+    </w:p>
+    <w:p>
+      <w:pPr>
+        <w:rPr>
+          <w:rFonts w:hint="eastAsia"/>
+        </w:rPr>
+      </w:pPr>
+    </w:p>
+    <w:p>
+      <w:pPr>
+        <w:rPr>
+          <w:rFonts w:hint="eastAsia"/>
+        </w:rPr>
+      </w:pPr>
+    </w:p>
+    <w:p>
+      <w:pPr>
+        <w:rPr>
+          <w:rFonts w:hint="eastAsia"/>
+        </w:rPr>
+      </w:pPr>
+    </w:p>
+    <w:p>
+      <w:pPr>
+        <w:rPr>
+          <w:rFonts w:hint="eastAsia"/>
+        </w:rPr>
+      </w:pPr>
+    </w:p>
+    <w:p>
+      <w:pPr>
+        <w:rPr>
+          <w:rFonts w:hint="eastAsia"/>
+        </w:rPr>
+      </w:pPr>
+    </w:p>
+    <w:p>
+      <w:pPr>
+        <w:rPr>
+          <w:rFonts w:hint="eastAsia"/>
+        </w:rPr>
+      </w:pPr>
+    </w:p>
+    <w:p>
+      <w:pPr>
+        <w:rPr>
+          <w:rFonts w:hint="eastAsia"/>
+        </w:rPr>
+      </w:pPr>
+    </w:p>
+    <w:p>
+      <w:pPr>
+        <w:rPr>
+          <w:rFonts w:hint="eastAsia"/>
+        </w:rPr>
+      </w:pPr>
+    </w:p>
+    <w:p>
+      <w:pPr>
+        <w:rPr>
+          <w:rFonts w:hint="eastAsia"/>
+        </w:rPr>
+      </w:pPr>
+    </w:p>
+    <w:p>
+      <w:pPr>
+        <w:rPr>
+          <w:rFonts w:hint="eastAsia"/>
+        </w:rPr>
+      </w:pPr>
+    </w:p>
+    <w:p>
+      <w:pPr>
+        <w:rPr>
+          <w:rFonts w:hint="eastAsia"/>
+        </w:rPr>
+      </w:pPr>
+    </w:p>
+    <w:p>
+      <w:pPr>
+        <w:rPr>
+          <w:rFonts w:hint="eastAsia"/>
+        </w:rPr>
+      </w:pPr>
+    </w:p>
+    <w:p>
+      <w:pPr>
+        <w:rPr>
+          <w:rFonts w:hint="eastAsia"/>
+        </w:rPr>
+      </w:pPr>
+    </w:p>
+    <w:p>
+      <w:pPr>
+        <w:pStyle w:val="3"/>
+        <w:rPr>
+          <w:rFonts w:hint="eastAsia"/>
+        </w:rPr>
+      </w:pPr>
+      <w:bookmarkStart w:id="21" w:name="_Toc16892"/>
+      <w:r>
+        <w:rPr>
+          <w:rFonts w:hint="eastAsia"/>
+          <w:lang w:val="en-US" w:eastAsia="zh-CN"/>
+        </w:rPr>
+        <w:t xml:space="preserve"> </w:t>
+      </w:r>
+      <w:r>
+        <w:t>实现与测试</w:t>
+      </w:r>
+      <w:bookmarkEnd w:id="21"/>
+    </w:p>
+    <w:p>
+      <w:pPr>
+        <w:rPr>
+          <w:rFonts w:hint="eastAsia"/>
+        </w:rPr>
+      </w:pPr>
+    </w:p>
+    <w:p>
+      <w:pPr>
+        <w:pStyle w:val="4"/>
+        <w:rPr>
+          <w:rFonts w:hint="eastAsia"/>
+        </w:rPr>
+      </w:pPr>
+      <w:bookmarkStart w:id="22" w:name="_Toc25302"/>
+      <w:r>
+        <w:rPr>
+          <w:rFonts w:hint="eastAsia"/>
+          <w:lang w:val="en-US" w:eastAsia="zh-CN"/>
+        </w:rPr>
+        <w:t xml:space="preserve"> </w:t>
+      </w:r>
+      <w:r>
+        <w:t>开发环境与工具</w:t>
+      </w:r>
+      <w:bookmarkEnd w:id="22"/>
+    </w:p>
+    <w:p>
+      <w:pPr>
+        <w:rPr>
+          <w:rFonts w:hint="eastAsia"/>
+        </w:rPr>
+      </w:pPr>
+    </w:p>
+    <w:p>
+      <w:pPr>
+        <w:pStyle w:val="4"/>
+        <w:rPr>
+          <w:rFonts w:hint="eastAsia"/>
+        </w:rPr>
+      </w:pPr>
+      <w:bookmarkStart w:id="23" w:name="_Toc31223"/>
+      <w:r>
+        <w:rPr>
+          <w:rFonts w:hint="eastAsia"/>
+          <w:lang w:val="en-US" w:eastAsia="zh-CN"/>
+        </w:rPr>
+        <w:t xml:space="preserve"> </w:t>
+      </w:r>
+      <w:r>
+        <w:t>主要功能实现说明</w:t>
+      </w:r>
+      <w:bookmarkEnd w:id="23"/>
+    </w:p>
+    <w:p>
+      <w:pPr>
+        <w:rPr>
+          <w:rFonts w:hint="eastAsia"/>
+        </w:rPr>
+      </w:pPr>
+    </w:p>
+    <w:p>
+      <w:pPr>
+        <w:pStyle w:val="4"/>
+        <w:rPr>
+          <w:rFonts w:hint="eastAsia"/>
+        </w:rPr>
+      </w:pPr>
+      <w:bookmarkStart w:id="24" w:name="_Toc31348"/>
+      <w:r>
+        <w:rPr>
+          <w:rFonts w:hint="eastAsia"/>
+          <w:lang w:val="en-US" w:eastAsia="zh-CN"/>
+        </w:rPr>
+        <w:t xml:space="preserve"> </w:t>
+      </w:r>
+      <w:r>
+        <w:t>测试方案</w:t>
+      </w:r>
+      <w:bookmarkEnd w:id="24"/>
+    </w:p>
+    <w:p>
+      <w:pPr>
+        <w:rPr>
+          <w:rFonts w:hint="eastAsia"/>
+        </w:rPr>
+      </w:pPr>
+    </w:p>
+    <w:p>
+      <w:pPr>
+        <w:pStyle w:val="4"/>
+        <w:rPr>
+          <w:rFonts w:hint="eastAsia"/>
+        </w:rPr>
+      </w:pPr>
+      <w:bookmarkStart w:id="25" w:name="_Toc20109"/>
+      <w:r>
+        <w:rPr>
+          <w:rFonts w:hint="eastAsia"/>
+          <w:lang w:val="en-US" w:eastAsia="zh-CN"/>
+        </w:rPr>
+        <w:t xml:space="preserve"> </w:t>
+      </w:r>
+      <w:r>
+        <w:t>测试用例</w:t>
+      </w:r>
+      <w:bookmarkEnd w:id="25"/>
+    </w:p>
+    <w:p>
+      <w:pPr>
+        <w:rPr>
+          <w:rFonts w:hint="eastAsia"/>
+        </w:rPr>
+      </w:pPr>
+    </w:p>
+    <w:p>
+      <w:pPr>
+        <w:pStyle w:val="4"/>
+        <w:rPr>
+          <w:rFonts w:hint="eastAsia"/>
+        </w:rPr>
+      </w:pPr>
+      <w:bookmarkStart w:id="26" w:name="_Toc7171"/>
+      <w:r>
+        <w:rPr>
+          <w:rFonts w:hint="eastAsia"/>
+          <w:lang w:val="en-US" w:eastAsia="zh-CN"/>
+        </w:rPr>
+        <w:t xml:space="preserve"> </w:t>
+      </w:r>
+      <w:r>
+        <w:t>测试结果分析</w:t>
+      </w:r>
+      <w:bookmarkEnd w:id="26"/>
+    </w:p>
+    <w:p>
+      <w:pPr>
+        <w:pStyle w:val="3"/>
+        <w:rPr>
+          <w:rFonts w:hint="eastAsia"/>
+        </w:rPr>
+      </w:pPr>
+      <w:bookmarkStart w:id="27" w:name="_Toc14095"/>
+      <w:r>
+        <w:rPr>
+          <w:rFonts w:hint="eastAsia"/>
+          <w:lang w:val="en-US" w:eastAsia="zh-CN"/>
+        </w:rPr>
+        <w:t xml:space="preserve"> </w:t>
+      </w:r>
+      <w:r>
+        <w:t>结论</w:t>
+      </w:r>
+      <w:bookmarkEnd w:id="27"/>
+    </w:p>
+    <w:p>
+      <w:pPr>
+        <w:pStyle w:val="3"/>
+        <w:rPr>
+          <w:rFonts w:hint="eastAsia"/>
+        </w:rPr>
+      </w:pPr>
+      <w:bookmarkStart w:id="28" w:name="_Toc31119"/>
+      <w:r>
+        <w:rPr>
+          <w:rFonts w:hint="eastAsia"/>
+          <w:lang w:val="en-US" w:eastAsia="zh-CN"/>
+        </w:rPr>
+        <w:t xml:space="preserve"> </w:t>
+      </w:r>
+      <w:r>
+        <w:t>致谢</w:t>
+      </w:r>
+      <w:bookmarkEnd w:id="28"/>
+    </w:p>
+    <w:p>
+      <w:pPr>
+        <w:pStyle w:val="3"/>
+        <w:rPr>
+          <w:rFonts w:hint="eastAsia"/>
+        </w:rPr>
+      </w:pPr>
+      <w:bookmarkStart w:id="29" w:name="_Toc23893"/>
+      <w:r>
+        <w:rPr>
+          <w:rFonts w:hint="eastAsia"/>
+          <w:lang w:val="en-US" w:eastAsia="zh-CN"/>
+        </w:rPr>
+        <w:t xml:space="preserve"> </w:t>
+      </w:r>
+      <w:r>
+        <w:t>参考文献</w:t>
+      </w:r>
+      <w:bookmarkEnd w:id="29"/>
+    </w:p>
+    <w:p>
+      <w:pPr>
+        <w:pStyle w:val="3"/>
+        <w:rPr>
+          <w:rFonts w:hint="eastAsia"/>
+          <w:lang w:eastAsia="zh-CN"/>
+        </w:rPr>
+      </w:pPr>
+      <w:bookmarkStart w:id="30" w:name="_Toc15780"/>
+      <w:r>
+        <w:rPr>
+          <w:rFonts w:hint="eastAsia"/>
+          <w:lang w:val="en-US" w:eastAsia="zh-CN"/>
+        </w:rPr>
+        <w:t xml:space="preserve"> </w:t>
+      </w:r>
+      <w:r>
+        <w:rPr>
+          <w:lang w:eastAsia="zh-CN"/>
+        </w:rPr>
+        <w:t>附录A  源代码（关键部分）</w:t>
+      </w:r>
+      <w:bookmarkEnd w:id="30"/>
+    </w:p>
+    <w:p>
+      <w:pPr>
+        <w:pStyle w:val="3"/>
+        <w:rPr>
+          <w:rFonts w:hint="eastAsia"/>
+          <w:lang w:eastAsia="zh-CN"/>
+        </w:rPr>
+      </w:pPr>
+      <w:bookmarkStart w:id="31" w:name="_Toc4480"/>
+      <w:r>
+        <w:rPr>
+          <w:rFonts w:hint="eastAsia"/>
+          <w:lang w:val="en-US" w:eastAsia="zh-CN"/>
+        </w:rPr>
         <w:t xml:space="preserve"> </w:t>
       </w:r>
       <w:bookmarkStart w:id="32" w:name="_GoBack"/>
       <w:bookmarkEnd w:id="32"/>
-      <w:r>
-        <w:rPr>
-          <w:i w:val="0"/>
-          <w:iCs w:val="0"/>
-        </w:rPr>
-        <w:t>控制</w:t>
-      </w:r>
-    </w:p>
-    <w:p>
-      <w:pPr>
-        <w:pStyle w:val="171"/>
-        <w:bidi w:val="0"/>
-      </w:pPr>
-      <w:r>
-        <w:t>通过Spring Boot Actuator监控服务健康状态，支持手动重启评测队列；管理员可通过后台管理系统动态调整评测并发数、题目难度系数等参数。</w:t>
-      </w:r>
-    </w:p>
-    <w:p>
-      <w:pPr>
-        <w:rPr>
-          <w:rFonts w:hint="eastAsia"/>
-        </w:rPr>
-      </w:pPr>
-    </w:p>
-    <w:p>
-      <w:pPr>
-        <w:pStyle w:val="3"/>
-        <w:rPr>
-          <w:rFonts w:hint="eastAsia"/>
-        </w:rPr>
-      </w:pPr>
-      <w:bookmarkStart w:id="7" w:name="_Toc3944"/>
-      <w:r>
-        <w:t>总体设计</w:t>
-      </w:r>
-      <w:bookmarkEnd w:id="7"/>
-    </w:p>
-    <w:p>
-      <w:pPr>
-        <w:pStyle w:val="4"/>
-        <w:rPr>
-          <w:rFonts w:hint="eastAsia"/>
-          <w:lang w:eastAsia="zh-CN"/>
-        </w:rPr>
-      </w:pPr>
-      <w:bookmarkStart w:id="8" w:name="_Toc3104"/>
-      <w:r>
-        <w:rPr>
-          <w:lang w:eastAsia="zh-CN"/>
-        </w:rPr>
-        <w:t>基本设计概念和处理流程</w:t>
-      </w:r>
-      <w:bookmarkEnd w:id="8"/>
-    </w:p>
-    <w:p>
-      <w:pPr>
-        <w:pStyle w:val="4"/>
-        <w:rPr>
-          <w:rFonts w:hint="eastAsia"/>
-        </w:rPr>
-      </w:pPr>
-      <w:bookmarkStart w:id="9" w:name="_Toc3725"/>
-      <w:r>
-        <w:t>系统结构设计</w:t>
-      </w:r>
-      <w:bookmarkEnd w:id="9"/>
-    </w:p>
-    <w:p>
-      <w:pPr>
-        <w:pStyle w:val="5"/>
-        <w:spacing w:before="120" w:after="120"/>
-        <w:rPr>
-          <w:rFonts w:hint="eastAsia"/>
-        </w:rPr>
-      </w:pPr>
-      <w:r>
-        <w:t>软件总体结构</w:t>
-      </w:r>
-    </w:p>
-    <w:p>
-      <w:pPr>
-        <w:pStyle w:val="5"/>
-        <w:spacing w:before="120" w:after="120"/>
-        <w:rPr>
-          <w:rFonts w:hint="eastAsia"/>
-        </w:rPr>
-      </w:pPr>
-      <w:r>
-        <w:t>功能需求与程序的关系</w:t>
-      </w:r>
-    </w:p>
-    <w:p>
-      <w:pPr>
-        <w:pStyle w:val="4"/>
-        <w:rPr>
-          <w:rFonts w:hint="eastAsia"/>
-        </w:rPr>
-      </w:pPr>
-      <w:bookmarkStart w:id="10" w:name="_Toc15352"/>
-      <w:r>
-        <w:t>接口设计</w:t>
-      </w:r>
-      <w:bookmarkEnd w:id="10"/>
-    </w:p>
-    <w:p>
-      <w:pPr>
-        <w:pStyle w:val="4"/>
-        <w:rPr>
-          <w:rFonts w:hint="eastAsia"/>
-        </w:rPr>
-      </w:pPr>
-      <w:bookmarkStart w:id="11" w:name="_Toc31314"/>
-      <w:r>
-        <w:t>运行设计</w:t>
-      </w:r>
-      <w:bookmarkEnd w:id="11"/>
-    </w:p>
-    <w:p>
-      <w:pPr>
-        <w:pStyle w:val="4"/>
-        <w:rPr>
-          <w:rFonts w:hint="eastAsia"/>
-          <w:lang w:eastAsia="zh-CN"/>
-        </w:rPr>
-      </w:pPr>
-      <w:bookmarkStart w:id="12" w:name="_Toc32096"/>
-      <w:r>
-        <w:rPr>
-          <w:lang w:eastAsia="zh-CN"/>
-        </w:rPr>
-        <w:t>概念模型（E-R图）设计</w:t>
-      </w:r>
-      <w:bookmarkEnd w:id="12"/>
-    </w:p>
-    <w:p>
-      <w:pPr>
-        <w:pStyle w:val="4"/>
-        <w:rPr>
-          <w:rFonts w:hint="eastAsia"/>
-        </w:rPr>
-      </w:pPr>
-      <w:bookmarkStart w:id="13" w:name="_Toc17425"/>
-      <w:r>
-        <w:t>系统出错处理设计</w:t>
-      </w:r>
-      <w:bookmarkEnd w:id="13"/>
-    </w:p>
-    <w:p>
-      <w:pPr>
-        <w:pStyle w:val="4"/>
-        <w:rPr>
-          <w:rFonts w:hint="eastAsia"/>
-        </w:rPr>
-      </w:pPr>
-      <w:bookmarkStart w:id="14" w:name="_Toc8673"/>
-      <w:r>
-        <w:t>系统维护设计</w:t>
-      </w:r>
-      <w:bookmarkEnd w:id="14"/>
-    </w:p>
-    <w:p>
-      <w:pPr>
-        <w:pStyle w:val="3"/>
-        <w:rPr>
-          <w:rFonts w:hint="eastAsia"/>
-        </w:rPr>
-      </w:pPr>
-      <w:bookmarkStart w:id="15" w:name="_Toc20086"/>
-      <w:r>
-        <w:t>详细设计</w:t>
-      </w:r>
-      <w:bookmarkEnd w:id="15"/>
-    </w:p>
-    <w:p>
-      <w:pPr>
-        <w:pStyle w:val="4"/>
-        <w:rPr>
-          <w:rFonts w:hint="eastAsia"/>
-        </w:rPr>
-      </w:pPr>
-      <w:bookmarkStart w:id="16" w:name="_Toc9108"/>
-      <w:r>
-        <w:t>程序系统的结构</w:t>
-      </w:r>
-      <w:bookmarkEnd w:id="16"/>
-    </w:p>
-    <w:p>
-      <w:pPr>
-        <w:pStyle w:val="4"/>
-        <w:rPr>
-          <w:rFonts w:hint="eastAsia"/>
-        </w:rPr>
-      </w:pPr>
-      <w:bookmarkStart w:id="17" w:name="_Toc19670"/>
-      <w:r>
-        <w:t>模块一设计说明</w:t>
-      </w:r>
-      <w:bookmarkEnd w:id="17"/>
-    </w:p>
-    <w:p>
-      <w:pPr>
-        <w:pStyle w:val="4"/>
-        <w:rPr>
-          <w:rFonts w:hint="eastAsia"/>
-        </w:rPr>
-      </w:pPr>
-      <w:bookmarkStart w:id="18" w:name="_Toc27568"/>
-      <w:r>
-        <w:t>模块二设计说明</w:t>
-      </w:r>
-      <w:bookmarkEnd w:id="18"/>
-    </w:p>
-    <w:p>
-      <w:pPr>
-        <w:pStyle w:val="4"/>
-        <w:rPr>
-          <w:rFonts w:hint="eastAsia"/>
-        </w:rPr>
-      </w:pPr>
-      <w:bookmarkStart w:id="19" w:name="_Toc16881"/>
-      <w:r>
-        <w:t>模块三设计说明</w:t>
-      </w:r>
-      <w:bookmarkEnd w:id="19"/>
-    </w:p>
-    <w:p>
-      <w:pPr>
-        <w:pStyle w:val="4"/>
-        <w:rPr>
-          <w:rFonts w:hint="eastAsia"/>
-        </w:rPr>
-      </w:pPr>
-      <w:bookmarkStart w:id="20" w:name="_Toc24246"/>
-      <w:r>
-        <w:t>人机界面设计</w:t>
-      </w:r>
-      <w:bookmarkEnd w:id="20"/>
-    </w:p>
-    <w:p>
-      <w:pPr>
-        <w:pStyle w:val="3"/>
-        <w:rPr>
-          <w:rFonts w:hint="eastAsia"/>
-        </w:rPr>
-      </w:pPr>
-      <w:bookmarkStart w:id="21" w:name="_Toc16892"/>
-      <w:r>
-        <w:t>实现与测试</w:t>
-      </w:r>
-      <w:bookmarkEnd w:id="21"/>
-    </w:p>
-    <w:p>
-      <w:pPr>
-        <w:pStyle w:val="4"/>
-        <w:rPr>
-          <w:rFonts w:hint="eastAsia"/>
-        </w:rPr>
-      </w:pPr>
-      <w:bookmarkStart w:id="22" w:name="_Toc25302"/>
-      <w:r>
-        <w:t>开发环境与工具</w:t>
-      </w:r>
-      <w:bookmarkEnd w:id="22"/>
-    </w:p>
-    <w:p>
-      <w:pPr>
-        <w:pStyle w:val="4"/>
-        <w:rPr>
-          <w:rFonts w:hint="eastAsia"/>
-        </w:rPr>
-      </w:pPr>
-      <w:bookmarkStart w:id="23" w:name="_Toc31223"/>
-      <w:r>
-        <w:t>主要功能实现说明</w:t>
-      </w:r>
-      <w:bookmarkEnd w:id="23"/>
-    </w:p>
-    <w:p>
-      <w:pPr>
-        <w:pStyle w:val="4"/>
-        <w:rPr>
-          <w:rFonts w:hint="eastAsia"/>
-        </w:rPr>
-      </w:pPr>
-      <w:bookmarkStart w:id="24" w:name="_Toc31348"/>
-      <w:r>
-        <w:t>测试方案</w:t>
-      </w:r>
-      <w:bookmarkEnd w:id="24"/>
-    </w:p>
-    <w:p>
-      <w:pPr>
-        <w:pStyle w:val="4"/>
-        <w:rPr>
-          <w:rFonts w:hint="eastAsia"/>
-        </w:rPr>
-      </w:pPr>
-      <w:bookmarkStart w:id="25" w:name="_Toc20109"/>
-      <w:r>
-        <w:t>测试用例</w:t>
-      </w:r>
-      <w:bookmarkEnd w:id="25"/>
-    </w:p>
-    <w:p>
-      <w:pPr>
-        <w:pStyle w:val="4"/>
-        <w:rPr>
-          <w:rFonts w:hint="eastAsia"/>
-        </w:rPr>
-      </w:pPr>
-      <w:bookmarkStart w:id="26" w:name="_Toc7171"/>
-      <w:r>
-        <w:t>测试结果分析</w:t>
-      </w:r>
-      <w:bookmarkEnd w:id="26"/>
-    </w:p>
-    <w:p>
-      <w:pPr>
-        <w:pStyle w:val="3"/>
-        <w:rPr>
-          <w:rFonts w:hint="eastAsia"/>
-        </w:rPr>
-      </w:pPr>
-      <w:bookmarkStart w:id="27" w:name="_Toc14095"/>
-      <w:r>
-        <w:t>结论</w:t>
-      </w:r>
-      <w:bookmarkEnd w:id="27"/>
-    </w:p>
-    <w:p>
-      <w:pPr>
-        <w:pStyle w:val="3"/>
-        <w:rPr>
-          <w:rFonts w:hint="eastAsia"/>
-        </w:rPr>
-      </w:pPr>
-      <w:bookmarkStart w:id="28" w:name="_Toc31119"/>
-      <w:r>
-        <w:t>致谢</w:t>
-      </w:r>
-      <w:bookmarkEnd w:id="28"/>
-    </w:p>
-    <w:p>
-      <w:pPr>
-        <w:pStyle w:val="3"/>
-        <w:rPr>
-          <w:rFonts w:hint="eastAsia"/>
-        </w:rPr>
-      </w:pPr>
-      <w:bookmarkStart w:id="29" w:name="_Toc23893"/>
-      <w:r>
-        <w:t>参考文献</w:t>
-      </w:r>
-      <w:bookmarkEnd w:id="29"/>
-    </w:p>
-    <w:p>
-      <w:pPr>
-        <w:pStyle w:val="3"/>
-        <w:rPr>
-          <w:rFonts w:hint="eastAsia"/>
-          <w:lang w:eastAsia="zh-CN"/>
-        </w:rPr>
-      </w:pPr>
-      <w:bookmarkStart w:id="30" w:name="_Toc15780"/>
-      <w:r>
-        <w:rPr>
-          <w:lang w:eastAsia="zh-CN"/>
-        </w:rPr>
-        <w:t>附录A  源代码（关键部分）</w:t>
-      </w:r>
-      <w:bookmarkEnd w:id="30"/>
-    </w:p>
-    <w:p>
-      <w:pPr>
-        <w:pStyle w:val="3"/>
-        <w:rPr>
-          <w:rFonts w:hint="eastAsia"/>
-          <w:lang w:eastAsia="zh-CN"/>
-        </w:rPr>
-      </w:pPr>
-      <w:bookmarkStart w:id="31" w:name="_Toc4480"/>
       <w:r>
         <w:rPr>
           <w:lang w:eastAsia="zh-CN"/>
@@ -21695,10 +30083,27 @@
 </file>
 
 <file path=customXml/item1.xml><?xml version="1.0" encoding="utf-8"?>
+<s:customData xmlns="http://www.wps.cn/officeDocument/2013/wpsCustomData" xmlns:s="http://www.wps.cn/officeDocument/2013/wpsCustomData">
+  <customSectProps/>
+  <customShpExts>
+    <customShpInfo spid="_x0000_s1026" textRotate="1"/>
+  </customShpExts>
+</s:customData>
+</file>
+
+<file path=customXml/item2.xml><?xml version="1.0" encoding="utf-8"?>
 <b:Sources xmlns:b="http://schemas.openxmlformats.org/officeDocument/2006/bibliography" xmlns="http://schemas.openxmlformats.org/officeDocument/2006/bibliography" SelectedStyle="/APA.XSL" StyleName="APA"/>
 </file>
 
 <file path=customXml/itemProps1.xml><?xml version="1.0" encoding="utf-8"?>
+<ds:datastoreItem xmlns:ds="http://schemas.openxmlformats.org/officeDocument/2006/customXml" ds:itemID="{B1977F7D-205B-4081-913C-38D41E755F92}">
+  <ds:schemaRefs>
+    <ds:schemaRef ds:uri="http://www.wps.cn/officeDocument/2013/wpsCustomData"/>
+  </ds:schemaRefs>
+</ds:datastoreItem>
+</file>
+
+<file path=customXml/itemProps2.xml><?xml version="1.0" encoding="utf-8"?>
 <ds:datastoreItem xmlns:ds="http://schemas.openxmlformats.org/officeDocument/2006/customXml" ds:itemID="{EF278816-EC6F-A645-907D-7F25AECB1D4A}">
   <ds:schemaRefs/>
 </ds:datastoreItem>

--- a/软件工程课程设计报告.docx
+++ b/软件工程课程设计报告.docx
@@ -3125,12 +3125,13 @@
         <w:t>）</w:t>
       </w:r>
     </w:p>
+    <w:p/>
     <w:p>
       <w:pPr>
         <w:pStyle w:val="171"/>
         <w:bidi w:val="0"/>
         <w:rPr>
-          <w:rFonts w:hint="default" w:eastAsia="宋体"/>
+          <w:rFonts w:hint="eastAsia"/>
           <w:lang w:val="en-US" w:eastAsia="zh-CN"/>
         </w:rPr>
       </w:pPr>
@@ -3144,18 +3145,73 @@
         </w:rPr>
         <w:t>顶层，一层和二层数据流图</w:t>
       </w:r>
+      <w:bookmarkStart w:id="32" w:name="_GoBack"/>
+      <w:bookmarkEnd w:id="32"/>
     </w:p>
     <w:p>
       <w:pPr>
         <w:pStyle w:val="171"/>
         <w:bidi w:val="0"/>
+        <w:rPr>
+          <w:rFonts w:hint="eastAsia"/>
+          <w:lang w:val="en-US" w:eastAsia="zh-CN"/>
+        </w:rPr>
       </w:pPr>
     </w:p>
     <w:p>
       <w:pPr>
         <w:pStyle w:val="171"/>
         <w:bidi w:val="0"/>
-      </w:pPr>
+        <w:ind w:left="0" w:leftChars="0" w:firstLine="0" w:firstLineChars="0"/>
+        <w:jc w:val="center"/>
+        <w:rPr>
+          <w:rFonts w:hint="eastAsia" w:eastAsia="宋体"/>
+          <w:lang w:eastAsia="zh-CN"/>
+        </w:rPr>
+      </w:pPr>
+      <w:r>
+        <w:rPr>
+          <w:rFonts w:hint="eastAsia" w:eastAsia="宋体"/>
+          <w:lang w:eastAsia="zh-CN"/>
+        </w:rPr>
+        <w:drawing>
+          <wp:inline distT="0" distB="0" distL="114300" distR="114300">
+            <wp:extent cx="5572760" cy="1450340"/>
+            <wp:effectExtent l="0" t="0" r="2540" b="10160"/>
+            <wp:docPr id="1" name="图片 1" descr="800ce62d9e08322c616fdd8a6a647278"/>
+            <wp:cNvGraphicFramePr>
+              <a:graphicFrameLocks xmlns:a="http://schemas.openxmlformats.org/drawingml/2006/main" noChangeAspect="1"/>
+            </wp:cNvGraphicFramePr>
+            <a:graphic xmlns:a="http://schemas.openxmlformats.org/drawingml/2006/main">
+              <a:graphicData uri="http://schemas.openxmlformats.org/drawingml/2006/picture">
+                <pic:pic xmlns:pic="http://schemas.openxmlformats.org/drawingml/2006/picture">
+                  <pic:nvPicPr>
+                    <pic:cNvPr id="1" name="图片 1" descr="800ce62d9e08322c616fdd8a6a647278"/>
+                    <pic:cNvPicPr>
+                      <a:picLocks noChangeAspect="1"/>
+                    </pic:cNvPicPr>
+                  </pic:nvPicPr>
+                  <pic:blipFill>
+                    <a:blip r:embed="rId7"/>
+                    <a:stretch>
+                      <a:fillRect/>
+                    </a:stretch>
+                  </pic:blipFill>
+                  <pic:spPr>
+                    <a:xfrm>
+                      <a:off x="0" y="0"/>
+                      <a:ext cx="5572760" cy="1450340"/>
+                    </a:xfrm>
+                    <a:prstGeom prst="rect">
+                      <a:avLst/>
+                    </a:prstGeom>
+                  </pic:spPr>
+                </pic:pic>
+              </a:graphicData>
+            </a:graphic>
+          </wp:inline>
+        </w:drawing>
+      </w:r>
     </w:p>
     <w:p>
       <w:pPr>
@@ -3179,6 +3235,20 @@
         </w:rPr>
         <w:t>顶层数据流图</w:t>
       </w:r>
+    </w:p>
+    <w:p>
+      <w:pPr>
+        <w:pStyle w:val="171"/>
+        <w:bidi w:val="0"/>
+        <w:ind w:left="0" w:leftChars="0" w:firstLine="0" w:firstLineChars="0"/>
+        <w:jc w:val="center"/>
+        <w:rPr>
+          <w:rFonts w:hint="eastAsia"/>
+          <w:sz w:val="21"/>
+          <w:szCs w:val="21"/>
+          <w:lang w:val="en-US" w:eastAsia="zh-CN"/>
+        </w:rPr>
+      </w:pPr>
     </w:p>
     <w:p>
       <w:pPr>
@@ -3210,7 +3280,7 @@
                     </pic:cNvPicPr>
                   </pic:nvPicPr>
                   <pic:blipFill>
-                    <a:blip r:embed="rId7"/>
+                    <a:blip r:embed="rId8"/>
                     <a:stretch>
                       <a:fillRect/>
                     </a:stretch>
@@ -3300,7 +3370,7 @@
                     </pic:cNvPicPr>
                   </pic:nvPicPr>
                   <pic:blipFill>
-                    <a:blip r:embed="rId8"/>
+                    <a:blip r:embed="rId9"/>
                     <a:stretch>
                       <a:fillRect/>
                     </a:stretch>
@@ -3394,7 +3464,7 @@
                     </pic:cNvPicPr>
                   </pic:nvPicPr>
                   <pic:blipFill>
-                    <a:blip r:embed="rId9"/>
+                    <a:blip r:embed="rId10"/>
                     <a:stretch>
                       <a:fillRect/>
                     </a:stretch>
@@ -3474,7 +3544,7 @@
                     </pic:cNvPicPr>
                   </pic:nvPicPr>
                   <pic:blipFill>
-                    <a:blip r:embed="rId10"/>
+                    <a:blip r:embed="rId11"/>
                     <a:stretch>
                       <a:fillRect/>
                     </a:stretch>
@@ -3554,7 +3624,7 @@
                     </pic:cNvPicPr>
                   </pic:nvPicPr>
                   <pic:blipFill>
-                    <a:blip r:embed="rId11"/>
+                    <a:blip r:embed="rId12"/>
                     <a:stretch>
                       <a:fillRect/>
                     </a:stretch>
@@ -3632,7 +3702,7 @@
                     </pic:cNvPicPr>
                   </pic:nvPicPr>
                   <pic:blipFill>
-                    <a:blip r:embed="rId12"/>
+                    <a:blip r:embed="rId13"/>
                     <a:stretch>
                       <a:fillRect/>
                     </a:stretch>
@@ -3712,7 +3782,7 @@
                     </pic:cNvPicPr>
                   </pic:nvPicPr>
                   <pic:blipFill>
-                    <a:blip r:embed="rId13"/>
+                    <a:blip r:embed="rId14"/>
                     <a:stretch>
                       <a:fillRect/>
                     </a:stretch>
@@ -10870,7 +10940,6 @@
             <w:insideH w:val="none" w:color="auto" w:sz="0" w:space="0"/>
             <w:insideV w:val="none" w:color="auto" w:sz="0" w:space="0"/>
           </w:tblBorders>
-          <w:shd w:val="clear" w:color="auto" w:fill="auto"/>
           <w:tblCellMar>
             <w:top w:w="15" w:type="dxa"/>
             <w:left w:w="15" w:type="dxa"/>
@@ -11168,7 +11237,6 @@
             <w:insideH w:val="none" w:color="auto" w:sz="0" w:space="0"/>
             <w:insideV w:val="none" w:color="auto" w:sz="0" w:space="0"/>
           </w:tblBorders>
-          <w:shd w:val="clear" w:color="auto" w:fill="auto"/>
           <w:tblCellMar>
             <w:top w:w="15" w:type="dxa"/>
             <w:left w:w="15" w:type="dxa"/>
@@ -11603,7 +11671,7 @@
                     </pic:cNvPicPr>
                   </pic:nvPicPr>
                   <pic:blipFill>
-                    <a:blip r:embed="rId14"/>
+                    <a:blip r:embed="rId15"/>
                     <a:stretch>
                       <a:fillRect/>
                     </a:stretch>
@@ -13546,8 +13614,6 @@
         </w:rPr>
         <w:t xml:space="preserve"> </w:t>
       </w:r>
-      <w:bookmarkStart w:id="32" w:name="_GoBack"/>
-      <w:bookmarkEnd w:id="32"/>
       <w:r>
         <w:rPr>
           <w:lang w:eastAsia="zh-CN"/>
@@ -17681,7 +17747,7 @@
     <w:lsdException w:uiPriority="99" w:name="index 7"/>
     <w:lsdException w:uiPriority="99" w:name="index 8"/>
     <w:lsdException w:uiPriority="99" w:name="index 9"/>
-    <w:lsdException w:uiPriority="39" w:name="toc 1"/>
+    <w:lsdException w:qFormat="1" w:uiPriority="39" w:name="toc 1"/>
     <w:lsdException w:qFormat="1" w:uiPriority="39" w:name="toc 2"/>
     <w:lsdException w:uiPriority="39" w:name="toc 3"/>
     <w:lsdException w:uiPriority="39" w:name="toc 4"/>
@@ -17754,7 +17820,7 @@
     <w:lsdException w:uiPriority="99" w:name="Document Map"/>
     <w:lsdException w:uiPriority="99" w:name="Plain Text"/>
     <w:lsdException w:uiPriority="99" w:name="E-mail Signature"/>
-    <w:lsdException w:uiPriority="99" w:name="Normal (Web)"/>
+    <w:lsdException w:qFormat="1" w:uiPriority="99" w:name="Normal (Web)"/>
     <w:lsdException w:uiPriority="99" w:name="HTML Acronym"/>
     <w:lsdException w:uiPriority="99" w:name="HTML Address"/>
     <w:lsdException w:uiPriority="99" w:name="HTML Cite"/>
@@ -17765,7 +17831,7 @@
     <w:lsdException w:uiPriority="99" w:name="HTML Sample"/>
     <w:lsdException w:uiPriority="99" w:name="HTML Typewriter"/>
     <w:lsdException w:uiPriority="99" w:name="HTML Variable"/>
-    <w:lsdException w:uiPriority="99" w:name="Normal Table"/>
+    <w:lsdException w:qFormat="1" w:uiPriority="99" w:name="Normal Table"/>
     <w:lsdException w:uiPriority="99" w:name="annotation subject"/>
     <w:lsdException w:uiPriority="99" w:name="Table Simple 1"/>
     <w:lsdException w:uiPriority="99" w:name="Table Simple 2"/>
@@ -18194,6 +18260,7 @@
     <w:name w:val="Normal Table"/>
     <w:semiHidden/>
     <w:unhideWhenUsed/>
+    <w:qFormat/>
     <w:uiPriority w:val="99"/>
     <w:tblPr>
       <w:tblCellMar>
@@ -18431,6 +18498,7 @@
     <w:next w:val="1"/>
     <w:semiHidden/>
     <w:unhideWhenUsed/>
+    <w:qFormat/>
     <w:uiPriority w:val="39"/>
   </w:style>
   <w:style w:type="paragraph" w:styleId="27">
@@ -18541,6 +18609,7 @@
     <w:basedOn w:val="1"/>
     <w:semiHidden/>
     <w:unhideWhenUsed/>
+    <w:qFormat/>
     <w:uiPriority w:val="99"/>
     <w:pPr>
       <w:spacing w:before="100" w:beforeAutospacing="1" w:after="100" w:afterAutospacing="1" w:line="240" w:lineRule="auto"/>
